--- a/NestJS/from-docs/nestjs-notes-02.docx
+++ b/NestJS/from-docs/nestjs-notes-02.docx
@@ -224,6 +224,520 @@
           <w:szCs w:val="28"/>
         </w:rPr>
       </w:pPr>
+      <w:r>
+        <w:rPr>
+          <w:noProof/>
+        </w:rPr>
+        <w:drawing>
+          <wp:inline distT="0" distB="0" distL="0" distR="0" wp14:anchorId="5D01EF20" wp14:editId="07D1CB3D">
+            <wp:extent cx="5943600" cy="1361440"/>
+            <wp:effectExtent l="0" t="0" r="0" b="0"/>
+            <wp:docPr id="4" name="Picture 4"/>
+            <wp:cNvGraphicFramePr>
+              <a:graphicFrameLocks xmlns:a="http://schemas.openxmlformats.org/drawingml/2006/main" noChangeAspect="1"/>
+            </wp:cNvGraphicFramePr>
+            <a:graphic xmlns:a="http://schemas.openxmlformats.org/drawingml/2006/main">
+              <a:graphicData uri="http://schemas.openxmlformats.org/drawingml/2006/picture">
+                <pic:pic xmlns:pic="http://schemas.openxmlformats.org/drawingml/2006/picture">
+                  <pic:nvPicPr>
+                    <pic:cNvPr id="1" name=""/>
+                    <pic:cNvPicPr/>
+                  </pic:nvPicPr>
+                  <pic:blipFill>
+                    <a:blip r:embed="rId7"/>
+                    <a:stretch>
+                      <a:fillRect/>
+                    </a:stretch>
+                  </pic:blipFill>
+                  <pic:spPr>
+                    <a:xfrm>
+                      <a:off x="0" y="0"/>
+                      <a:ext cx="5943600" cy="1361440"/>
+                    </a:xfrm>
+                    <a:prstGeom prst="rect">
+                      <a:avLst/>
+                    </a:prstGeom>
+                  </pic:spPr>
+                </pic:pic>
+              </a:graphicData>
+            </a:graphic>
+          </wp:inline>
+        </w:drawing>
+      </w:r>
+    </w:p>
+    <w:p>
+      <w:pPr>
+        <w:ind w:left="720" w:firstLine="720"/>
+        <w:rPr>
+          <w:rFonts w:ascii="Sakkal Majalla" w:hAnsi="Sakkal Majalla" w:cs="Sakkal Majalla"/>
+          <w:sz w:val="28"/>
+          <w:szCs w:val="28"/>
+        </w:rPr>
+      </w:pPr>
+      <w:r>
+        <w:rPr>
+          <w:rFonts w:ascii="Sakkal Majalla" w:hAnsi="Sakkal Majalla" w:cs="Sakkal Majalla"/>
+          <w:sz w:val="28"/>
+          <w:szCs w:val="28"/>
+        </w:rPr>
+        <w:t>********************************************************</w:t>
+      </w:r>
+    </w:p>
+    <w:p>
+      <w:pPr>
+        <w:rPr>
+          <w:rFonts w:ascii="Sakkal Majalla" w:hAnsi="Sakkal Majalla" w:cs="Sakkal Majalla"/>
+          <w:sz w:val="28"/>
+          <w:szCs w:val="28"/>
+        </w:rPr>
+      </w:pPr>
+      <w:r>
+        <w:rPr>
+          <w:rFonts w:ascii="Sakkal Majalla" w:hAnsi="Sakkal Majalla" w:cs="Sakkal Majalla"/>
+          <w:sz w:val="28"/>
+          <w:szCs w:val="28"/>
+        </w:rPr>
+        <w:t xml:space="preserve">There are several ways to define a provider: you can use </w:t>
+      </w:r>
+      <w:r>
+        <w:rPr>
+          <w:rFonts w:ascii="Sakkal Majalla" w:hAnsi="Sakkal Majalla" w:cs="Sakkal Majalla"/>
+          <w:color w:val="C45911" w:themeColor="accent2" w:themeShade="BF"/>
+          <w:sz w:val="28"/>
+          <w:szCs w:val="28"/>
+        </w:rPr>
+        <w:t>plain values</w:t>
+      </w:r>
+      <w:r>
+        <w:rPr>
+          <w:rFonts w:ascii="Sakkal Majalla" w:hAnsi="Sakkal Majalla" w:cs="Sakkal Majalla"/>
+          <w:sz w:val="28"/>
+          <w:szCs w:val="28"/>
+        </w:rPr>
+        <w:t xml:space="preserve">, </w:t>
+      </w:r>
+      <w:r>
+        <w:rPr>
+          <w:rFonts w:ascii="Sakkal Majalla" w:hAnsi="Sakkal Majalla" w:cs="Sakkal Majalla"/>
+          <w:color w:val="C45911" w:themeColor="accent2" w:themeShade="BF"/>
+          <w:sz w:val="28"/>
+          <w:szCs w:val="28"/>
+        </w:rPr>
+        <w:t>classes</w:t>
+      </w:r>
+      <w:r>
+        <w:rPr>
+          <w:rFonts w:ascii="Sakkal Majalla" w:hAnsi="Sakkal Majalla" w:cs="Sakkal Majalla"/>
+          <w:sz w:val="28"/>
+          <w:szCs w:val="28"/>
+        </w:rPr>
+        <w:t xml:space="preserve">, and </w:t>
+      </w:r>
+      <w:r>
+        <w:rPr>
+          <w:rFonts w:ascii="Sakkal Majalla" w:hAnsi="Sakkal Majalla" w:cs="Sakkal Majalla"/>
+          <w:sz w:val="28"/>
+          <w:szCs w:val="28"/>
+        </w:rPr>
+        <w:t xml:space="preserve">either </w:t>
+      </w:r>
+      <w:r>
+        <w:rPr>
+          <w:rFonts w:ascii="Sakkal Majalla" w:hAnsi="Sakkal Majalla" w:cs="Sakkal Majalla"/>
+          <w:color w:val="C45911" w:themeColor="accent2" w:themeShade="BF"/>
+          <w:sz w:val="28"/>
+          <w:szCs w:val="28"/>
+        </w:rPr>
+        <w:t xml:space="preserve">asynchronous </w:t>
+      </w:r>
+      <w:r>
+        <w:rPr>
+          <w:rFonts w:ascii="Sakkal Majalla" w:hAnsi="Sakkal Majalla" w:cs="Sakkal Majalla"/>
+          <w:sz w:val="28"/>
+          <w:szCs w:val="28"/>
+        </w:rPr>
+        <w:t>or</w:t>
+      </w:r>
+      <w:r>
+        <w:rPr>
+          <w:rFonts w:ascii="Sakkal Majalla" w:hAnsi="Sakkal Majalla" w:cs="Sakkal Majalla"/>
+          <w:sz w:val="28"/>
+          <w:szCs w:val="28"/>
+        </w:rPr>
+        <w:t xml:space="preserve"> </w:t>
+      </w:r>
+      <w:r>
+        <w:rPr>
+          <w:rFonts w:ascii="Sakkal Majalla" w:hAnsi="Sakkal Majalla" w:cs="Sakkal Majalla"/>
+          <w:color w:val="C45911" w:themeColor="accent2" w:themeShade="BF"/>
+          <w:sz w:val="28"/>
+          <w:szCs w:val="28"/>
+        </w:rPr>
+        <w:t xml:space="preserve">synchronous </w:t>
+      </w:r>
+      <w:r>
+        <w:rPr>
+          <w:rFonts w:ascii="Sakkal Majalla" w:hAnsi="Sakkal Majalla" w:cs="Sakkal Majalla"/>
+          <w:sz w:val="28"/>
+          <w:szCs w:val="28"/>
+        </w:rPr>
+        <w:t>factories. </w:t>
+      </w:r>
+    </w:p>
+    <w:p>
+      <w:pPr>
+        <w:ind w:left="720" w:firstLine="720"/>
+        <w:rPr>
+          <w:rFonts w:ascii="Sakkal Majalla" w:hAnsi="Sakkal Majalla" w:cs="Sakkal Majalla"/>
+          <w:sz w:val="28"/>
+          <w:szCs w:val="28"/>
+        </w:rPr>
+      </w:pPr>
+      <w:r>
+        <w:rPr>
+          <w:rFonts w:ascii="Sakkal Majalla" w:hAnsi="Sakkal Majalla" w:cs="Sakkal Majalla"/>
+          <w:sz w:val="28"/>
+          <w:szCs w:val="28"/>
+        </w:rPr>
+        <w:t>********************************************************</w:t>
+      </w:r>
+    </w:p>
+    <w:p>
+      <w:pPr>
+        <w:rPr>
+          <w:rFonts w:ascii="Sakkal Majalla" w:hAnsi="Sakkal Majalla" w:cs="Sakkal Majalla"/>
+          <w:sz w:val="28"/>
+          <w:szCs w:val="28"/>
+        </w:rPr>
+      </w:pPr>
+      <w:r>
+        <w:rPr>
+          <w:noProof/>
+        </w:rPr>
+        <w:lastRenderedPageBreak/>
+        <w:drawing>
+          <wp:inline distT="0" distB="0" distL="0" distR="0" wp14:anchorId="42A0C3B1" wp14:editId="4CE53570">
+            <wp:extent cx="5943600" cy="3475355"/>
+            <wp:effectExtent l="0" t="0" r="0" b="0"/>
+            <wp:docPr id="5" name="Picture 5"/>
+            <wp:cNvGraphicFramePr>
+              <a:graphicFrameLocks xmlns:a="http://schemas.openxmlformats.org/drawingml/2006/main" noChangeAspect="1"/>
+            </wp:cNvGraphicFramePr>
+            <a:graphic xmlns:a="http://schemas.openxmlformats.org/drawingml/2006/main">
+              <a:graphicData uri="http://schemas.openxmlformats.org/drawingml/2006/picture">
+                <pic:pic xmlns:pic="http://schemas.openxmlformats.org/drawingml/2006/picture">
+                  <pic:nvPicPr>
+                    <pic:cNvPr id="1" name=""/>
+                    <pic:cNvPicPr/>
+                  </pic:nvPicPr>
+                  <pic:blipFill>
+                    <a:blip r:embed="rId8"/>
+                    <a:stretch>
+                      <a:fillRect/>
+                    </a:stretch>
+                  </pic:blipFill>
+                  <pic:spPr>
+                    <a:xfrm>
+                      <a:off x="0" y="0"/>
+                      <a:ext cx="5943600" cy="3475355"/>
+                    </a:xfrm>
+                    <a:prstGeom prst="rect">
+                      <a:avLst/>
+                    </a:prstGeom>
+                  </pic:spPr>
+                </pic:pic>
+              </a:graphicData>
+            </a:graphic>
+          </wp:inline>
+        </w:drawing>
+      </w:r>
+    </w:p>
+    <w:p>
+      <w:pPr>
+        <w:ind w:left="720" w:firstLine="720"/>
+        <w:rPr>
+          <w:rFonts w:ascii="Sakkal Majalla" w:hAnsi="Sakkal Majalla" w:cs="Sakkal Majalla"/>
+          <w:sz w:val="28"/>
+          <w:szCs w:val="28"/>
+        </w:rPr>
+      </w:pPr>
+      <w:r>
+        <w:rPr>
+          <w:rFonts w:ascii="Sakkal Majalla" w:hAnsi="Sakkal Majalla" w:cs="Sakkal Majalla"/>
+          <w:sz w:val="28"/>
+          <w:szCs w:val="28"/>
+        </w:rPr>
+        <w:t>********************************************************</w:t>
+      </w:r>
+    </w:p>
+    <w:p>
+      <w:pPr>
+        <w:rPr>
+          <w:rFonts w:ascii="Sakkal Majalla" w:hAnsi="Sakkal Majalla" w:cs="Sakkal Majalla"/>
+          <w:sz w:val="28"/>
+          <w:szCs w:val="28"/>
+        </w:rPr>
+      </w:pPr>
+      <w:r>
+        <w:rPr>
+          <w:noProof/>
+        </w:rPr>
+        <w:drawing>
+          <wp:inline distT="0" distB="0" distL="0" distR="0" wp14:anchorId="4F32D172" wp14:editId="2E0A6FC0">
+            <wp:extent cx="5943600" cy="3587750"/>
+            <wp:effectExtent l="0" t="0" r="0" b="0"/>
+            <wp:docPr id="6" name="Picture 6"/>
+            <wp:cNvGraphicFramePr>
+              <a:graphicFrameLocks xmlns:a="http://schemas.openxmlformats.org/drawingml/2006/main" noChangeAspect="1"/>
+            </wp:cNvGraphicFramePr>
+            <a:graphic xmlns:a="http://schemas.openxmlformats.org/drawingml/2006/main">
+              <a:graphicData uri="http://schemas.openxmlformats.org/drawingml/2006/picture">
+                <pic:pic xmlns:pic="http://schemas.openxmlformats.org/drawingml/2006/picture">
+                  <pic:nvPicPr>
+                    <pic:cNvPr id="1" name=""/>
+                    <pic:cNvPicPr/>
+                  </pic:nvPicPr>
+                  <pic:blipFill>
+                    <a:blip r:embed="rId9"/>
+                    <a:stretch>
+                      <a:fillRect/>
+                    </a:stretch>
+                  </pic:blipFill>
+                  <pic:spPr>
+                    <a:xfrm>
+                      <a:off x="0" y="0"/>
+                      <a:ext cx="5943600" cy="3587750"/>
+                    </a:xfrm>
+                    <a:prstGeom prst="rect">
+                      <a:avLst/>
+                    </a:prstGeom>
+                  </pic:spPr>
+                </pic:pic>
+              </a:graphicData>
+            </a:graphic>
+          </wp:inline>
+        </w:drawing>
+      </w:r>
+    </w:p>
+    <w:p>
+      <w:pPr>
+        <w:ind w:left="720" w:firstLine="720"/>
+        <w:rPr>
+          <w:rFonts w:ascii="Sakkal Majalla" w:hAnsi="Sakkal Majalla" w:cs="Sakkal Majalla"/>
+          <w:sz w:val="28"/>
+          <w:szCs w:val="28"/>
+        </w:rPr>
+      </w:pPr>
+      <w:r>
+        <w:rPr>
+          <w:rFonts w:ascii="Sakkal Majalla" w:hAnsi="Sakkal Majalla" w:cs="Sakkal Majalla"/>
+          <w:sz w:val="28"/>
+          <w:szCs w:val="28"/>
+        </w:rPr>
+        <w:t>********************************************************</w:t>
+      </w:r>
+    </w:p>
+    <w:p>
+      <w:pPr>
+        <w:rPr>
+          <w:rFonts w:ascii="Sakkal Majalla" w:hAnsi="Sakkal Majalla" w:cs="Sakkal Majalla"/>
+          <w:sz w:val="28"/>
+          <w:szCs w:val="28"/>
+        </w:rPr>
+      </w:pPr>
+      <w:r>
+        <w:rPr>
+          <w:noProof/>
+        </w:rPr>
+        <w:lastRenderedPageBreak/>
+        <w:drawing>
+          <wp:inline distT="0" distB="0" distL="0" distR="0" wp14:anchorId="261AAA60" wp14:editId="4F9F04BC">
+            <wp:extent cx="5943600" cy="1267460"/>
+            <wp:effectExtent l="0" t="0" r="0" b="8890"/>
+            <wp:docPr id="7" name="Picture 7"/>
+            <wp:cNvGraphicFramePr>
+              <a:graphicFrameLocks xmlns:a="http://schemas.openxmlformats.org/drawingml/2006/main" noChangeAspect="1"/>
+            </wp:cNvGraphicFramePr>
+            <a:graphic xmlns:a="http://schemas.openxmlformats.org/drawingml/2006/main">
+              <a:graphicData uri="http://schemas.openxmlformats.org/drawingml/2006/picture">
+                <pic:pic xmlns:pic="http://schemas.openxmlformats.org/drawingml/2006/picture">
+                  <pic:nvPicPr>
+                    <pic:cNvPr id="1" name=""/>
+                    <pic:cNvPicPr/>
+                  </pic:nvPicPr>
+                  <pic:blipFill>
+                    <a:blip r:embed="rId10"/>
+                    <a:stretch>
+                      <a:fillRect/>
+                    </a:stretch>
+                  </pic:blipFill>
+                  <pic:spPr>
+                    <a:xfrm>
+                      <a:off x="0" y="0"/>
+                      <a:ext cx="5943600" cy="1267460"/>
+                    </a:xfrm>
+                    <a:prstGeom prst="rect">
+                      <a:avLst/>
+                    </a:prstGeom>
+                  </pic:spPr>
+                </pic:pic>
+              </a:graphicData>
+            </a:graphic>
+          </wp:inline>
+        </w:drawing>
+      </w:r>
+    </w:p>
+    <w:p>
+      <w:pPr>
+        <w:ind w:left="720" w:firstLine="720"/>
+        <w:rPr>
+          <w:rFonts w:ascii="Sakkal Majalla" w:hAnsi="Sakkal Majalla" w:cs="Sakkal Majalla"/>
+          <w:sz w:val="28"/>
+          <w:szCs w:val="28"/>
+        </w:rPr>
+      </w:pPr>
+      <w:r>
+        <w:rPr>
+          <w:rFonts w:ascii="Sakkal Majalla" w:hAnsi="Sakkal Majalla" w:cs="Sakkal Majalla"/>
+          <w:sz w:val="28"/>
+          <w:szCs w:val="28"/>
+        </w:rPr>
+        <w:t>********************************************************</w:t>
+      </w:r>
+    </w:p>
+    <w:p>
+      <w:pPr>
+        <w:rPr>
+          <w:rFonts w:ascii="Sakkal Majalla" w:hAnsi="Sakkal Majalla" w:cs="Sakkal Majalla"/>
+          <w:sz w:val="28"/>
+          <w:szCs w:val="28"/>
+        </w:rPr>
+      </w:pPr>
+      <w:r>
+        <w:rPr>
+          <w:noProof/>
+        </w:rPr>
+        <w:drawing>
+          <wp:inline distT="0" distB="0" distL="0" distR="0" wp14:anchorId="00AA6DF9" wp14:editId="4F056C1A">
+            <wp:extent cx="5943600" cy="3477260"/>
+            <wp:effectExtent l="0" t="0" r="0" b="8890"/>
+            <wp:docPr id="8" name="Picture 8"/>
+            <wp:cNvGraphicFramePr>
+              <a:graphicFrameLocks xmlns:a="http://schemas.openxmlformats.org/drawingml/2006/main" noChangeAspect="1"/>
+            </wp:cNvGraphicFramePr>
+            <a:graphic xmlns:a="http://schemas.openxmlformats.org/drawingml/2006/main">
+              <a:graphicData uri="http://schemas.openxmlformats.org/drawingml/2006/picture">
+                <pic:pic xmlns:pic="http://schemas.openxmlformats.org/drawingml/2006/picture">
+                  <pic:nvPicPr>
+                    <pic:cNvPr id="1" name=""/>
+                    <pic:cNvPicPr/>
+                  </pic:nvPicPr>
+                  <pic:blipFill>
+                    <a:blip r:embed="rId11"/>
+                    <a:stretch>
+                      <a:fillRect/>
+                    </a:stretch>
+                  </pic:blipFill>
+                  <pic:spPr>
+                    <a:xfrm>
+                      <a:off x="0" y="0"/>
+                      <a:ext cx="5943600" cy="3477260"/>
+                    </a:xfrm>
+                    <a:prstGeom prst="rect">
+                      <a:avLst/>
+                    </a:prstGeom>
+                  </pic:spPr>
+                </pic:pic>
+              </a:graphicData>
+            </a:graphic>
+          </wp:inline>
+        </w:drawing>
+      </w:r>
+    </w:p>
+    <w:p>
+      <w:pPr>
+        <w:ind w:left="720" w:firstLine="720"/>
+        <w:rPr>
+          <w:rFonts w:ascii="Sakkal Majalla" w:hAnsi="Sakkal Majalla" w:cs="Sakkal Majalla"/>
+          <w:sz w:val="28"/>
+          <w:szCs w:val="28"/>
+        </w:rPr>
+      </w:pPr>
+      <w:r>
+        <w:rPr>
+          <w:rFonts w:ascii="Sakkal Majalla" w:hAnsi="Sakkal Majalla" w:cs="Sakkal Majalla"/>
+          <w:sz w:val="28"/>
+          <w:szCs w:val="28"/>
+        </w:rPr>
+        <w:t>********************************************************</w:t>
+      </w:r>
+    </w:p>
+    <w:p>
+      <w:pPr>
+        <w:rPr>
+          <w:rFonts w:ascii="Sakkal Majalla" w:hAnsi="Sakkal Majalla" w:cs="Sakkal Majalla"/>
+          <w:sz w:val="28"/>
+          <w:szCs w:val="28"/>
+        </w:rPr>
+      </w:pPr>
+      <w:r>
+        <w:rPr>
+          <w:noProof/>
+        </w:rPr>
+        <w:drawing>
+          <wp:inline distT="0" distB="0" distL="0" distR="0" wp14:anchorId="16ED246D" wp14:editId="390B77AB">
+            <wp:extent cx="6296025" cy="2133600"/>
+            <wp:effectExtent l="0" t="0" r="9525" b="0"/>
+            <wp:docPr id="9" name="Picture 9"/>
+            <wp:cNvGraphicFramePr>
+              <a:graphicFrameLocks xmlns:a="http://schemas.openxmlformats.org/drawingml/2006/main" noChangeAspect="1"/>
+            </wp:cNvGraphicFramePr>
+            <a:graphic xmlns:a="http://schemas.openxmlformats.org/drawingml/2006/main">
+              <a:graphicData uri="http://schemas.openxmlformats.org/drawingml/2006/picture">
+                <pic:pic xmlns:pic="http://schemas.openxmlformats.org/drawingml/2006/picture">
+                  <pic:nvPicPr>
+                    <pic:cNvPr id="1" name=""/>
+                    <pic:cNvPicPr/>
+                  </pic:nvPicPr>
+                  <pic:blipFill>
+                    <a:blip r:embed="rId12"/>
+                    <a:stretch>
+                      <a:fillRect/>
+                    </a:stretch>
+                  </pic:blipFill>
+                  <pic:spPr>
+                    <a:xfrm>
+                      <a:off x="0" y="0"/>
+                      <a:ext cx="6306288" cy="2137078"/>
+                    </a:xfrm>
+                    <a:prstGeom prst="rect">
+                      <a:avLst/>
+                    </a:prstGeom>
+                  </pic:spPr>
+                </pic:pic>
+              </a:graphicData>
+            </a:graphic>
+          </wp:inline>
+        </w:drawing>
+      </w:r>
+    </w:p>
+    <w:p>
+      <w:pPr>
+        <w:ind w:left="720" w:firstLine="720"/>
+        <w:rPr>
+          <w:rFonts w:ascii="Sakkal Majalla" w:hAnsi="Sakkal Majalla" w:cs="Sakkal Majalla"/>
+          <w:sz w:val="28"/>
+          <w:szCs w:val="28"/>
+        </w:rPr>
+      </w:pPr>
+      <w:r>
+        <w:rPr>
+          <w:rFonts w:ascii="Sakkal Majalla" w:hAnsi="Sakkal Majalla" w:cs="Sakkal Majalla"/>
+          <w:sz w:val="28"/>
+          <w:szCs w:val="28"/>
+        </w:rPr>
+        <w:t>********************************************************</w:t>
+      </w:r>
       <w:bookmarkStart w:id="0" w:name="_GoBack"/>
       <w:bookmarkEnd w:id="0"/>
     </w:p>
@@ -630,12 +1144,11 @@
   <w:style w:type="paragraph" w:default="1" w:styleId="Normal">
     <w:name w:val="Normal"/>
     <w:qFormat/>
-    <w:rsid w:val="0005746E"/>
+    <w:rsid w:val="007B3A6C"/>
   </w:style>
   <w:style w:type="character" w:default="1" w:styleId="DefaultParagraphFont">
     <w:name w:val="Default Paragraph Font"/>
     <w:uiPriority w:val="1"/>
-    <w:semiHidden/>
     <w:unhideWhenUsed/>
   </w:style>
   <w:style w:type="table" w:default="1" w:styleId="TableNormal">

--- a/NestJS/from-docs/nestjs-notes-02.docx
+++ b/NestJS/from-docs/nestjs-notes-02.docx
@@ -709,6 +709,4563 @@
                     <a:xfrm>
                       <a:off x="0" y="0"/>
                       <a:ext cx="6306288" cy="2137078"/>
+                    </a:xfrm>
+                    <a:prstGeom prst="rect">
+                      <a:avLst/>
+                    </a:prstGeom>
+                  </pic:spPr>
+                </pic:pic>
+              </a:graphicData>
+            </a:graphic>
+          </wp:inline>
+        </w:drawing>
+      </w:r>
+    </w:p>
+    <w:p>
+      <w:pPr>
+        <w:ind w:left="720" w:firstLine="720"/>
+        <w:rPr>
+          <w:rFonts w:ascii="Sakkal Majalla" w:hAnsi="Sakkal Majalla" w:cs="Sakkal Majalla"/>
+          <w:sz w:val="28"/>
+          <w:szCs w:val="28"/>
+        </w:rPr>
+      </w:pPr>
+      <w:r>
+        <w:rPr>
+          <w:rFonts w:ascii="Sakkal Majalla" w:hAnsi="Sakkal Majalla" w:cs="Sakkal Majalla"/>
+          <w:sz w:val="28"/>
+          <w:szCs w:val="28"/>
+        </w:rPr>
+        <w:t>********************************************************</w:t>
+      </w:r>
+    </w:p>
+    <w:p>
+      <w:pPr>
+        <w:rPr>
+          <w:rFonts w:ascii="Sakkal Majalla" w:hAnsi="Sakkal Majalla" w:cs="Sakkal Majalla"/>
+          <w:sz w:val="28"/>
+          <w:szCs w:val="28"/>
+        </w:rPr>
+      </w:pPr>
+      <w:r>
+        <w:rPr>
+          <w:noProof/>
+        </w:rPr>
+        <w:lastRenderedPageBreak/>
+        <w:drawing>
+          <wp:inline distT="0" distB="0" distL="0" distR="0" wp14:anchorId="7DD6D58C" wp14:editId="231C1F27">
+            <wp:extent cx="5943600" cy="2758440"/>
+            <wp:effectExtent l="0" t="0" r="0" b="3810"/>
+            <wp:docPr id="10" name="Picture 10"/>
+            <wp:cNvGraphicFramePr>
+              <a:graphicFrameLocks xmlns:a="http://schemas.openxmlformats.org/drawingml/2006/main" noChangeAspect="1"/>
+            </wp:cNvGraphicFramePr>
+            <a:graphic xmlns:a="http://schemas.openxmlformats.org/drawingml/2006/main">
+              <a:graphicData uri="http://schemas.openxmlformats.org/drawingml/2006/picture">
+                <pic:pic xmlns:pic="http://schemas.openxmlformats.org/drawingml/2006/picture">
+                  <pic:nvPicPr>
+                    <pic:cNvPr id="1" name=""/>
+                    <pic:cNvPicPr/>
+                  </pic:nvPicPr>
+                  <pic:blipFill>
+                    <a:blip r:embed="rId13"/>
+                    <a:stretch>
+                      <a:fillRect/>
+                    </a:stretch>
+                  </pic:blipFill>
+                  <pic:spPr>
+                    <a:xfrm>
+                      <a:off x="0" y="0"/>
+                      <a:ext cx="5943600" cy="2758440"/>
+                    </a:xfrm>
+                    <a:prstGeom prst="rect">
+                      <a:avLst/>
+                    </a:prstGeom>
+                  </pic:spPr>
+                </pic:pic>
+              </a:graphicData>
+            </a:graphic>
+          </wp:inline>
+        </w:drawing>
+      </w:r>
+    </w:p>
+    <w:p>
+      <w:pPr>
+        <w:ind w:left="720" w:firstLine="720"/>
+        <w:rPr>
+          <w:rFonts w:ascii="Sakkal Majalla" w:hAnsi="Sakkal Majalla" w:cs="Sakkal Majalla"/>
+          <w:sz w:val="28"/>
+          <w:szCs w:val="28"/>
+        </w:rPr>
+      </w:pPr>
+      <w:r>
+        <w:rPr>
+          <w:rFonts w:ascii="Sakkal Majalla" w:hAnsi="Sakkal Majalla" w:cs="Sakkal Majalla"/>
+          <w:sz w:val="28"/>
+          <w:szCs w:val="28"/>
+        </w:rPr>
+        <w:t>********************************************************</w:t>
+      </w:r>
+    </w:p>
+    <w:p>
+      <w:pPr>
+        <w:rPr>
+          <w:rFonts w:ascii="Sakkal Majalla" w:hAnsi="Sakkal Majalla" w:cs="Sakkal Majalla"/>
+          <w:sz w:val="28"/>
+          <w:szCs w:val="28"/>
+        </w:rPr>
+      </w:pPr>
+      <w:r>
+        <w:rPr>
+          <w:noProof/>
+        </w:rPr>
+        <w:drawing>
+          <wp:inline distT="0" distB="0" distL="0" distR="0" wp14:anchorId="12AC1F41" wp14:editId="2884A8F9">
+            <wp:extent cx="5943600" cy="3630930"/>
+            <wp:effectExtent l="0" t="0" r="0" b="7620"/>
+            <wp:docPr id="11" name="Picture 11"/>
+            <wp:cNvGraphicFramePr>
+              <a:graphicFrameLocks xmlns:a="http://schemas.openxmlformats.org/drawingml/2006/main" noChangeAspect="1"/>
+            </wp:cNvGraphicFramePr>
+            <a:graphic xmlns:a="http://schemas.openxmlformats.org/drawingml/2006/main">
+              <a:graphicData uri="http://schemas.openxmlformats.org/drawingml/2006/picture">
+                <pic:pic xmlns:pic="http://schemas.openxmlformats.org/drawingml/2006/picture">
+                  <pic:nvPicPr>
+                    <pic:cNvPr id="1" name=""/>
+                    <pic:cNvPicPr/>
+                  </pic:nvPicPr>
+                  <pic:blipFill>
+                    <a:blip r:embed="rId14"/>
+                    <a:stretch>
+                      <a:fillRect/>
+                    </a:stretch>
+                  </pic:blipFill>
+                  <pic:spPr>
+                    <a:xfrm>
+                      <a:off x="0" y="0"/>
+                      <a:ext cx="5943600" cy="3630930"/>
+                    </a:xfrm>
+                    <a:prstGeom prst="rect">
+                      <a:avLst/>
+                    </a:prstGeom>
+                  </pic:spPr>
+                </pic:pic>
+              </a:graphicData>
+            </a:graphic>
+          </wp:inline>
+        </w:drawing>
+      </w:r>
+    </w:p>
+    <w:p>
+      <w:pPr>
+        <w:ind w:left="720" w:firstLine="720"/>
+        <w:rPr>
+          <w:rFonts w:ascii="Sakkal Majalla" w:hAnsi="Sakkal Majalla" w:cs="Sakkal Majalla"/>
+          <w:sz w:val="28"/>
+          <w:szCs w:val="28"/>
+        </w:rPr>
+      </w:pPr>
+      <w:r>
+        <w:rPr>
+          <w:rFonts w:ascii="Sakkal Majalla" w:hAnsi="Sakkal Majalla" w:cs="Sakkal Majalla"/>
+          <w:sz w:val="28"/>
+          <w:szCs w:val="28"/>
+        </w:rPr>
+        <w:t>********************************************************</w:t>
+      </w:r>
+    </w:p>
+    <w:p>
+      <w:pPr>
+        <w:rPr>
+          <w:rFonts w:ascii="Sakkal Majalla" w:hAnsi="Sakkal Majalla" w:cs="Sakkal Majalla"/>
+          <w:sz w:val="28"/>
+          <w:szCs w:val="28"/>
+        </w:rPr>
+      </w:pPr>
+      <w:r>
+        <w:rPr>
+          <w:noProof/>
+        </w:rPr>
+        <w:lastRenderedPageBreak/>
+        <w:drawing>
+          <wp:inline distT="0" distB="0" distL="0" distR="0" wp14:anchorId="0053BBA6" wp14:editId="096B21F9">
+            <wp:extent cx="5943600" cy="3702685"/>
+            <wp:effectExtent l="0" t="0" r="0" b="0"/>
+            <wp:docPr id="12" name="Picture 12"/>
+            <wp:cNvGraphicFramePr>
+              <a:graphicFrameLocks xmlns:a="http://schemas.openxmlformats.org/drawingml/2006/main" noChangeAspect="1"/>
+            </wp:cNvGraphicFramePr>
+            <a:graphic xmlns:a="http://schemas.openxmlformats.org/drawingml/2006/main">
+              <a:graphicData uri="http://schemas.openxmlformats.org/drawingml/2006/picture">
+                <pic:pic xmlns:pic="http://schemas.openxmlformats.org/drawingml/2006/picture">
+                  <pic:nvPicPr>
+                    <pic:cNvPr id="1" name=""/>
+                    <pic:cNvPicPr/>
+                  </pic:nvPicPr>
+                  <pic:blipFill>
+                    <a:blip r:embed="rId15"/>
+                    <a:stretch>
+                      <a:fillRect/>
+                    </a:stretch>
+                  </pic:blipFill>
+                  <pic:spPr>
+                    <a:xfrm>
+                      <a:off x="0" y="0"/>
+                      <a:ext cx="5943600" cy="3702685"/>
+                    </a:xfrm>
+                    <a:prstGeom prst="rect">
+                      <a:avLst/>
+                    </a:prstGeom>
+                  </pic:spPr>
+                </pic:pic>
+              </a:graphicData>
+            </a:graphic>
+          </wp:inline>
+        </w:drawing>
+      </w:r>
+    </w:p>
+    <w:p>
+      <w:pPr>
+        <w:ind w:left="720" w:firstLine="720"/>
+        <w:rPr>
+          <w:rFonts w:ascii="Sakkal Majalla" w:hAnsi="Sakkal Majalla" w:cs="Sakkal Majalla"/>
+          <w:sz w:val="28"/>
+          <w:szCs w:val="28"/>
+        </w:rPr>
+      </w:pPr>
+      <w:r>
+        <w:rPr>
+          <w:rFonts w:ascii="Sakkal Majalla" w:hAnsi="Sakkal Majalla" w:cs="Sakkal Majalla"/>
+          <w:sz w:val="28"/>
+          <w:szCs w:val="28"/>
+        </w:rPr>
+        <w:t>********************************************************</w:t>
+      </w:r>
+    </w:p>
+    <w:p>
+      <w:pPr>
+        <w:rPr>
+          <w:rFonts w:ascii="Sakkal Majalla" w:hAnsi="Sakkal Majalla" w:cs="Sakkal Majalla"/>
+          <w:sz w:val="28"/>
+          <w:szCs w:val="28"/>
+        </w:rPr>
+      </w:pPr>
+      <w:r>
+        <w:rPr>
+          <w:noProof/>
+        </w:rPr>
+        <w:drawing>
+          <wp:inline distT="0" distB="0" distL="0" distR="0" wp14:anchorId="64323FD5" wp14:editId="7DBDCC5C">
+            <wp:extent cx="5943600" cy="2795905"/>
+            <wp:effectExtent l="0" t="0" r="0" b="4445"/>
+            <wp:docPr id="13" name="Picture 13"/>
+            <wp:cNvGraphicFramePr>
+              <a:graphicFrameLocks xmlns:a="http://schemas.openxmlformats.org/drawingml/2006/main" noChangeAspect="1"/>
+            </wp:cNvGraphicFramePr>
+            <a:graphic xmlns:a="http://schemas.openxmlformats.org/drawingml/2006/main">
+              <a:graphicData uri="http://schemas.openxmlformats.org/drawingml/2006/picture">
+                <pic:pic xmlns:pic="http://schemas.openxmlformats.org/drawingml/2006/picture">
+                  <pic:nvPicPr>
+                    <pic:cNvPr id="1" name=""/>
+                    <pic:cNvPicPr/>
+                  </pic:nvPicPr>
+                  <pic:blipFill>
+                    <a:blip r:embed="rId16"/>
+                    <a:stretch>
+                      <a:fillRect/>
+                    </a:stretch>
+                  </pic:blipFill>
+                  <pic:spPr>
+                    <a:xfrm>
+                      <a:off x="0" y="0"/>
+                      <a:ext cx="5943600" cy="2795905"/>
+                    </a:xfrm>
+                    <a:prstGeom prst="rect">
+                      <a:avLst/>
+                    </a:prstGeom>
+                  </pic:spPr>
+                </pic:pic>
+              </a:graphicData>
+            </a:graphic>
+          </wp:inline>
+        </w:drawing>
+      </w:r>
+    </w:p>
+    <w:p>
+      <w:pPr>
+        <w:ind w:left="720" w:firstLine="720"/>
+        <w:rPr>
+          <w:rFonts w:ascii="Sakkal Majalla" w:hAnsi="Sakkal Majalla" w:cs="Sakkal Majalla"/>
+          <w:sz w:val="28"/>
+          <w:szCs w:val="28"/>
+        </w:rPr>
+      </w:pPr>
+      <w:r>
+        <w:rPr>
+          <w:rFonts w:ascii="Sakkal Majalla" w:hAnsi="Sakkal Majalla" w:cs="Sakkal Majalla"/>
+          <w:sz w:val="28"/>
+          <w:szCs w:val="28"/>
+        </w:rPr>
+        <w:t>********************************************************</w:t>
+      </w:r>
+    </w:p>
+    <w:p>
+      <w:pPr>
+        <w:rPr>
+          <w:rFonts w:ascii="Sakkal Majalla" w:hAnsi="Sakkal Majalla" w:cs="Sakkal Majalla"/>
+          <w:sz w:val="28"/>
+          <w:szCs w:val="28"/>
+        </w:rPr>
+      </w:pPr>
+      <w:r>
+        <w:rPr>
+          <w:noProof/>
+        </w:rPr>
+        <w:lastRenderedPageBreak/>
+        <w:drawing>
+          <wp:inline distT="0" distB="0" distL="0" distR="0" wp14:anchorId="31C26509" wp14:editId="67BE6137">
+            <wp:extent cx="5943600" cy="965835"/>
+            <wp:effectExtent l="0" t="0" r="0" b="5715"/>
+            <wp:docPr id="14" name="Picture 14"/>
+            <wp:cNvGraphicFramePr>
+              <a:graphicFrameLocks xmlns:a="http://schemas.openxmlformats.org/drawingml/2006/main" noChangeAspect="1"/>
+            </wp:cNvGraphicFramePr>
+            <a:graphic xmlns:a="http://schemas.openxmlformats.org/drawingml/2006/main">
+              <a:graphicData uri="http://schemas.openxmlformats.org/drawingml/2006/picture">
+                <pic:pic xmlns:pic="http://schemas.openxmlformats.org/drawingml/2006/picture">
+                  <pic:nvPicPr>
+                    <pic:cNvPr id="1" name=""/>
+                    <pic:cNvPicPr/>
+                  </pic:nvPicPr>
+                  <pic:blipFill>
+                    <a:blip r:embed="rId17"/>
+                    <a:stretch>
+                      <a:fillRect/>
+                    </a:stretch>
+                  </pic:blipFill>
+                  <pic:spPr>
+                    <a:xfrm>
+                      <a:off x="0" y="0"/>
+                      <a:ext cx="5943600" cy="965835"/>
+                    </a:xfrm>
+                    <a:prstGeom prst="rect">
+                      <a:avLst/>
+                    </a:prstGeom>
+                  </pic:spPr>
+                </pic:pic>
+              </a:graphicData>
+            </a:graphic>
+          </wp:inline>
+        </w:drawing>
+      </w:r>
+    </w:p>
+    <w:p>
+      <w:pPr>
+        <w:rPr>
+          <w:rFonts w:ascii="Sakkal Majalla" w:hAnsi="Sakkal Majalla" w:cs="Sakkal Majalla"/>
+          <w:sz w:val="28"/>
+          <w:szCs w:val="28"/>
+        </w:rPr>
+      </w:pPr>
+      <w:r>
+        <w:rPr>
+          <w:rFonts w:ascii="Sakkal Majalla" w:hAnsi="Sakkal Majalla" w:cs="Sakkal Majalla"/>
+          <w:sz w:val="28"/>
+          <w:szCs w:val="28"/>
+        </w:rPr>
+        <w:tab/>
+      </w:r>
+      <w:r>
+        <w:rPr>
+          <w:rFonts w:ascii="Sakkal Majalla" w:hAnsi="Sakkal Majalla" w:cs="Sakkal Majalla"/>
+          <w:sz w:val="28"/>
+          <w:szCs w:val="28"/>
+        </w:rPr>
+        <w:tab/>
+        <w:t>------------------------------------------------------------------------------------</w:t>
+      </w:r>
+    </w:p>
+    <w:p>
+      <w:pPr>
+        <w:rPr>
+          <w:rFonts w:ascii="Sakkal Majalla" w:hAnsi="Sakkal Majalla" w:cs="Sakkal Majalla"/>
+          <w:sz w:val="28"/>
+          <w:szCs w:val="28"/>
+        </w:rPr>
+      </w:pPr>
+      <w:r>
+        <w:rPr>
+          <w:noProof/>
+        </w:rPr>
+        <w:drawing>
+          <wp:inline distT="0" distB="0" distL="0" distR="0" wp14:anchorId="3B538803" wp14:editId="54EFDCB1">
+            <wp:extent cx="6691011" cy="4286250"/>
+            <wp:effectExtent l="0" t="0" r="0" b="0"/>
+            <wp:docPr id="15" name="Picture 15"/>
+            <wp:cNvGraphicFramePr>
+              <a:graphicFrameLocks xmlns:a="http://schemas.openxmlformats.org/drawingml/2006/main" noChangeAspect="1"/>
+            </wp:cNvGraphicFramePr>
+            <a:graphic xmlns:a="http://schemas.openxmlformats.org/drawingml/2006/main">
+              <a:graphicData uri="http://schemas.openxmlformats.org/drawingml/2006/picture">
+                <pic:pic xmlns:pic="http://schemas.openxmlformats.org/drawingml/2006/picture">
+                  <pic:nvPicPr>
+                    <pic:cNvPr id="1" name=""/>
+                    <pic:cNvPicPr/>
+                  </pic:nvPicPr>
+                  <pic:blipFill>
+                    <a:blip r:embed="rId18"/>
+                    <a:stretch>
+                      <a:fillRect/>
+                    </a:stretch>
+                  </pic:blipFill>
+                  <pic:spPr>
+                    <a:xfrm>
+                      <a:off x="0" y="0"/>
+                      <a:ext cx="6702324" cy="4293497"/>
+                    </a:xfrm>
+                    <a:prstGeom prst="rect">
+                      <a:avLst/>
+                    </a:prstGeom>
+                  </pic:spPr>
+                </pic:pic>
+              </a:graphicData>
+            </a:graphic>
+          </wp:inline>
+        </w:drawing>
+      </w:r>
+    </w:p>
+    <w:p>
+      <w:pPr>
+        <w:ind w:left="720" w:firstLine="720"/>
+        <w:rPr>
+          <w:rFonts w:ascii="Sakkal Majalla" w:hAnsi="Sakkal Majalla" w:cs="Sakkal Majalla"/>
+          <w:sz w:val="28"/>
+          <w:szCs w:val="28"/>
+        </w:rPr>
+      </w:pPr>
+      <w:r>
+        <w:rPr>
+          <w:rFonts w:ascii="Sakkal Majalla" w:hAnsi="Sakkal Majalla" w:cs="Sakkal Majalla"/>
+          <w:sz w:val="28"/>
+          <w:szCs w:val="28"/>
+        </w:rPr>
+        <w:t>------------------------------------------------------------------------------------</w:t>
+      </w:r>
+    </w:p>
+    <w:p>
+      <w:pPr>
+        <w:rPr>
+          <w:rFonts w:ascii="Sakkal Majalla" w:hAnsi="Sakkal Majalla" w:cs="Sakkal Majalla"/>
+          <w:sz w:val="28"/>
+          <w:szCs w:val="28"/>
+        </w:rPr>
+      </w:pPr>
+      <w:r>
+        <w:rPr>
+          <w:noProof/>
+        </w:rPr>
+        <w:lastRenderedPageBreak/>
+        <w:drawing>
+          <wp:inline distT="0" distB="0" distL="0" distR="0" wp14:anchorId="2F4854EE" wp14:editId="1E98EB8F">
+            <wp:extent cx="5943600" cy="3679190"/>
+            <wp:effectExtent l="0" t="0" r="0" b="0"/>
+            <wp:docPr id="16" name="Picture 16"/>
+            <wp:cNvGraphicFramePr>
+              <a:graphicFrameLocks xmlns:a="http://schemas.openxmlformats.org/drawingml/2006/main" noChangeAspect="1"/>
+            </wp:cNvGraphicFramePr>
+            <a:graphic xmlns:a="http://schemas.openxmlformats.org/drawingml/2006/main">
+              <a:graphicData uri="http://schemas.openxmlformats.org/drawingml/2006/picture">
+                <pic:pic xmlns:pic="http://schemas.openxmlformats.org/drawingml/2006/picture">
+                  <pic:nvPicPr>
+                    <pic:cNvPr id="1" name=""/>
+                    <pic:cNvPicPr/>
+                  </pic:nvPicPr>
+                  <pic:blipFill>
+                    <a:blip r:embed="rId19"/>
+                    <a:stretch>
+                      <a:fillRect/>
+                    </a:stretch>
+                  </pic:blipFill>
+                  <pic:spPr>
+                    <a:xfrm>
+                      <a:off x="0" y="0"/>
+                      <a:ext cx="5943600" cy="3679190"/>
+                    </a:xfrm>
+                    <a:prstGeom prst="rect">
+                      <a:avLst/>
+                    </a:prstGeom>
+                  </pic:spPr>
+                </pic:pic>
+              </a:graphicData>
+            </a:graphic>
+          </wp:inline>
+        </w:drawing>
+      </w:r>
+    </w:p>
+    <w:p>
+      <w:pPr>
+        <w:ind w:left="720" w:firstLine="720"/>
+        <w:rPr>
+          <w:rFonts w:ascii="Sakkal Majalla" w:hAnsi="Sakkal Majalla" w:cs="Sakkal Majalla"/>
+          <w:sz w:val="28"/>
+          <w:szCs w:val="28"/>
+        </w:rPr>
+      </w:pPr>
+      <w:r>
+        <w:rPr>
+          <w:rFonts w:ascii="Sakkal Majalla" w:hAnsi="Sakkal Majalla" w:cs="Sakkal Majalla"/>
+          <w:sz w:val="28"/>
+          <w:szCs w:val="28"/>
+        </w:rPr>
+        <w:t>********************************************************</w:t>
+      </w:r>
+    </w:p>
+    <w:p>
+      <w:pPr>
+        <w:rPr>
+          <w:rFonts w:ascii="Sakkal Majalla" w:hAnsi="Sakkal Majalla" w:cs="Sakkal Majalla"/>
+          <w:sz w:val="28"/>
+          <w:szCs w:val="28"/>
+        </w:rPr>
+      </w:pPr>
+      <w:r>
+        <w:rPr>
+          <w:noProof/>
+        </w:rPr>
+        <w:drawing>
+          <wp:inline distT="0" distB="0" distL="0" distR="0" wp14:anchorId="4F35F5E0" wp14:editId="262B5946">
+            <wp:extent cx="5943600" cy="3016885"/>
+            <wp:effectExtent l="0" t="0" r="0" b="0"/>
+            <wp:docPr id="17" name="Picture 17"/>
+            <wp:cNvGraphicFramePr>
+              <a:graphicFrameLocks xmlns:a="http://schemas.openxmlformats.org/drawingml/2006/main" noChangeAspect="1"/>
+            </wp:cNvGraphicFramePr>
+            <a:graphic xmlns:a="http://schemas.openxmlformats.org/drawingml/2006/main">
+              <a:graphicData uri="http://schemas.openxmlformats.org/drawingml/2006/picture">
+                <pic:pic xmlns:pic="http://schemas.openxmlformats.org/drawingml/2006/picture">
+                  <pic:nvPicPr>
+                    <pic:cNvPr id="1" name=""/>
+                    <pic:cNvPicPr/>
+                  </pic:nvPicPr>
+                  <pic:blipFill>
+                    <a:blip r:embed="rId20"/>
+                    <a:stretch>
+                      <a:fillRect/>
+                    </a:stretch>
+                  </pic:blipFill>
+                  <pic:spPr>
+                    <a:xfrm>
+                      <a:off x="0" y="0"/>
+                      <a:ext cx="5943600" cy="3016885"/>
+                    </a:xfrm>
+                    <a:prstGeom prst="rect">
+                      <a:avLst/>
+                    </a:prstGeom>
+                  </pic:spPr>
+                </pic:pic>
+              </a:graphicData>
+            </a:graphic>
+          </wp:inline>
+        </w:drawing>
+      </w:r>
+    </w:p>
+    <w:p>
+      <w:pPr>
+        <w:ind w:left="720" w:firstLine="720"/>
+        <w:rPr>
+          <w:rFonts w:ascii="Sakkal Majalla" w:hAnsi="Sakkal Majalla" w:cs="Sakkal Majalla"/>
+          <w:sz w:val="28"/>
+          <w:szCs w:val="28"/>
+        </w:rPr>
+      </w:pPr>
+      <w:r>
+        <w:rPr>
+          <w:rFonts w:ascii="Sakkal Majalla" w:hAnsi="Sakkal Majalla" w:cs="Sakkal Majalla"/>
+          <w:sz w:val="28"/>
+          <w:szCs w:val="28"/>
+        </w:rPr>
+        <w:t>********************************************************</w:t>
+      </w:r>
+    </w:p>
+    <w:p>
+      <w:pPr>
+        <w:rPr>
+          <w:rFonts w:ascii="Sakkal Majalla" w:hAnsi="Sakkal Majalla" w:cs="Sakkal Majalla"/>
+          <w:sz w:val="28"/>
+          <w:szCs w:val="28"/>
+        </w:rPr>
+      </w:pPr>
+    </w:p>
+    <w:p>
+      <w:pPr>
+        <w:rPr>
+          <w:rFonts w:ascii="Sakkal Majalla" w:hAnsi="Sakkal Majalla" w:cs="Sakkal Majalla"/>
+          <w:sz w:val="28"/>
+          <w:szCs w:val="28"/>
+        </w:rPr>
+      </w:pPr>
+      <w:r>
+        <w:rPr>
+          <w:rFonts w:ascii="Sakkal Majalla" w:hAnsi="Sakkal Majalla" w:cs="Sakkal Majalla"/>
+          <w:sz w:val="28"/>
+          <w:szCs w:val="28"/>
+        </w:rPr>
+        <w:lastRenderedPageBreak/>
+        <w:t xml:space="preserve">To generate middleware in nest: </w:t>
+      </w:r>
+      <w:r>
+        <w:rPr>
+          <w:rFonts w:ascii="Sakkal Majalla" w:hAnsi="Sakkal Majalla" w:cs="Sakkal Majalla"/>
+          <w:i/>
+          <w:iCs/>
+          <w:color w:val="C45911" w:themeColor="accent2" w:themeShade="BF"/>
+          <w:sz w:val="28"/>
+          <w:szCs w:val="28"/>
+        </w:rPr>
+        <w:t>nest g middleware name-here</w:t>
+      </w:r>
+    </w:p>
+    <w:p>
+      <w:pPr>
+        <w:shd w:val="clear" w:color="auto" w:fill="FFFFFF"/>
+        <w:spacing w:after="0" w:line="285" w:lineRule="atLeast"/>
+        <w:rPr>
+          <w:rFonts w:ascii="Consolas" w:eastAsia="Times New Roman" w:hAnsi="Consolas" w:cs="Times New Roman"/>
+          <w:color w:val="3B3B3B"/>
+          <w:sz w:val="21"/>
+          <w:szCs w:val="21"/>
+        </w:rPr>
+      </w:pPr>
+      <w:proofErr w:type="gramStart"/>
+      <w:r>
+        <w:rPr>
+          <w:rFonts w:ascii="Consolas" w:eastAsia="Times New Roman" w:hAnsi="Consolas" w:cs="Times New Roman"/>
+          <w:color w:val="AF00DB"/>
+          <w:sz w:val="21"/>
+          <w:szCs w:val="21"/>
+        </w:rPr>
+        <w:t>import</w:t>
+      </w:r>
+      <w:proofErr w:type="gramEnd"/>
+      <w:r>
+        <w:rPr>
+          <w:rFonts w:ascii="Consolas" w:eastAsia="Times New Roman" w:hAnsi="Consolas" w:cs="Times New Roman"/>
+          <w:color w:val="3B3B3B"/>
+          <w:sz w:val="21"/>
+          <w:szCs w:val="21"/>
+        </w:rPr>
+        <w:t xml:space="preserve"> { </w:t>
+      </w:r>
+      <w:r>
+        <w:rPr>
+          <w:rFonts w:ascii="Consolas" w:eastAsia="Times New Roman" w:hAnsi="Consolas" w:cs="Times New Roman"/>
+          <w:color w:val="001080"/>
+          <w:sz w:val="21"/>
+          <w:szCs w:val="21"/>
+        </w:rPr>
+        <w:t>Injectable</w:t>
+      </w:r>
+      <w:r>
+        <w:rPr>
+          <w:rFonts w:ascii="Consolas" w:eastAsia="Times New Roman" w:hAnsi="Consolas" w:cs="Times New Roman"/>
+          <w:color w:val="3B3B3B"/>
+          <w:sz w:val="21"/>
+          <w:szCs w:val="21"/>
+        </w:rPr>
+        <w:t xml:space="preserve">, </w:t>
+      </w:r>
+      <w:r>
+        <w:rPr>
+          <w:rFonts w:ascii="Consolas" w:eastAsia="Times New Roman" w:hAnsi="Consolas" w:cs="Times New Roman"/>
+          <w:color w:val="001080"/>
+          <w:sz w:val="21"/>
+          <w:szCs w:val="21"/>
+        </w:rPr>
+        <w:t>NestMiddleware</w:t>
+      </w:r>
+      <w:r>
+        <w:rPr>
+          <w:rFonts w:ascii="Consolas" w:eastAsia="Times New Roman" w:hAnsi="Consolas" w:cs="Times New Roman"/>
+          <w:color w:val="3B3B3B"/>
+          <w:sz w:val="21"/>
+          <w:szCs w:val="21"/>
+        </w:rPr>
+        <w:t xml:space="preserve"> } </w:t>
+      </w:r>
+      <w:r>
+        <w:rPr>
+          <w:rFonts w:ascii="Consolas" w:eastAsia="Times New Roman" w:hAnsi="Consolas" w:cs="Times New Roman"/>
+          <w:color w:val="AF00DB"/>
+          <w:sz w:val="21"/>
+          <w:szCs w:val="21"/>
+        </w:rPr>
+        <w:t>from</w:t>
+      </w:r>
+      <w:r>
+        <w:rPr>
+          <w:rFonts w:ascii="Consolas" w:eastAsia="Times New Roman" w:hAnsi="Consolas" w:cs="Times New Roman"/>
+          <w:color w:val="3B3B3B"/>
+          <w:sz w:val="21"/>
+          <w:szCs w:val="21"/>
+        </w:rPr>
+        <w:t xml:space="preserve"> </w:t>
+      </w:r>
+      <w:r>
+        <w:rPr>
+          <w:rFonts w:ascii="Consolas" w:eastAsia="Times New Roman" w:hAnsi="Consolas" w:cs="Times New Roman"/>
+          <w:color w:val="A31515"/>
+          <w:sz w:val="21"/>
+          <w:szCs w:val="21"/>
+        </w:rPr>
+        <w:t>'@nestjs/common'</w:t>
+      </w:r>
+      <w:r>
+        <w:rPr>
+          <w:rFonts w:ascii="Consolas" w:eastAsia="Times New Roman" w:hAnsi="Consolas" w:cs="Times New Roman"/>
+          <w:color w:val="3B3B3B"/>
+          <w:sz w:val="21"/>
+          <w:szCs w:val="21"/>
+        </w:rPr>
+        <w:t>;</w:t>
+      </w:r>
+    </w:p>
+    <w:p>
+      <w:pPr>
+        <w:shd w:val="clear" w:color="auto" w:fill="FFFFFF"/>
+        <w:spacing w:after="0" w:line="285" w:lineRule="atLeast"/>
+        <w:rPr>
+          <w:rFonts w:ascii="Consolas" w:eastAsia="Times New Roman" w:hAnsi="Consolas" w:cs="Times New Roman"/>
+          <w:color w:val="3B3B3B"/>
+          <w:sz w:val="21"/>
+          <w:szCs w:val="21"/>
+        </w:rPr>
+      </w:pPr>
+      <w:proofErr w:type="gramStart"/>
+      <w:r>
+        <w:rPr>
+          <w:rFonts w:ascii="Consolas" w:eastAsia="Times New Roman" w:hAnsi="Consolas" w:cs="Times New Roman"/>
+          <w:color w:val="AF00DB"/>
+          <w:sz w:val="21"/>
+          <w:szCs w:val="21"/>
+        </w:rPr>
+        <w:t>import</w:t>
+      </w:r>
+      <w:proofErr w:type="gramEnd"/>
+      <w:r>
+        <w:rPr>
+          <w:rFonts w:ascii="Consolas" w:eastAsia="Times New Roman" w:hAnsi="Consolas" w:cs="Times New Roman"/>
+          <w:color w:val="3B3B3B"/>
+          <w:sz w:val="21"/>
+          <w:szCs w:val="21"/>
+        </w:rPr>
+        <w:t xml:space="preserve"> { </w:t>
+      </w:r>
+      <w:r>
+        <w:rPr>
+          <w:rFonts w:ascii="Consolas" w:eastAsia="Times New Roman" w:hAnsi="Consolas" w:cs="Times New Roman"/>
+          <w:color w:val="001080"/>
+          <w:sz w:val="21"/>
+          <w:szCs w:val="21"/>
+        </w:rPr>
+        <w:t>Request</w:t>
+      </w:r>
+      <w:r>
+        <w:rPr>
+          <w:rFonts w:ascii="Consolas" w:eastAsia="Times New Roman" w:hAnsi="Consolas" w:cs="Times New Roman"/>
+          <w:color w:val="3B3B3B"/>
+          <w:sz w:val="21"/>
+          <w:szCs w:val="21"/>
+        </w:rPr>
+        <w:t xml:space="preserve">, </w:t>
+      </w:r>
+      <w:r>
+        <w:rPr>
+          <w:rFonts w:ascii="Consolas" w:eastAsia="Times New Roman" w:hAnsi="Consolas" w:cs="Times New Roman"/>
+          <w:color w:val="001080"/>
+          <w:sz w:val="21"/>
+          <w:szCs w:val="21"/>
+        </w:rPr>
+        <w:t>Response</w:t>
+      </w:r>
+      <w:r>
+        <w:rPr>
+          <w:rFonts w:ascii="Consolas" w:eastAsia="Times New Roman" w:hAnsi="Consolas" w:cs="Times New Roman"/>
+          <w:color w:val="3B3B3B"/>
+          <w:sz w:val="21"/>
+          <w:szCs w:val="21"/>
+        </w:rPr>
+        <w:t xml:space="preserve">, </w:t>
+      </w:r>
+      <w:r>
+        <w:rPr>
+          <w:rFonts w:ascii="Consolas" w:eastAsia="Times New Roman" w:hAnsi="Consolas" w:cs="Times New Roman"/>
+          <w:color w:val="001080"/>
+          <w:sz w:val="21"/>
+          <w:szCs w:val="21"/>
+        </w:rPr>
+        <w:t>NextFunction</w:t>
+      </w:r>
+      <w:r>
+        <w:rPr>
+          <w:rFonts w:ascii="Consolas" w:eastAsia="Times New Roman" w:hAnsi="Consolas" w:cs="Times New Roman"/>
+          <w:color w:val="3B3B3B"/>
+          <w:sz w:val="21"/>
+          <w:szCs w:val="21"/>
+        </w:rPr>
+        <w:t xml:space="preserve"> } </w:t>
+      </w:r>
+      <w:r>
+        <w:rPr>
+          <w:rFonts w:ascii="Consolas" w:eastAsia="Times New Roman" w:hAnsi="Consolas" w:cs="Times New Roman"/>
+          <w:color w:val="AF00DB"/>
+          <w:sz w:val="21"/>
+          <w:szCs w:val="21"/>
+        </w:rPr>
+        <w:t>from</w:t>
+      </w:r>
+      <w:r>
+        <w:rPr>
+          <w:rFonts w:ascii="Consolas" w:eastAsia="Times New Roman" w:hAnsi="Consolas" w:cs="Times New Roman"/>
+          <w:color w:val="3B3B3B"/>
+          <w:sz w:val="21"/>
+          <w:szCs w:val="21"/>
+        </w:rPr>
+        <w:t xml:space="preserve"> </w:t>
+      </w:r>
+      <w:r>
+        <w:rPr>
+          <w:rFonts w:ascii="Consolas" w:eastAsia="Times New Roman" w:hAnsi="Consolas" w:cs="Times New Roman"/>
+          <w:color w:val="A31515"/>
+          <w:sz w:val="21"/>
+          <w:szCs w:val="21"/>
+        </w:rPr>
+        <w:t>'express'</w:t>
+      </w:r>
+      <w:r>
+        <w:rPr>
+          <w:rFonts w:ascii="Consolas" w:eastAsia="Times New Roman" w:hAnsi="Consolas" w:cs="Times New Roman"/>
+          <w:color w:val="3B3B3B"/>
+          <w:sz w:val="21"/>
+          <w:szCs w:val="21"/>
+        </w:rPr>
+        <w:t>;</w:t>
+      </w:r>
+    </w:p>
+    <w:p>
+      <w:pPr>
+        <w:shd w:val="clear" w:color="auto" w:fill="FFFFFF"/>
+        <w:spacing w:after="0" w:line="285" w:lineRule="atLeast"/>
+        <w:rPr>
+          <w:rFonts w:ascii="Consolas" w:eastAsia="Times New Roman" w:hAnsi="Consolas" w:cs="Times New Roman"/>
+          <w:color w:val="3B3B3B"/>
+          <w:sz w:val="21"/>
+          <w:szCs w:val="21"/>
+        </w:rPr>
+      </w:pPr>
+    </w:p>
+    <w:p>
+      <w:pPr>
+        <w:shd w:val="clear" w:color="auto" w:fill="FFFFFF"/>
+        <w:spacing w:after="0" w:line="285" w:lineRule="atLeast"/>
+        <w:rPr>
+          <w:rFonts w:ascii="Consolas" w:eastAsia="Times New Roman" w:hAnsi="Consolas" w:cs="Times New Roman"/>
+          <w:color w:val="3B3B3B"/>
+          <w:sz w:val="21"/>
+          <w:szCs w:val="21"/>
+        </w:rPr>
+      </w:pPr>
+      <w:proofErr w:type="gramStart"/>
+      <w:r>
+        <w:rPr>
+          <w:rFonts w:ascii="Consolas" w:eastAsia="Times New Roman" w:hAnsi="Consolas" w:cs="Times New Roman"/>
+          <w:color w:val="3B3B3B"/>
+          <w:sz w:val="21"/>
+          <w:szCs w:val="21"/>
+        </w:rPr>
+        <w:t>@</w:t>
+      </w:r>
+      <w:r>
+        <w:rPr>
+          <w:rFonts w:ascii="Consolas" w:eastAsia="Times New Roman" w:hAnsi="Consolas" w:cs="Times New Roman"/>
+          <w:color w:val="795E26"/>
+          <w:sz w:val="21"/>
+          <w:szCs w:val="21"/>
+        </w:rPr>
+        <w:t>Injectable</w:t>
+      </w:r>
+      <w:r>
+        <w:rPr>
+          <w:rFonts w:ascii="Consolas" w:eastAsia="Times New Roman" w:hAnsi="Consolas" w:cs="Times New Roman"/>
+          <w:color w:val="3B3B3B"/>
+          <w:sz w:val="21"/>
+          <w:szCs w:val="21"/>
+        </w:rPr>
+        <w:t>()</w:t>
+      </w:r>
+      <w:proofErr w:type="gramEnd"/>
+    </w:p>
+    <w:p>
+      <w:pPr>
+        <w:shd w:val="clear" w:color="auto" w:fill="FFFFFF"/>
+        <w:spacing w:after="0" w:line="285" w:lineRule="atLeast"/>
+        <w:rPr>
+          <w:rFonts w:ascii="Consolas" w:eastAsia="Times New Roman" w:hAnsi="Consolas" w:cs="Times New Roman"/>
+          <w:color w:val="3B3B3B"/>
+          <w:sz w:val="21"/>
+          <w:szCs w:val="21"/>
+        </w:rPr>
+      </w:pPr>
+      <w:proofErr w:type="gramStart"/>
+      <w:r>
+        <w:rPr>
+          <w:rFonts w:ascii="Consolas" w:eastAsia="Times New Roman" w:hAnsi="Consolas" w:cs="Times New Roman"/>
+          <w:color w:val="AF00DB"/>
+          <w:sz w:val="21"/>
+          <w:szCs w:val="21"/>
+        </w:rPr>
+        <w:t>export</w:t>
+      </w:r>
+      <w:proofErr w:type="gramEnd"/>
+      <w:r>
+        <w:rPr>
+          <w:rFonts w:ascii="Consolas" w:eastAsia="Times New Roman" w:hAnsi="Consolas" w:cs="Times New Roman"/>
+          <w:color w:val="3B3B3B"/>
+          <w:sz w:val="21"/>
+          <w:szCs w:val="21"/>
+        </w:rPr>
+        <w:t xml:space="preserve"> </w:t>
+      </w:r>
+      <w:r>
+        <w:rPr>
+          <w:rFonts w:ascii="Consolas" w:eastAsia="Times New Roman" w:hAnsi="Consolas" w:cs="Times New Roman"/>
+          <w:color w:val="0000FF"/>
+          <w:sz w:val="21"/>
+          <w:szCs w:val="21"/>
+        </w:rPr>
+        <w:t>class</w:t>
+      </w:r>
+      <w:r>
+        <w:rPr>
+          <w:rFonts w:ascii="Consolas" w:eastAsia="Times New Roman" w:hAnsi="Consolas" w:cs="Times New Roman"/>
+          <w:color w:val="3B3B3B"/>
+          <w:sz w:val="21"/>
+          <w:szCs w:val="21"/>
+        </w:rPr>
+        <w:t xml:space="preserve"> </w:t>
+      </w:r>
+      <w:r>
+        <w:rPr>
+          <w:rFonts w:ascii="Consolas" w:eastAsia="Times New Roman" w:hAnsi="Consolas" w:cs="Times New Roman"/>
+          <w:color w:val="267F99"/>
+          <w:sz w:val="21"/>
+          <w:szCs w:val="21"/>
+        </w:rPr>
+        <w:t>CatsMiddleware</w:t>
+      </w:r>
+      <w:r>
+        <w:rPr>
+          <w:rFonts w:ascii="Consolas" w:eastAsia="Times New Roman" w:hAnsi="Consolas" w:cs="Times New Roman"/>
+          <w:color w:val="3B3B3B"/>
+          <w:sz w:val="21"/>
+          <w:szCs w:val="21"/>
+        </w:rPr>
+        <w:t xml:space="preserve"> </w:t>
+      </w:r>
+      <w:r>
+        <w:rPr>
+          <w:rFonts w:ascii="Consolas" w:eastAsia="Times New Roman" w:hAnsi="Consolas" w:cs="Times New Roman"/>
+          <w:color w:val="0000FF"/>
+          <w:sz w:val="21"/>
+          <w:szCs w:val="21"/>
+        </w:rPr>
+        <w:t>implements</w:t>
+      </w:r>
+      <w:r>
+        <w:rPr>
+          <w:rFonts w:ascii="Consolas" w:eastAsia="Times New Roman" w:hAnsi="Consolas" w:cs="Times New Roman"/>
+          <w:color w:val="3B3B3B"/>
+          <w:sz w:val="21"/>
+          <w:szCs w:val="21"/>
+        </w:rPr>
+        <w:t xml:space="preserve"> </w:t>
+      </w:r>
+      <w:r>
+        <w:rPr>
+          <w:rFonts w:ascii="Consolas" w:eastAsia="Times New Roman" w:hAnsi="Consolas" w:cs="Times New Roman"/>
+          <w:color w:val="267F99"/>
+          <w:sz w:val="21"/>
+          <w:szCs w:val="21"/>
+        </w:rPr>
+        <w:t>NestMiddleware</w:t>
+      </w:r>
+      <w:r>
+        <w:rPr>
+          <w:rFonts w:ascii="Consolas" w:eastAsia="Times New Roman" w:hAnsi="Consolas" w:cs="Times New Roman"/>
+          <w:color w:val="3B3B3B"/>
+          <w:sz w:val="21"/>
+          <w:szCs w:val="21"/>
+        </w:rPr>
+        <w:t xml:space="preserve"> {</w:t>
+      </w:r>
+    </w:p>
+    <w:p>
+      <w:pPr>
+        <w:shd w:val="clear" w:color="auto" w:fill="FFFFFF"/>
+        <w:spacing w:after="0" w:line="285" w:lineRule="atLeast"/>
+        <w:rPr>
+          <w:rFonts w:ascii="Consolas" w:eastAsia="Times New Roman" w:hAnsi="Consolas" w:cs="Times New Roman"/>
+          <w:color w:val="3B3B3B"/>
+          <w:sz w:val="21"/>
+          <w:szCs w:val="21"/>
+        </w:rPr>
+      </w:pPr>
+      <w:r>
+        <w:rPr>
+          <w:rFonts w:ascii="Consolas" w:eastAsia="Times New Roman" w:hAnsi="Consolas" w:cs="Times New Roman"/>
+          <w:color w:val="3B3B3B"/>
+          <w:sz w:val="21"/>
+          <w:szCs w:val="21"/>
+        </w:rPr>
+        <w:t xml:space="preserve">  </w:t>
+      </w:r>
+      <w:proofErr w:type="gramStart"/>
+      <w:r>
+        <w:rPr>
+          <w:rFonts w:ascii="Consolas" w:eastAsia="Times New Roman" w:hAnsi="Consolas" w:cs="Times New Roman"/>
+          <w:color w:val="795E26"/>
+          <w:sz w:val="21"/>
+          <w:szCs w:val="21"/>
+        </w:rPr>
+        <w:t>use</w:t>
+      </w:r>
+      <w:r>
+        <w:rPr>
+          <w:rFonts w:ascii="Consolas" w:eastAsia="Times New Roman" w:hAnsi="Consolas" w:cs="Times New Roman"/>
+          <w:color w:val="3B3B3B"/>
+          <w:sz w:val="21"/>
+          <w:szCs w:val="21"/>
+        </w:rPr>
+        <w:t>(</w:t>
+      </w:r>
+      <w:proofErr w:type="gramEnd"/>
+      <w:r>
+        <w:rPr>
+          <w:rFonts w:ascii="Consolas" w:eastAsia="Times New Roman" w:hAnsi="Consolas" w:cs="Times New Roman"/>
+          <w:color w:val="001080"/>
+          <w:sz w:val="21"/>
+          <w:szCs w:val="21"/>
+        </w:rPr>
+        <w:t>req</w:t>
+      </w:r>
+      <w:r>
+        <w:rPr>
+          <w:rFonts w:ascii="Consolas" w:eastAsia="Times New Roman" w:hAnsi="Consolas" w:cs="Times New Roman"/>
+          <w:color w:val="000000"/>
+          <w:sz w:val="21"/>
+          <w:szCs w:val="21"/>
+        </w:rPr>
+        <w:t>:</w:t>
+      </w:r>
+      <w:r>
+        <w:rPr>
+          <w:rFonts w:ascii="Consolas" w:eastAsia="Times New Roman" w:hAnsi="Consolas" w:cs="Times New Roman"/>
+          <w:color w:val="3B3B3B"/>
+          <w:sz w:val="21"/>
+          <w:szCs w:val="21"/>
+        </w:rPr>
+        <w:t xml:space="preserve"> </w:t>
+      </w:r>
+      <w:r>
+        <w:rPr>
+          <w:rFonts w:ascii="Consolas" w:eastAsia="Times New Roman" w:hAnsi="Consolas" w:cs="Times New Roman"/>
+          <w:color w:val="267F99"/>
+          <w:sz w:val="21"/>
+          <w:szCs w:val="21"/>
+        </w:rPr>
+        <w:t>Request</w:t>
+      </w:r>
+      <w:r>
+        <w:rPr>
+          <w:rFonts w:ascii="Consolas" w:eastAsia="Times New Roman" w:hAnsi="Consolas" w:cs="Times New Roman"/>
+          <w:color w:val="3B3B3B"/>
+          <w:sz w:val="21"/>
+          <w:szCs w:val="21"/>
+        </w:rPr>
+        <w:t xml:space="preserve">, </w:t>
+      </w:r>
+      <w:r>
+        <w:rPr>
+          <w:rFonts w:ascii="Consolas" w:eastAsia="Times New Roman" w:hAnsi="Consolas" w:cs="Times New Roman"/>
+          <w:color w:val="001080"/>
+          <w:sz w:val="21"/>
+          <w:szCs w:val="21"/>
+        </w:rPr>
+        <w:t>res</w:t>
+      </w:r>
+      <w:r>
+        <w:rPr>
+          <w:rFonts w:ascii="Consolas" w:eastAsia="Times New Roman" w:hAnsi="Consolas" w:cs="Times New Roman"/>
+          <w:color w:val="000000"/>
+          <w:sz w:val="21"/>
+          <w:szCs w:val="21"/>
+        </w:rPr>
+        <w:t>:</w:t>
+      </w:r>
+      <w:r>
+        <w:rPr>
+          <w:rFonts w:ascii="Consolas" w:eastAsia="Times New Roman" w:hAnsi="Consolas" w:cs="Times New Roman"/>
+          <w:color w:val="3B3B3B"/>
+          <w:sz w:val="21"/>
+          <w:szCs w:val="21"/>
+        </w:rPr>
+        <w:t xml:space="preserve"> </w:t>
+      </w:r>
+      <w:r>
+        <w:rPr>
+          <w:rFonts w:ascii="Consolas" w:eastAsia="Times New Roman" w:hAnsi="Consolas" w:cs="Times New Roman"/>
+          <w:color w:val="267F99"/>
+          <w:sz w:val="21"/>
+          <w:szCs w:val="21"/>
+        </w:rPr>
+        <w:t>Response</w:t>
+      </w:r>
+      <w:r>
+        <w:rPr>
+          <w:rFonts w:ascii="Consolas" w:eastAsia="Times New Roman" w:hAnsi="Consolas" w:cs="Times New Roman"/>
+          <w:color w:val="3B3B3B"/>
+          <w:sz w:val="21"/>
+          <w:szCs w:val="21"/>
+        </w:rPr>
+        <w:t xml:space="preserve">, </w:t>
+      </w:r>
+      <w:r>
+        <w:rPr>
+          <w:rFonts w:ascii="Consolas" w:eastAsia="Times New Roman" w:hAnsi="Consolas" w:cs="Times New Roman"/>
+          <w:color w:val="795E26"/>
+          <w:sz w:val="21"/>
+          <w:szCs w:val="21"/>
+        </w:rPr>
+        <w:t>next</w:t>
+      </w:r>
+      <w:r>
+        <w:rPr>
+          <w:rFonts w:ascii="Consolas" w:eastAsia="Times New Roman" w:hAnsi="Consolas" w:cs="Times New Roman"/>
+          <w:color w:val="000000"/>
+          <w:sz w:val="21"/>
+          <w:szCs w:val="21"/>
+        </w:rPr>
+        <w:t>:</w:t>
+      </w:r>
+      <w:r>
+        <w:rPr>
+          <w:rFonts w:ascii="Consolas" w:eastAsia="Times New Roman" w:hAnsi="Consolas" w:cs="Times New Roman"/>
+          <w:color w:val="3B3B3B"/>
+          <w:sz w:val="21"/>
+          <w:szCs w:val="21"/>
+        </w:rPr>
+        <w:t xml:space="preserve"> </w:t>
+      </w:r>
+      <w:r>
+        <w:rPr>
+          <w:rFonts w:ascii="Consolas" w:eastAsia="Times New Roman" w:hAnsi="Consolas" w:cs="Times New Roman"/>
+          <w:color w:val="267F99"/>
+          <w:sz w:val="21"/>
+          <w:szCs w:val="21"/>
+        </w:rPr>
+        <w:t>NextFunction</w:t>
+      </w:r>
+      <w:r>
+        <w:rPr>
+          <w:rFonts w:ascii="Consolas" w:eastAsia="Times New Roman" w:hAnsi="Consolas" w:cs="Times New Roman"/>
+          <w:color w:val="3B3B3B"/>
+          <w:sz w:val="21"/>
+          <w:szCs w:val="21"/>
+        </w:rPr>
+        <w:t>) {</w:t>
+      </w:r>
+    </w:p>
+    <w:p>
+      <w:pPr>
+        <w:shd w:val="clear" w:color="auto" w:fill="FFFFFF"/>
+        <w:spacing w:after="0" w:line="285" w:lineRule="atLeast"/>
+        <w:rPr>
+          <w:rFonts w:ascii="Consolas" w:eastAsia="Times New Roman" w:hAnsi="Consolas" w:cs="Times New Roman"/>
+          <w:color w:val="3B3B3B"/>
+          <w:sz w:val="21"/>
+          <w:szCs w:val="21"/>
+        </w:rPr>
+      </w:pPr>
+      <w:r>
+        <w:rPr>
+          <w:rFonts w:ascii="Consolas" w:eastAsia="Times New Roman" w:hAnsi="Consolas" w:cs="Times New Roman"/>
+          <w:color w:val="3B3B3B"/>
+          <w:sz w:val="21"/>
+          <w:szCs w:val="21"/>
+        </w:rPr>
+        <w:t xml:space="preserve">    </w:t>
+      </w:r>
+      <w:proofErr w:type="gramStart"/>
+      <w:r>
+        <w:rPr>
+          <w:rFonts w:ascii="Consolas" w:eastAsia="Times New Roman" w:hAnsi="Consolas" w:cs="Times New Roman"/>
+          <w:color w:val="001080"/>
+          <w:sz w:val="21"/>
+          <w:szCs w:val="21"/>
+        </w:rPr>
+        <w:t>console</w:t>
+      </w:r>
+      <w:r>
+        <w:rPr>
+          <w:rFonts w:ascii="Consolas" w:eastAsia="Times New Roman" w:hAnsi="Consolas" w:cs="Times New Roman"/>
+          <w:color w:val="3B3B3B"/>
+          <w:sz w:val="21"/>
+          <w:szCs w:val="21"/>
+        </w:rPr>
+        <w:t>.</w:t>
+      </w:r>
+      <w:r>
+        <w:rPr>
+          <w:rFonts w:ascii="Consolas" w:eastAsia="Times New Roman" w:hAnsi="Consolas" w:cs="Times New Roman"/>
+          <w:color w:val="795E26"/>
+          <w:sz w:val="21"/>
+          <w:szCs w:val="21"/>
+        </w:rPr>
+        <w:t>log</w:t>
+      </w:r>
+      <w:r>
+        <w:rPr>
+          <w:rFonts w:ascii="Consolas" w:eastAsia="Times New Roman" w:hAnsi="Consolas" w:cs="Times New Roman"/>
+          <w:color w:val="3B3B3B"/>
+          <w:sz w:val="21"/>
+          <w:szCs w:val="21"/>
+        </w:rPr>
+        <w:t>(</w:t>
+      </w:r>
+      <w:proofErr w:type="gramEnd"/>
+      <w:r>
+        <w:rPr>
+          <w:rFonts w:ascii="Consolas" w:eastAsia="Times New Roman" w:hAnsi="Consolas" w:cs="Times New Roman"/>
+          <w:color w:val="A31515"/>
+          <w:sz w:val="21"/>
+          <w:szCs w:val="21"/>
+        </w:rPr>
+        <w:t xml:space="preserve">`The request is: </w:t>
+      </w:r>
+      <w:r>
+        <w:rPr>
+          <w:rFonts w:ascii="Consolas" w:eastAsia="Times New Roman" w:hAnsi="Consolas" w:cs="Times New Roman"/>
+          <w:color w:val="0000FF"/>
+          <w:sz w:val="21"/>
+          <w:szCs w:val="21"/>
+        </w:rPr>
+        <w:t>${</w:t>
+      </w:r>
+      <w:r>
+        <w:rPr>
+          <w:rFonts w:ascii="Consolas" w:eastAsia="Times New Roman" w:hAnsi="Consolas" w:cs="Times New Roman"/>
+          <w:color w:val="001080"/>
+          <w:sz w:val="21"/>
+          <w:szCs w:val="21"/>
+        </w:rPr>
+        <w:t>req</w:t>
+      </w:r>
+      <w:r>
+        <w:rPr>
+          <w:rFonts w:ascii="Consolas" w:eastAsia="Times New Roman" w:hAnsi="Consolas" w:cs="Times New Roman"/>
+          <w:color w:val="000000"/>
+          <w:sz w:val="21"/>
+          <w:szCs w:val="21"/>
+        </w:rPr>
+        <w:t>.</w:t>
+      </w:r>
+      <w:r>
+        <w:rPr>
+          <w:rFonts w:ascii="Consolas" w:eastAsia="Times New Roman" w:hAnsi="Consolas" w:cs="Times New Roman"/>
+          <w:color w:val="0070C1"/>
+          <w:sz w:val="21"/>
+          <w:szCs w:val="21"/>
+        </w:rPr>
+        <w:t>path</w:t>
+      </w:r>
+      <w:r>
+        <w:rPr>
+          <w:rFonts w:ascii="Consolas" w:eastAsia="Times New Roman" w:hAnsi="Consolas" w:cs="Times New Roman"/>
+          <w:color w:val="0000FF"/>
+          <w:sz w:val="21"/>
+          <w:szCs w:val="21"/>
+        </w:rPr>
+        <w:t>}</w:t>
+      </w:r>
+      <w:r>
+        <w:rPr>
+          <w:rFonts w:ascii="Consolas" w:eastAsia="Times New Roman" w:hAnsi="Consolas" w:cs="Times New Roman"/>
+          <w:color w:val="A31515"/>
+          <w:sz w:val="21"/>
+          <w:szCs w:val="21"/>
+        </w:rPr>
+        <w:t xml:space="preserve">, with method: </w:t>
+      </w:r>
+      <w:r>
+        <w:rPr>
+          <w:rFonts w:ascii="Consolas" w:eastAsia="Times New Roman" w:hAnsi="Consolas" w:cs="Times New Roman"/>
+          <w:color w:val="0000FF"/>
+          <w:sz w:val="21"/>
+          <w:szCs w:val="21"/>
+        </w:rPr>
+        <w:t>${</w:t>
+      </w:r>
+      <w:r>
+        <w:rPr>
+          <w:rFonts w:ascii="Consolas" w:eastAsia="Times New Roman" w:hAnsi="Consolas" w:cs="Times New Roman"/>
+          <w:color w:val="001080"/>
+          <w:sz w:val="21"/>
+          <w:szCs w:val="21"/>
+        </w:rPr>
+        <w:t>req</w:t>
+      </w:r>
+      <w:r>
+        <w:rPr>
+          <w:rFonts w:ascii="Consolas" w:eastAsia="Times New Roman" w:hAnsi="Consolas" w:cs="Times New Roman"/>
+          <w:color w:val="000000"/>
+          <w:sz w:val="21"/>
+          <w:szCs w:val="21"/>
+        </w:rPr>
+        <w:t>.</w:t>
+      </w:r>
+      <w:r>
+        <w:rPr>
+          <w:rFonts w:ascii="Consolas" w:eastAsia="Times New Roman" w:hAnsi="Consolas" w:cs="Times New Roman"/>
+          <w:color w:val="001080"/>
+          <w:sz w:val="21"/>
+          <w:szCs w:val="21"/>
+        </w:rPr>
+        <w:t>method</w:t>
+      </w:r>
+      <w:r>
+        <w:rPr>
+          <w:rFonts w:ascii="Consolas" w:eastAsia="Times New Roman" w:hAnsi="Consolas" w:cs="Times New Roman"/>
+          <w:color w:val="0000FF"/>
+          <w:sz w:val="21"/>
+          <w:szCs w:val="21"/>
+        </w:rPr>
+        <w:t>}</w:t>
+      </w:r>
+      <w:r>
+        <w:rPr>
+          <w:rFonts w:ascii="Consolas" w:eastAsia="Times New Roman" w:hAnsi="Consolas" w:cs="Times New Roman"/>
+          <w:color w:val="A31515"/>
+          <w:sz w:val="21"/>
+          <w:szCs w:val="21"/>
+        </w:rPr>
+        <w:t>`</w:t>
+      </w:r>
+      <w:r>
+        <w:rPr>
+          <w:rFonts w:ascii="Consolas" w:eastAsia="Times New Roman" w:hAnsi="Consolas" w:cs="Times New Roman"/>
+          <w:color w:val="3B3B3B"/>
+          <w:sz w:val="21"/>
+          <w:szCs w:val="21"/>
+        </w:rPr>
+        <w:t>)</w:t>
+      </w:r>
+    </w:p>
+    <w:p>
+      <w:pPr>
+        <w:shd w:val="clear" w:color="auto" w:fill="FFFFFF"/>
+        <w:spacing w:after="0" w:line="285" w:lineRule="atLeast"/>
+        <w:rPr>
+          <w:rFonts w:ascii="Consolas" w:eastAsia="Times New Roman" w:hAnsi="Consolas" w:cs="Times New Roman"/>
+          <w:color w:val="3B3B3B"/>
+          <w:sz w:val="21"/>
+          <w:szCs w:val="21"/>
+        </w:rPr>
+      </w:pPr>
+      <w:r>
+        <w:rPr>
+          <w:rFonts w:ascii="Consolas" w:eastAsia="Times New Roman" w:hAnsi="Consolas" w:cs="Times New Roman"/>
+          <w:color w:val="3B3B3B"/>
+          <w:sz w:val="21"/>
+          <w:szCs w:val="21"/>
+        </w:rPr>
+        <w:t xml:space="preserve">    </w:t>
+      </w:r>
+      <w:proofErr w:type="gramStart"/>
+      <w:r>
+        <w:rPr>
+          <w:rFonts w:ascii="Consolas" w:eastAsia="Times New Roman" w:hAnsi="Consolas" w:cs="Times New Roman"/>
+          <w:color w:val="795E26"/>
+          <w:sz w:val="21"/>
+          <w:szCs w:val="21"/>
+        </w:rPr>
+        <w:t>next</w:t>
+      </w:r>
+      <w:r>
+        <w:rPr>
+          <w:rFonts w:ascii="Consolas" w:eastAsia="Times New Roman" w:hAnsi="Consolas" w:cs="Times New Roman"/>
+          <w:color w:val="3B3B3B"/>
+          <w:sz w:val="21"/>
+          <w:szCs w:val="21"/>
+        </w:rPr>
+        <w:t>()</w:t>
+      </w:r>
+      <w:proofErr w:type="gramEnd"/>
+    </w:p>
+    <w:p>
+      <w:pPr>
+        <w:shd w:val="clear" w:color="auto" w:fill="FFFFFF"/>
+        <w:spacing w:after="0" w:line="285" w:lineRule="atLeast"/>
+        <w:rPr>
+          <w:rFonts w:ascii="Consolas" w:eastAsia="Times New Roman" w:hAnsi="Consolas" w:cs="Times New Roman"/>
+          <w:color w:val="3B3B3B"/>
+          <w:sz w:val="21"/>
+          <w:szCs w:val="21"/>
+        </w:rPr>
+      </w:pPr>
+      <w:r>
+        <w:rPr>
+          <w:rFonts w:ascii="Consolas" w:eastAsia="Times New Roman" w:hAnsi="Consolas" w:cs="Times New Roman"/>
+          <w:color w:val="3B3B3B"/>
+          <w:sz w:val="21"/>
+          <w:szCs w:val="21"/>
+        </w:rPr>
+        <w:t>  }</w:t>
+      </w:r>
+    </w:p>
+    <w:p>
+      <w:pPr>
+        <w:shd w:val="clear" w:color="auto" w:fill="FFFFFF"/>
+        <w:spacing w:after="0" w:line="285" w:lineRule="atLeast"/>
+        <w:rPr>
+          <w:rFonts w:ascii="Consolas" w:eastAsia="Times New Roman" w:hAnsi="Consolas" w:cs="Times New Roman"/>
+          <w:color w:val="3B3B3B"/>
+          <w:sz w:val="21"/>
+          <w:szCs w:val="21"/>
+        </w:rPr>
+      </w:pPr>
+      <w:r>
+        <w:rPr>
+          <w:rFonts w:ascii="Consolas" w:eastAsia="Times New Roman" w:hAnsi="Consolas" w:cs="Times New Roman"/>
+          <w:color w:val="3B3B3B"/>
+          <w:sz w:val="21"/>
+          <w:szCs w:val="21"/>
+        </w:rPr>
+        <w:t>}</w:t>
+      </w:r>
+    </w:p>
+    <w:p>
+      <w:pPr>
+        <w:ind w:left="720" w:firstLine="720"/>
+        <w:rPr>
+          <w:rFonts w:ascii="Sakkal Majalla" w:hAnsi="Sakkal Majalla" w:cs="Sakkal Majalla"/>
+          <w:sz w:val="28"/>
+          <w:szCs w:val="28"/>
+        </w:rPr>
+      </w:pPr>
+      <w:r>
+        <w:rPr>
+          <w:rFonts w:ascii="Sakkal Majalla" w:hAnsi="Sakkal Majalla" w:cs="Sakkal Majalla"/>
+          <w:sz w:val="28"/>
+          <w:szCs w:val="28"/>
+        </w:rPr>
+        <w:t>------------------------------------------------------------------------------------</w:t>
+      </w:r>
+    </w:p>
+    <w:p>
+      <w:pPr>
+        <w:shd w:val="clear" w:color="auto" w:fill="FFFFFF"/>
+        <w:spacing w:after="0" w:line="285" w:lineRule="atLeast"/>
+        <w:rPr>
+          <w:rFonts w:ascii="Sakkal Majalla" w:eastAsia="Times New Roman" w:hAnsi="Sakkal Majalla" w:cs="Sakkal Majalla"/>
+          <w:color w:val="3B3B3B"/>
+          <w:sz w:val="28"/>
+          <w:szCs w:val="28"/>
+        </w:rPr>
+      </w:pPr>
+      <w:r>
+        <w:rPr>
+          <w:rFonts w:ascii="Sakkal Majalla" w:eastAsia="Times New Roman" w:hAnsi="Sakkal Majalla" w:cs="Sakkal Majalla"/>
+          <w:color w:val="3B3B3B"/>
+          <w:sz w:val="28"/>
+          <w:szCs w:val="28"/>
+        </w:rPr>
+        <w:t>Then to apply the middleware, ex: in app.module.ts:</w:t>
+      </w:r>
+    </w:p>
+    <w:p>
+      <w:pPr>
+        <w:shd w:val="clear" w:color="auto" w:fill="FFFFFF"/>
+        <w:spacing w:after="0" w:line="285" w:lineRule="atLeast"/>
+        <w:rPr>
+          <w:rFonts w:ascii="Consolas" w:eastAsia="Times New Roman" w:hAnsi="Consolas" w:cs="Times New Roman"/>
+          <w:color w:val="3B3B3B"/>
+          <w:sz w:val="21"/>
+          <w:szCs w:val="21"/>
+        </w:rPr>
+      </w:pPr>
+      <w:proofErr w:type="gramStart"/>
+      <w:r>
+        <w:rPr>
+          <w:rFonts w:ascii="Consolas" w:eastAsia="Times New Roman" w:hAnsi="Consolas" w:cs="Times New Roman"/>
+          <w:color w:val="AF00DB"/>
+          <w:sz w:val="21"/>
+          <w:szCs w:val="21"/>
+        </w:rPr>
+        <w:t>import</w:t>
+      </w:r>
+      <w:proofErr w:type="gramEnd"/>
+      <w:r>
+        <w:rPr>
+          <w:rFonts w:ascii="Consolas" w:eastAsia="Times New Roman" w:hAnsi="Consolas" w:cs="Times New Roman"/>
+          <w:color w:val="3B3B3B"/>
+          <w:sz w:val="21"/>
+          <w:szCs w:val="21"/>
+        </w:rPr>
+        <w:t xml:space="preserve"> { </w:t>
+      </w:r>
+      <w:r>
+        <w:rPr>
+          <w:rFonts w:ascii="Consolas" w:eastAsia="Times New Roman" w:hAnsi="Consolas" w:cs="Times New Roman"/>
+          <w:color w:val="001080"/>
+          <w:sz w:val="21"/>
+          <w:szCs w:val="21"/>
+        </w:rPr>
+        <w:t>MiddlewareConsumer</w:t>
+      </w:r>
+      <w:r>
+        <w:rPr>
+          <w:rFonts w:ascii="Consolas" w:eastAsia="Times New Roman" w:hAnsi="Consolas" w:cs="Times New Roman"/>
+          <w:color w:val="3B3B3B"/>
+          <w:sz w:val="21"/>
+          <w:szCs w:val="21"/>
+        </w:rPr>
+        <w:t xml:space="preserve">, </w:t>
+      </w:r>
+      <w:r>
+        <w:rPr>
+          <w:rFonts w:ascii="Consolas" w:eastAsia="Times New Roman" w:hAnsi="Consolas" w:cs="Times New Roman"/>
+          <w:color w:val="001080"/>
+          <w:sz w:val="21"/>
+          <w:szCs w:val="21"/>
+        </w:rPr>
+        <w:t>Module</w:t>
+      </w:r>
+      <w:r>
+        <w:rPr>
+          <w:rFonts w:ascii="Consolas" w:eastAsia="Times New Roman" w:hAnsi="Consolas" w:cs="Times New Roman"/>
+          <w:color w:val="3B3B3B"/>
+          <w:sz w:val="21"/>
+          <w:szCs w:val="21"/>
+        </w:rPr>
+        <w:t xml:space="preserve">, </w:t>
+      </w:r>
+      <w:r>
+        <w:rPr>
+          <w:rFonts w:ascii="Consolas" w:eastAsia="Times New Roman" w:hAnsi="Consolas" w:cs="Times New Roman"/>
+          <w:color w:val="001080"/>
+          <w:sz w:val="21"/>
+          <w:szCs w:val="21"/>
+        </w:rPr>
+        <w:t>NestModule</w:t>
+      </w:r>
+      <w:r>
+        <w:rPr>
+          <w:rFonts w:ascii="Consolas" w:eastAsia="Times New Roman" w:hAnsi="Consolas" w:cs="Times New Roman"/>
+          <w:color w:val="3B3B3B"/>
+          <w:sz w:val="21"/>
+          <w:szCs w:val="21"/>
+        </w:rPr>
+        <w:t xml:space="preserve"> } </w:t>
+      </w:r>
+      <w:r>
+        <w:rPr>
+          <w:rFonts w:ascii="Consolas" w:eastAsia="Times New Roman" w:hAnsi="Consolas" w:cs="Times New Roman"/>
+          <w:color w:val="AF00DB"/>
+          <w:sz w:val="21"/>
+          <w:szCs w:val="21"/>
+        </w:rPr>
+        <w:t>from</w:t>
+      </w:r>
+      <w:r>
+        <w:rPr>
+          <w:rFonts w:ascii="Consolas" w:eastAsia="Times New Roman" w:hAnsi="Consolas" w:cs="Times New Roman"/>
+          <w:color w:val="3B3B3B"/>
+          <w:sz w:val="21"/>
+          <w:szCs w:val="21"/>
+        </w:rPr>
+        <w:t xml:space="preserve"> </w:t>
+      </w:r>
+      <w:r>
+        <w:rPr>
+          <w:rFonts w:ascii="Consolas" w:eastAsia="Times New Roman" w:hAnsi="Consolas" w:cs="Times New Roman"/>
+          <w:color w:val="A31515"/>
+          <w:sz w:val="21"/>
+          <w:szCs w:val="21"/>
+        </w:rPr>
+        <w:t>'@nestjs/common'</w:t>
+      </w:r>
+      <w:r>
+        <w:rPr>
+          <w:rFonts w:ascii="Consolas" w:eastAsia="Times New Roman" w:hAnsi="Consolas" w:cs="Times New Roman"/>
+          <w:color w:val="3B3B3B"/>
+          <w:sz w:val="21"/>
+          <w:szCs w:val="21"/>
+        </w:rPr>
+        <w:t>;</w:t>
+      </w:r>
+    </w:p>
+    <w:p>
+      <w:pPr>
+        <w:shd w:val="clear" w:color="auto" w:fill="FFFFFF"/>
+        <w:spacing w:after="0" w:line="285" w:lineRule="atLeast"/>
+        <w:rPr>
+          <w:rFonts w:ascii="Consolas" w:eastAsia="Times New Roman" w:hAnsi="Consolas" w:cs="Times New Roman"/>
+          <w:color w:val="3B3B3B"/>
+          <w:sz w:val="21"/>
+          <w:szCs w:val="21"/>
+        </w:rPr>
+      </w:pPr>
+      <w:proofErr w:type="gramStart"/>
+      <w:r>
+        <w:rPr>
+          <w:rFonts w:ascii="Consolas" w:eastAsia="Times New Roman" w:hAnsi="Consolas" w:cs="Times New Roman"/>
+          <w:color w:val="AF00DB"/>
+          <w:sz w:val="21"/>
+          <w:szCs w:val="21"/>
+        </w:rPr>
+        <w:t>import</w:t>
+      </w:r>
+      <w:proofErr w:type="gramEnd"/>
+      <w:r>
+        <w:rPr>
+          <w:rFonts w:ascii="Consolas" w:eastAsia="Times New Roman" w:hAnsi="Consolas" w:cs="Times New Roman"/>
+          <w:color w:val="3B3B3B"/>
+          <w:sz w:val="21"/>
+          <w:szCs w:val="21"/>
+        </w:rPr>
+        <w:t xml:space="preserve"> { </w:t>
+      </w:r>
+      <w:r>
+        <w:rPr>
+          <w:rFonts w:ascii="Consolas" w:eastAsia="Times New Roman" w:hAnsi="Consolas" w:cs="Times New Roman"/>
+          <w:color w:val="001080"/>
+          <w:sz w:val="21"/>
+          <w:szCs w:val="21"/>
+        </w:rPr>
+        <w:t>EventEmitterModule</w:t>
+      </w:r>
+      <w:r>
+        <w:rPr>
+          <w:rFonts w:ascii="Consolas" w:eastAsia="Times New Roman" w:hAnsi="Consolas" w:cs="Times New Roman"/>
+          <w:color w:val="3B3B3B"/>
+          <w:sz w:val="21"/>
+          <w:szCs w:val="21"/>
+        </w:rPr>
+        <w:t xml:space="preserve"> } </w:t>
+      </w:r>
+      <w:r>
+        <w:rPr>
+          <w:rFonts w:ascii="Consolas" w:eastAsia="Times New Roman" w:hAnsi="Consolas" w:cs="Times New Roman"/>
+          <w:color w:val="AF00DB"/>
+          <w:sz w:val="21"/>
+          <w:szCs w:val="21"/>
+        </w:rPr>
+        <w:t>from</w:t>
+      </w:r>
+      <w:r>
+        <w:rPr>
+          <w:rFonts w:ascii="Consolas" w:eastAsia="Times New Roman" w:hAnsi="Consolas" w:cs="Times New Roman"/>
+          <w:color w:val="3B3B3B"/>
+          <w:sz w:val="21"/>
+          <w:szCs w:val="21"/>
+        </w:rPr>
+        <w:t xml:space="preserve"> </w:t>
+      </w:r>
+      <w:r>
+        <w:rPr>
+          <w:rFonts w:ascii="Consolas" w:eastAsia="Times New Roman" w:hAnsi="Consolas" w:cs="Times New Roman"/>
+          <w:color w:val="A31515"/>
+          <w:sz w:val="21"/>
+          <w:szCs w:val="21"/>
+        </w:rPr>
+        <w:t>'@nestjs/event-emitter'</w:t>
+      </w:r>
+      <w:r>
+        <w:rPr>
+          <w:rFonts w:ascii="Consolas" w:eastAsia="Times New Roman" w:hAnsi="Consolas" w:cs="Times New Roman"/>
+          <w:color w:val="3B3B3B"/>
+          <w:sz w:val="21"/>
+          <w:szCs w:val="21"/>
+        </w:rPr>
+        <w:t>;</w:t>
+      </w:r>
+    </w:p>
+    <w:p>
+      <w:pPr>
+        <w:shd w:val="clear" w:color="auto" w:fill="FFFFFF"/>
+        <w:spacing w:after="0" w:line="285" w:lineRule="atLeast"/>
+        <w:rPr>
+          <w:rFonts w:ascii="Consolas" w:eastAsia="Times New Roman" w:hAnsi="Consolas" w:cs="Times New Roman"/>
+          <w:color w:val="3B3B3B"/>
+          <w:sz w:val="21"/>
+          <w:szCs w:val="21"/>
+        </w:rPr>
+      </w:pPr>
+      <w:proofErr w:type="gramStart"/>
+      <w:r>
+        <w:rPr>
+          <w:rFonts w:ascii="Consolas" w:eastAsia="Times New Roman" w:hAnsi="Consolas" w:cs="Times New Roman"/>
+          <w:color w:val="AF00DB"/>
+          <w:sz w:val="21"/>
+          <w:szCs w:val="21"/>
+        </w:rPr>
+        <w:t>import</w:t>
+      </w:r>
+      <w:proofErr w:type="gramEnd"/>
+      <w:r>
+        <w:rPr>
+          <w:rFonts w:ascii="Consolas" w:eastAsia="Times New Roman" w:hAnsi="Consolas" w:cs="Times New Roman"/>
+          <w:color w:val="3B3B3B"/>
+          <w:sz w:val="21"/>
+          <w:szCs w:val="21"/>
+        </w:rPr>
+        <w:t xml:space="preserve"> { </w:t>
+      </w:r>
+      <w:r>
+        <w:rPr>
+          <w:rFonts w:ascii="Consolas" w:eastAsia="Times New Roman" w:hAnsi="Consolas" w:cs="Times New Roman"/>
+          <w:color w:val="001080"/>
+          <w:sz w:val="21"/>
+          <w:szCs w:val="21"/>
+        </w:rPr>
+        <w:t>AppController</w:t>
+      </w:r>
+      <w:r>
+        <w:rPr>
+          <w:rFonts w:ascii="Consolas" w:eastAsia="Times New Roman" w:hAnsi="Consolas" w:cs="Times New Roman"/>
+          <w:color w:val="3B3B3B"/>
+          <w:sz w:val="21"/>
+          <w:szCs w:val="21"/>
+        </w:rPr>
+        <w:t xml:space="preserve"> } </w:t>
+      </w:r>
+      <w:r>
+        <w:rPr>
+          <w:rFonts w:ascii="Consolas" w:eastAsia="Times New Roman" w:hAnsi="Consolas" w:cs="Times New Roman"/>
+          <w:color w:val="AF00DB"/>
+          <w:sz w:val="21"/>
+          <w:szCs w:val="21"/>
+        </w:rPr>
+        <w:t>from</w:t>
+      </w:r>
+      <w:r>
+        <w:rPr>
+          <w:rFonts w:ascii="Consolas" w:eastAsia="Times New Roman" w:hAnsi="Consolas" w:cs="Times New Roman"/>
+          <w:color w:val="3B3B3B"/>
+          <w:sz w:val="21"/>
+          <w:szCs w:val="21"/>
+        </w:rPr>
+        <w:t xml:space="preserve"> </w:t>
+      </w:r>
+      <w:r>
+        <w:rPr>
+          <w:rFonts w:ascii="Consolas" w:eastAsia="Times New Roman" w:hAnsi="Consolas" w:cs="Times New Roman"/>
+          <w:color w:val="A31515"/>
+          <w:sz w:val="21"/>
+          <w:szCs w:val="21"/>
+        </w:rPr>
+        <w:t>'./app.controller'</w:t>
+      </w:r>
+      <w:r>
+        <w:rPr>
+          <w:rFonts w:ascii="Consolas" w:eastAsia="Times New Roman" w:hAnsi="Consolas" w:cs="Times New Roman"/>
+          <w:color w:val="3B3B3B"/>
+          <w:sz w:val="21"/>
+          <w:szCs w:val="21"/>
+        </w:rPr>
+        <w:t>;</w:t>
+      </w:r>
+    </w:p>
+    <w:p>
+      <w:pPr>
+        <w:shd w:val="clear" w:color="auto" w:fill="FFFFFF"/>
+        <w:spacing w:after="0" w:line="285" w:lineRule="atLeast"/>
+        <w:rPr>
+          <w:rFonts w:ascii="Consolas" w:eastAsia="Times New Roman" w:hAnsi="Consolas" w:cs="Times New Roman"/>
+          <w:color w:val="3B3B3B"/>
+          <w:sz w:val="21"/>
+          <w:szCs w:val="21"/>
+        </w:rPr>
+      </w:pPr>
+      <w:proofErr w:type="gramStart"/>
+      <w:r>
+        <w:rPr>
+          <w:rFonts w:ascii="Consolas" w:eastAsia="Times New Roman" w:hAnsi="Consolas" w:cs="Times New Roman"/>
+          <w:color w:val="AF00DB"/>
+          <w:sz w:val="21"/>
+          <w:szCs w:val="21"/>
+        </w:rPr>
+        <w:t>import</w:t>
+      </w:r>
+      <w:proofErr w:type="gramEnd"/>
+      <w:r>
+        <w:rPr>
+          <w:rFonts w:ascii="Consolas" w:eastAsia="Times New Roman" w:hAnsi="Consolas" w:cs="Times New Roman"/>
+          <w:color w:val="3B3B3B"/>
+          <w:sz w:val="21"/>
+          <w:szCs w:val="21"/>
+        </w:rPr>
+        <w:t xml:space="preserve"> { </w:t>
+      </w:r>
+      <w:r>
+        <w:rPr>
+          <w:rFonts w:ascii="Consolas" w:eastAsia="Times New Roman" w:hAnsi="Consolas" w:cs="Times New Roman"/>
+          <w:color w:val="001080"/>
+          <w:sz w:val="21"/>
+          <w:szCs w:val="21"/>
+        </w:rPr>
+        <w:t>AppService</w:t>
+      </w:r>
+      <w:r>
+        <w:rPr>
+          <w:rFonts w:ascii="Consolas" w:eastAsia="Times New Roman" w:hAnsi="Consolas" w:cs="Times New Roman"/>
+          <w:color w:val="3B3B3B"/>
+          <w:sz w:val="21"/>
+          <w:szCs w:val="21"/>
+        </w:rPr>
+        <w:t xml:space="preserve"> } </w:t>
+      </w:r>
+      <w:r>
+        <w:rPr>
+          <w:rFonts w:ascii="Consolas" w:eastAsia="Times New Roman" w:hAnsi="Consolas" w:cs="Times New Roman"/>
+          <w:color w:val="AF00DB"/>
+          <w:sz w:val="21"/>
+          <w:szCs w:val="21"/>
+        </w:rPr>
+        <w:t>from</w:t>
+      </w:r>
+      <w:r>
+        <w:rPr>
+          <w:rFonts w:ascii="Consolas" w:eastAsia="Times New Roman" w:hAnsi="Consolas" w:cs="Times New Roman"/>
+          <w:color w:val="3B3B3B"/>
+          <w:sz w:val="21"/>
+          <w:szCs w:val="21"/>
+        </w:rPr>
+        <w:t xml:space="preserve"> </w:t>
+      </w:r>
+      <w:r>
+        <w:rPr>
+          <w:rFonts w:ascii="Consolas" w:eastAsia="Times New Roman" w:hAnsi="Consolas" w:cs="Times New Roman"/>
+          <w:color w:val="A31515"/>
+          <w:sz w:val="21"/>
+          <w:szCs w:val="21"/>
+        </w:rPr>
+        <w:t>'./app.service'</w:t>
+      </w:r>
+      <w:r>
+        <w:rPr>
+          <w:rFonts w:ascii="Consolas" w:eastAsia="Times New Roman" w:hAnsi="Consolas" w:cs="Times New Roman"/>
+          <w:color w:val="3B3B3B"/>
+          <w:sz w:val="21"/>
+          <w:szCs w:val="21"/>
+        </w:rPr>
+        <w:t>;</w:t>
+      </w:r>
+    </w:p>
+    <w:p>
+      <w:pPr>
+        <w:shd w:val="clear" w:color="auto" w:fill="FFFFFF"/>
+        <w:spacing w:after="0" w:line="285" w:lineRule="atLeast"/>
+        <w:rPr>
+          <w:rFonts w:ascii="Consolas" w:eastAsia="Times New Roman" w:hAnsi="Consolas" w:cs="Times New Roman"/>
+          <w:color w:val="3B3B3B"/>
+          <w:sz w:val="21"/>
+          <w:szCs w:val="21"/>
+        </w:rPr>
+      </w:pPr>
+      <w:proofErr w:type="gramStart"/>
+      <w:r>
+        <w:rPr>
+          <w:rFonts w:ascii="Consolas" w:eastAsia="Times New Roman" w:hAnsi="Consolas" w:cs="Times New Roman"/>
+          <w:color w:val="AF00DB"/>
+          <w:sz w:val="21"/>
+          <w:szCs w:val="21"/>
+        </w:rPr>
+        <w:t>import</w:t>
+      </w:r>
+      <w:proofErr w:type="gramEnd"/>
+      <w:r>
+        <w:rPr>
+          <w:rFonts w:ascii="Consolas" w:eastAsia="Times New Roman" w:hAnsi="Consolas" w:cs="Times New Roman"/>
+          <w:color w:val="3B3B3B"/>
+          <w:sz w:val="21"/>
+          <w:szCs w:val="21"/>
+        </w:rPr>
+        <w:t xml:space="preserve"> { </w:t>
+      </w:r>
+      <w:r>
+        <w:rPr>
+          <w:rFonts w:ascii="Consolas" w:eastAsia="Times New Roman" w:hAnsi="Consolas" w:cs="Times New Roman"/>
+          <w:color w:val="001080"/>
+          <w:sz w:val="21"/>
+          <w:szCs w:val="21"/>
+        </w:rPr>
+        <w:t>UsersModule</w:t>
+      </w:r>
+      <w:r>
+        <w:rPr>
+          <w:rFonts w:ascii="Consolas" w:eastAsia="Times New Roman" w:hAnsi="Consolas" w:cs="Times New Roman"/>
+          <w:color w:val="3B3B3B"/>
+          <w:sz w:val="21"/>
+          <w:szCs w:val="21"/>
+        </w:rPr>
+        <w:t xml:space="preserve"> } </w:t>
+      </w:r>
+      <w:r>
+        <w:rPr>
+          <w:rFonts w:ascii="Consolas" w:eastAsia="Times New Roman" w:hAnsi="Consolas" w:cs="Times New Roman"/>
+          <w:color w:val="AF00DB"/>
+          <w:sz w:val="21"/>
+          <w:szCs w:val="21"/>
+        </w:rPr>
+        <w:t>from</w:t>
+      </w:r>
+      <w:r>
+        <w:rPr>
+          <w:rFonts w:ascii="Consolas" w:eastAsia="Times New Roman" w:hAnsi="Consolas" w:cs="Times New Roman"/>
+          <w:color w:val="3B3B3B"/>
+          <w:sz w:val="21"/>
+          <w:szCs w:val="21"/>
+        </w:rPr>
+        <w:t xml:space="preserve"> </w:t>
+      </w:r>
+      <w:r>
+        <w:rPr>
+          <w:rFonts w:ascii="Consolas" w:eastAsia="Times New Roman" w:hAnsi="Consolas" w:cs="Times New Roman"/>
+          <w:color w:val="A31515"/>
+          <w:sz w:val="21"/>
+          <w:szCs w:val="21"/>
+        </w:rPr>
+        <w:t>'./users/users.module'</w:t>
+      </w:r>
+      <w:r>
+        <w:rPr>
+          <w:rFonts w:ascii="Consolas" w:eastAsia="Times New Roman" w:hAnsi="Consolas" w:cs="Times New Roman"/>
+          <w:color w:val="3B3B3B"/>
+          <w:sz w:val="21"/>
+          <w:szCs w:val="21"/>
+        </w:rPr>
+        <w:t>;</w:t>
+      </w:r>
+    </w:p>
+    <w:p>
+      <w:pPr>
+        <w:shd w:val="clear" w:color="auto" w:fill="FFFFFF"/>
+        <w:spacing w:after="0" w:line="285" w:lineRule="atLeast"/>
+        <w:rPr>
+          <w:rFonts w:ascii="Consolas" w:eastAsia="Times New Roman" w:hAnsi="Consolas" w:cs="Times New Roman"/>
+          <w:color w:val="3B3B3B"/>
+          <w:sz w:val="21"/>
+          <w:szCs w:val="21"/>
+        </w:rPr>
+      </w:pPr>
+      <w:proofErr w:type="gramStart"/>
+      <w:r>
+        <w:rPr>
+          <w:rFonts w:ascii="Consolas" w:eastAsia="Times New Roman" w:hAnsi="Consolas" w:cs="Times New Roman"/>
+          <w:color w:val="AF00DB"/>
+          <w:sz w:val="21"/>
+          <w:szCs w:val="21"/>
+        </w:rPr>
+        <w:t>import</w:t>
+      </w:r>
+      <w:proofErr w:type="gramEnd"/>
+      <w:r>
+        <w:rPr>
+          <w:rFonts w:ascii="Consolas" w:eastAsia="Times New Roman" w:hAnsi="Consolas" w:cs="Times New Roman"/>
+          <w:color w:val="3B3B3B"/>
+          <w:sz w:val="21"/>
+          <w:szCs w:val="21"/>
+        </w:rPr>
+        <w:t xml:space="preserve"> { </w:t>
+      </w:r>
+      <w:r>
+        <w:rPr>
+          <w:rFonts w:ascii="Consolas" w:eastAsia="Times New Roman" w:hAnsi="Consolas" w:cs="Times New Roman"/>
+          <w:color w:val="001080"/>
+          <w:sz w:val="21"/>
+          <w:szCs w:val="21"/>
+        </w:rPr>
+        <w:t>CatsModule</w:t>
+      </w:r>
+      <w:r>
+        <w:rPr>
+          <w:rFonts w:ascii="Consolas" w:eastAsia="Times New Roman" w:hAnsi="Consolas" w:cs="Times New Roman"/>
+          <w:color w:val="3B3B3B"/>
+          <w:sz w:val="21"/>
+          <w:szCs w:val="21"/>
+        </w:rPr>
+        <w:t xml:space="preserve"> } </w:t>
+      </w:r>
+      <w:r>
+        <w:rPr>
+          <w:rFonts w:ascii="Consolas" w:eastAsia="Times New Roman" w:hAnsi="Consolas" w:cs="Times New Roman"/>
+          <w:color w:val="AF00DB"/>
+          <w:sz w:val="21"/>
+          <w:szCs w:val="21"/>
+        </w:rPr>
+        <w:t>from</w:t>
+      </w:r>
+      <w:r>
+        <w:rPr>
+          <w:rFonts w:ascii="Consolas" w:eastAsia="Times New Roman" w:hAnsi="Consolas" w:cs="Times New Roman"/>
+          <w:color w:val="3B3B3B"/>
+          <w:sz w:val="21"/>
+          <w:szCs w:val="21"/>
+        </w:rPr>
+        <w:t xml:space="preserve"> </w:t>
+      </w:r>
+      <w:r>
+        <w:rPr>
+          <w:rFonts w:ascii="Consolas" w:eastAsia="Times New Roman" w:hAnsi="Consolas" w:cs="Times New Roman"/>
+          <w:color w:val="A31515"/>
+          <w:sz w:val="21"/>
+          <w:szCs w:val="21"/>
+        </w:rPr>
+        <w:t>'./cats/cats.module'</w:t>
+      </w:r>
+      <w:r>
+        <w:rPr>
+          <w:rFonts w:ascii="Consolas" w:eastAsia="Times New Roman" w:hAnsi="Consolas" w:cs="Times New Roman"/>
+          <w:color w:val="3B3B3B"/>
+          <w:sz w:val="21"/>
+          <w:szCs w:val="21"/>
+        </w:rPr>
+        <w:t>;</w:t>
+      </w:r>
+    </w:p>
+    <w:p>
+      <w:pPr>
+        <w:shd w:val="clear" w:color="auto" w:fill="FFFFFF"/>
+        <w:spacing w:after="0" w:line="285" w:lineRule="atLeast"/>
+        <w:rPr>
+          <w:rFonts w:ascii="Consolas" w:eastAsia="Times New Roman" w:hAnsi="Consolas" w:cs="Times New Roman"/>
+          <w:color w:val="3B3B3B"/>
+          <w:sz w:val="21"/>
+          <w:szCs w:val="21"/>
+        </w:rPr>
+      </w:pPr>
+      <w:proofErr w:type="gramStart"/>
+      <w:r>
+        <w:rPr>
+          <w:rFonts w:ascii="Consolas" w:eastAsia="Times New Roman" w:hAnsi="Consolas" w:cs="Times New Roman"/>
+          <w:color w:val="AF00DB"/>
+          <w:sz w:val="21"/>
+          <w:szCs w:val="21"/>
+        </w:rPr>
+        <w:t>import</w:t>
+      </w:r>
+      <w:proofErr w:type="gramEnd"/>
+      <w:r>
+        <w:rPr>
+          <w:rFonts w:ascii="Consolas" w:eastAsia="Times New Roman" w:hAnsi="Consolas" w:cs="Times New Roman"/>
+          <w:color w:val="3B3B3B"/>
+          <w:sz w:val="21"/>
+          <w:szCs w:val="21"/>
+        </w:rPr>
+        <w:t xml:space="preserve"> { </w:t>
+      </w:r>
+      <w:r>
+        <w:rPr>
+          <w:rFonts w:ascii="Consolas" w:eastAsia="Times New Roman" w:hAnsi="Consolas" w:cs="Times New Roman"/>
+          <w:color w:val="001080"/>
+          <w:sz w:val="21"/>
+          <w:szCs w:val="21"/>
+        </w:rPr>
+        <w:t>CatsMiddleware</w:t>
+      </w:r>
+      <w:r>
+        <w:rPr>
+          <w:rFonts w:ascii="Consolas" w:eastAsia="Times New Roman" w:hAnsi="Consolas" w:cs="Times New Roman"/>
+          <w:color w:val="3B3B3B"/>
+          <w:sz w:val="21"/>
+          <w:szCs w:val="21"/>
+        </w:rPr>
+        <w:t xml:space="preserve"> } </w:t>
+      </w:r>
+      <w:r>
+        <w:rPr>
+          <w:rFonts w:ascii="Consolas" w:eastAsia="Times New Roman" w:hAnsi="Consolas" w:cs="Times New Roman"/>
+          <w:color w:val="AF00DB"/>
+          <w:sz w:val="21"/>
+          <w:szCs w:val="21"/>
+        </w:rPr>
+        <w:t>from</w:t>
+      </w:r>
+      <w:r>
+        <w:rPr>
+          <w:rFonts w:ascii="Consolas" w:eastAsia="Times New Roman" w:hAnsi="Consolas" w:cs="Times New Roman"/>
+          <w:color w:val="3B3B3B"/>
+          <w:sz w:val="21"/>
+          <w:szCs w:val="21"/>
+        </w:rPr>
+        <w:t xml:space="preserve"> </w:t>
+      </w:r>
+      <w:r>
+        <w:rPr>
+          <w:rFonts w:ascii="Consolas" w:eastAsia="Times New Roman" w:hAnsi="Consolas" w:cs="Times New Roman"/>
+          <w:color w:val="A31515"/>
+          <w:sz w:val="21"/>
+          <w:szCs w:val="21"/>
+        </w:rPr>
+        <w:t>'./cats/cats.middleware'</w:t>
+      </w:r>
+      <w:r>
+        <w:rPr>
+          <w:rFonts w:ascii="Consolas" w:eastAsia="Times New Roman" w:hAnsi="Consolas" w:cs="Times New Roman"/>
+          <w:color w:val="3B3B3B"/>
+          <w:sz w:val="21"/>
+          <w:szCs w:val="21"/>
+        </w:rPr>
+        <w:t>;</w:t>
+      </w:r>
+    </w:p>
+    <w:p>
+      <w:pPr>
+        <w:shd w:val="clear" w:color="auto" w:fill="FFFFFF"/>
+        <w:spacing w:after="0" w:line="285" w:lineRule="atLeast"/>
+        <w:rPr>
+          <w:rFonts w:ascii="Consolas" w:eastAsia="Times New Roman" w:hAnsi="Consolas" w:cs="Times New Roman"/>
+          <w:color w:val="3B3B3B"/>
+          <w:sz w:val="21"/>
+          <w:szCs w:val="21"/>
+        </w:rPr>
+      </w:pPr>
+    </w:p>
+    <w:p>
+      <w:pPr>
+        <w:shd w:val="clear" w:color="auto" w:fill="FFFFFF"/>
+        <w:spacing w:after="0" w:line="285" w:lineRule="atLeast"/>
+        <w:rPr>
+          <w:rFonts w:ascii="Consolas" w:eastAsia="Times New Roman" w:hAnsi="Consolas" w:cs="Times New Roman"/>
+          <w:color w:val="3B3B3B"/>
+          <w:sz w:val="21"/>
+          <w:szCs w:val="21"/>
+        </w:rPr>
+      </w:pPr>
+      <w:proofErr w:type="gramStart"/>
+      <w:r>
+        <w:rPr>
+          <w:rFonts w:ascii="Consolas" w:eastAsia="Times New Roman" w:hAnsi="Consolas" w:cs="Times New Roman"/>
+          <w:color w:val="3B3B3B"/>
+          <w:sz w:val="21"/>
+          <w:szCs w:val="21"/>
+        </w:rPr>
+        <w:t>@</w:t>
+      </w:r>
+      <w:r>
+        <w:rPr>
+          <w:rFonts w:ascii="Consolas" w:eastAsia="Times New Roman" w:hAnsi="Consolas" w:cs="Times New Roman"/>
+          <w:color w:val="795E26"/>
+          <w:sz w:val="21"/>
+          <w:szCs w:val="21"/>
+        </w:rPr>
+        <w:t>Module</w:t>
+      </w:r>
+      <w:r>
+        <w:rPr>
+          <w:rFonts w:ascii="Consolas" w:eastAsia="Times New Roman" w:hAnsi="Consolas" w:cs="Times New Roman"/>
+          <w:color w:val="3B3B3B"/>
+          <w:sz w:val="21"/>
+          <w:szCs w:val="21"/>
+        </w:rPr>
+        <w:t>({</w:t>
+      </w:r>
+      <w:proofErr w:type="gramEnd"/>
+    </w:p>
+    <w:p>
+      <w:pPr>
+        <w:shd w:val="clear" w:color="auto" w:fill="FFFFFF"/>
+        <w:spacing w:after="0" w:line="285" w:lineRule="atLeast"/>
+        <w:rPr>
+          <w:rFonts w:ascii="Consolas" w:eastAsia="Times New Roman" w:hAnsi="Consolas" w:cs="Times New Roman"/>
+          <w:color w:val="3B3B3B"/>
+          <w:sz w:val="21"/>
+          <w:szCs w:val="21"/>
+        </w:rPr>
+      </w:pPr>
+      <w:r>
+        <w:rPr>
+          <w:rFonts w:ascii="Consolas" w:eastAsia="Times New Roman" w:hAnsi="Consolas" w:cs="Times New Roman"/>
+          <w:color w:val="3B3B3B"/>
+          <w:sz w:val="21"/>
+          <w:szCs w:val="21"/>
+        </w:rPr>
+        <w:t xml:space="preserve">  </w:t>
+      </w:r>
+      <w:proofErr w:type="gramStart"/>
+      <w:r>
+        <w:rPr>
+          <w:rFonts w:ascii="Consolas" w:eastAsia="Times New Roman" w:hAnsi="Consolas" w:cs="Times New Roman"/>
+          <w:color w:val="001080"/>
+          <w:sz w:val="21"/>
+          <w:szCs w:val="21"/>
+        </w:rPr>
+        <w:t>imports</w:t>
+      </w:r>
+      <w:proofErr w:type="gramEnd"/>
+      <w:r>
+        <w:rPr>
+          <w:rFonts w:ascii="Consolas" w:eastAsia="Times New Roman" w:hAnsi="Consolas" w:cs="Times New Roman"/>
+          <w:color w:val="001080"/>
+          <w:sz w:val="21"/>
+          <w:szCs w:val="21"/>
+        </w:rPr>
+        <w:t>:</w:t>
+      </w:r>
+      <w:r>
+        <w:rPr>
+          <w:rFonts w:ascii="Consolas" w:eastAsia="Times New Roman" w:hAnsi="Consolas" w:cs="Times New Roman"/>
+          <w:color w:val="3B3B3B"/>
+          <w:sz w:val="21"/>
+          <w:szCs w:val="21"/>
+        </w:rPr>
+        <w:t xml:space="preserve"> [</w:t>
+      </w:r>
+      <w:r>
+        <w:rPr>
+          <w:rFonts w:ascii="Consolas" w:eastAsia="Times New Roman" w:hAnsi="Consolas" w:cs="Times New Roman"/>
+          <w:color w:val="267F99"/>
+          <w:sz w:val="21"/>
+          <w:szCs w:val="21"/>
+        </w:rPr>
+        <w:t>UsersModule</w:t>
+      </w:r>
+      <w:r>
+        <w:rPr>
+          <w:rFonts w:ascii="Consolas" w:eastAsia="Times New Roman" w:hAnsi="Consolas" w:cs="Times New Roman"/>
+          <w:color w:val="3B3B3B"/>
+          <w:sz w:val="21"/>
+          <w:szCs w:val="21"/>
+        </w:rPr>
+        <w:t xml:space="preserve">, </w:t>
+      </w:r>
+      <w:r>
+        <w:rPr>
+          <w:rFonts w:ascii="Consolas" w:eastAsia="Times New Roman" w:hAnsi="Consolas" w:cs="Times New Roman"/>
+          <w:color w:val="267F99"/>
+          <w:sz w:val="21"/>
+          <w:szCs w:val="21"/>
+        </w:rPr>
+        <w:t>EventEmitterModule</w:t>
+      </w:r>
+      <w:r>
+        <w:rPr>
+          <w:rFonts w:ascii="Consolas" w:eastAsia="Times New Roman" w:hAnsi="Consolas" w:cs="Times New Roman"/>
+          <w:color w:val="3B3B3B"/>
+          <w:sz w:val="21"/>
+          <w:szCs w:val="21"/>
+        </w:rPr>
+        <w:t>.</w:t>
+      </w:r>
+      <w:r>
+        <w:rPr>
+          <w:rFonts w:ascii="Consolas" w:eastAsia="Times New Roman" w:hAnsi="Consolas" w:cs="Times New Roman"/>
+          <w:color w:val="795E26"/>
+          <w:sz w:val="21"/>
+          <w:szCs w:val="21"/>
+        </w:rPr>
+        <w:t>forRoot</w:t>
+      </w:r>
+      <w:r>
+        <w:rPr>
+          <w:rFonts w:ascii="Consolas" w:eastAsia="Times New Roman" w:hAnsi="Consolas" w:cs="Times New Roman"/>
+          <w:color w:val="3B3B3B"/>
+          <w:sz w:val="21"/>
+          <w:szCs w:val="21"/>
+        </w:rPr>
+        <w:t xml:space="preserve">(), </w:t>
+      </w:r>
+      <w:r>
+        <w:rPr>
+          <w:rFonts w:ascii="Consolas" w:eastAsia="Times New Roman" w:hAnsi="Consolas" w:cs="Times New Roman"/>
+          <w:color w:val="267F99"/>
+          <w:sz w:val="21"/>
+          <w:szCs w:val="21"/>
+        </w:rPr>
+        <w:t>CatsModule</w:t>
+      </w:r>
+      <w:r>
+        <w:rPr>
+          <w:rFonts w:ascii="Consolas" w:eastAsia="Times New Roman" w:hAnsi="Consolas" w:cs="Times New Roman"/>
+          <w:color w:val="3B3B3B"/>
+          <w:sz w:val="21"/>
+          <w:szCs w:val="21"/>
+        </w:rPr>
+        <w:t>],</w:t>
+      </w:r>
+    </w:p>
+    <w:p>
+      <w:pPr>
+        <w:shd w:val="clear" w:color="auto" w:fill="FFFFFF"/>
+        <w:spacing w:after="0" w:line="285" w:lineRule="atLeast"/>
+        <w:rPr>
+          <w:rFonts w:ascii="Consolas" w:eastAsia="Times New Roman" w:hAnsi="Consolas" w:cs="Times New Roman"/>
+          <w:color w:val="3B3B3B"/>
+          <w:sz w:val="21"/>
+          <w:szCs w:val="21"/>
+        </w:rPr>
+      </w:pPr>
+      <w:r>
+        <w:rPr>
+          <w:rFonts w:ascii="Consolas" w:eastAsia="Times New Roman" w:hAnsi="Consolas" w:cs="Times New Roman"/>
+          <w:color w:val="3B3B3B"/>
+          <w:sz w:val="21"/>
+          <w:szCs w:val="21"/>
+        </w:rPr>
+        <w:t xml:space="preserve">  </w:t>
+      </w:r>
+      <w:proofErr w:type="gramStart"/>
+      <w:r>
+        <w:rPr>
+          <w:rFonts w:ascii="Consolas" w:eastAsia="Times New Roman" w:hAnsi="Consolas" w:cs="Times New Roman"/>
+          <w:color w:val="001080"/>
+          <w:sz w:val="21"/>
+          <w:szCs w:val="21"/>
+        </w:rPr>
+        <w:t>controllers</w:t>
+      </w:r>
+      <w:proofErr w:type="gramEnd"/>
+      <w:r>
+        <w:rPr>
+          <w:rFonts w:ascii="Consolas" w:eastAsia="Times New Roman" w:hAnsi="Consolas" w:cs="Times New Roman"/>
+          <w:color w:val="001080"/>
+          <w:sz w:val="21"/>
+          <w:szCs w:val="21"/>
+        </w:rPr>
+        <w:t>:</w:t>
+      </w:r>
+      <w:r>
+        <w:rPr>
+          <w:rFonts w:ascii="Consolas" w:eastAsia="Times New Roman" w:hAnsi="Consolas" w:cs="Times New Roman"/>
+          <w:color w:val="3B3B3B"/>
+          <w:sz w:val="21"/>
+          <w:szCs w:val="21"/>
+        </w:rPr>
+        <w:t xml:space="preserve"> [</w:t>
+      </w:r>
+      <w:r>
+        <w:rPr>
+          <w:rFonts w:ascii="Consolas" w:eastAsia="Times New Roman" w:hAnsi="Consolas" w:cs="Times New Roman"/>
+          <w:color w:val="267F99"/>
+          <w:sz w:val="21"/>
+          <w:szCs w:val="21"/>
+        </w:rPr>
+        <w:t>AppController</w:t>
+      </w:r>
+      <w:r>
+        <w:rPr>
+          <w:rFonts w:ascii="Consolas" w:eastAsia="Times New Roman" w:hAnsi="Consolas" w:cs="Times New Roman"/>
+          <w:color w:val="3B3B3B"/>
+          <w:sz w:val="21"/>
+          <w:szCs w:val="21"/>
+        </w:rPr>
+        <w:t>],</w:t>
+      </w:r>
+    </w:p>
+    <w:p>
+      <w:pPr>
+        <w:shd w:val="clear" w:color="auto" w:fill="FFFFFF"/>
+        <w:spacing w:after="0" w:line="285" w:lineRule="atLeast"/>
+        <w:rPr>
+          <w:rFonts w:ascii="Consolas" w:eastAsia="Times New Roman" w:hAnsi="Consolas" w:cs="Times New Roman"/>
+          <w:color w:val="3B3B3B"/>
+          <w:sz w:val="21"/>
+          <w:szCs w:val="21"/>
+        </w:rPr>
+      </w:pPr>
+      <w:r>
+        <w:rPr>
+          <w:rFonts w:ascii="Consolas" w:eastAsia="Times New Roman" w:hAnsi="Consolas" w:cs="Times New Roman"/>
+          <w:color w:val="3B3B3B"/>
+          <w:sz w:val="21"/>
+          <w:szCs w:val="21"/>
+        </w:rPr>
+        <w:t xml:space="preserve">  </w:t>
+      </w:r>
+      <w:proofErr w:type="gramStart"/>
+      <w:r>
+        <w:rPr>
+          <w:rFonts w:ascii="Consolas" w:eastAsia="Times New Roman" w:hAnsi="Consolas" w:cs="Times New Roman"/>
+          <w:color w:val="001080"/>
+          <w:sz w:val="21"/>
+          <w:szCs w:val="21"/>
+        </w:rPr>
+        <w:t>providers</w:t>
+      </w:r>
+      <w:proofErr w:type="gramEnd"/>
+      <w:r>
+        <w:rPr>
+          <w:rFonts w:ascii="Consolas" w:eastAsia="Times New Roman" w:hAnsi="Consolas" w:cs="Times New Roman"/>
+          <w:color w:val="001080"/>
+          <w:sz w:val="21"/>
+          <w:szCs w:val="21"/>
+        </w:rPr>
+        <w:t>:</w:t>
+      </w:r>
+      <w:r>
+        <w:rPr>
+          <w:rFonts w:ascii="Consolas" w:eastAsia="Times New Roman" w:hAnsi="Consolas" w:cs="Times New Roman"/>
+          <w:color w:val="3B3B3B"/>
+          <w:sz w:val="21"/>
+          <w:szCs w:val="21"/>
+        </w:rPr>
+        <w:t xml:space="preserve"> [</w:t>
+      </w:r>
+      <w:r>
+        <w:rPr>
+          <w:rFonts w:ascii="Consolas" w:eastAsia="Times New Roman" w:hAnsi="Consolas" w:cs="Times New Roman"/>
+          <w:color w:val="267F99"/>
+          <w:sz w:val="21"/>
+          <w:szCs w:val="21"/>
+        </w:rPr>
+        <w:t>AppService</w:t>
+      </w:r>
+      <w:r>
+        <w:rPr>
+          <w:rFonts w:ascii="Consolas" w:eastAsia="Times New Roman" w:hAnsi="Consolas" w:cs="Times New Roman"/>
+          <w:color w:val="3B3B3B"/>
+          <w:sz w:val="21"/>
+          <w:szCs w:val="21"/>
+        </w:rPr>
+        <w:t>],</w:t>
+      </w:r>
+    </w:p>
+    <w:p>
+      <w:pPr>
+        <w:shd w:val="clear" w:color="auto" w:fill="FFFFFF"/>
+        <w:spacing w:after="0" w:line="285" w:lineRule="atLeast"/>
+        <w:rPr>
+          <w:rFonts w:ascii="Consolas" w:eastAsia="Times New Roman" w:hAnsi="Consolas" w:cs="Times New Roman"/>
+          <w:color w:val="3B3B3B"/>
+          <w:sz w:val="21"/>
+          <w:szCs w:val="21"/>
+        </w:rPr>
+      </w:pPr>
+      <w:r>
+        <w:rPr>
+          <w:rFonts w:ascii="Consolas" w:eastAsia="Times New Roman" w:hAnsi="Consolas" w:cs="Times New Roman"/>
+          <w:color w:val="3B3B3B"/>
+          <w:sz w:val="21"/>
+          <w:szCs w:val="21"/>
+        </w:rPr>
+        <w:t>})</w:t>
+      </w:r>
+    </w:p>
+    <w:p>
+      <w:pPr>
+        <w:shd w:val="clear" w:color="auto" w:fill="FFFFFF"/>
+        <w:spacing w:after="0" w:line="285" w:lineRule="atLeast"/>
+        <w:rPr>
+          <w:rFonts w:ascii="Consolas" w:eastAsia="Times New Roman" w:hAnsi="Consolas" w:cs="Times New Roman"/>
+          <w:color w:val="3B3B3B"/>
+          <w:sz w:val="21"/>
+          <w:szCs w:val="21"/>
+        </w:rPr>
+      </w:pPr>
+      <w:proofErr w:type="gramStart"/>
+      <w:r>
+        <w:rPr>
+          <w:rFonts w:ascii="Consolas" w:eastAsia="Times New Roman" w:hAnsi="Consolas" w:cs="Times New Roman"/>
+          <w:color w:val="AF00DB"/>
+          <w:sz w:val="21"/>
+          <w:szCs w:val="21"/>
+        </w:rPr>
+        <w:t>export</w:t>
+      </w:r>
+      <w:proofErr w:type="gramEnd"/>
+      <w:r>
+        <w:rPr>
+          <w:rFonts w:ascii="Consolas" w:eastAsia="Times New Roman" w:hAnsi="Consolas" w:cs="Times New Roman"/>
+          <w:color w:val="3B3B3B"/>
+          <w:sz w:val="21"/>
+          <w:szCs w:val="21"/>
+        </w:rPr>
+        <w:t xml:space="preserve"> </w:t>
+      </w:r>
+      <w:r>
+        <w:rPr>
+          <w:rFonts w:ascii="Consolas" w:eastAsia="Times New Roman" w:hAnsi="Consolas" w:cs="Times New Roman"/>
+          <w:color w:val="0000FF"/>
+          <w:sz w:val="21"/>
+          <w:szCs w:val="21"/>
+        </w:rPr>
+        <w:t>class</w:t>
+      </w:r>
+      <w:r>
+        <w:rPr>
+          <w:rFonts w:ascii="Consolas" w:eastAsia="Times New Roman" w:hAnsi="Consolas" w:cs="Times New Roman"/>
+          <w:color w:val="3B3B3B"/>
+          <w:sz w:val="21"/>
+          <w:szCs w:val="21"/>
+        </w:rPr>
+        <w:t xml:space="preserve"> </w:t>
+      </w:r>
+      <w:r>
+        <w:rPr>
+          <w:rFonts w:ascii="Consolas" w:eastAsia="Times New Roman" w:hAnsi="Consolas" w:cs="Times New Roman"/>
+          <w:color w:val="267F99"/>
+          <w:sz w:val="21"/>
+          <w:szCs w:val="21"/>
+        </w:rPr>
+        <w:t>AppModule</w:t>
+      </w:r>
+      <w:r>
+        <w:rPr>
+          <w:rFonts w:ascii="Consolas" w:eastAsia="Times New Roman" w:hAnsi="Consolas" w:cs="Times New Roman"/>
+          <w:color w:val="3B3B3B"/>
+          <w:sz w:val="21"/>
+          <w:szCs w:val="21"/>
+        </w:rPr>
+        <w:t xml:space="preserve"> </w:t>
+      </w:r>
+      <w:r>
+        <w:rPr>
+          <w:rFonts w:ascii="Consolas" w:eastAsia="Times New Roman" w:hAnsi="Consolas" w:cs="Times New Roman"/>
+          <w:color w:val="0000FF"/>
+          <w:sz w:val="21"/>
+          <w:szCs w:val="21"/>
+        </w:rPr>
+        <w:t>implements</w:t>
+      </w:r>
+      <w:r>
+        <w:rPr>
+          <w:rFonts w:ascii="Consolas" w:eastAsia="Times New Roman" w:hAnsi="Consolas" w:cs="Times New Roman"/>
+          <w:color w:val="3B3B3B"/>
+          <w:sz w:val="21"/>
+          <w:szCs w:val="21"/>
+        </w:rPr>
+        <w:t xml:space="preserve"> </w:t>
+      </w:r>
+      <w:r>
+        <w:rPr>
+          <w:rFonts w:ascii="Consolas" w:eastAsia="Times New Roman" w:hAnsi="Consolas" w:cs="Times New Roman"/>
+          <w:color w:val="267F99"/>
+          <w:sz w:val="21"/>
+          <w:szCs w:val="21"/>
+        </w:rPr>
+        <w:t>NestModule</w:t>
+      </w:r>
+      <w:r>
+        <w:rPr>
+          <w:rFonts w:ascii="Consolas" w:eastAsia="Times New Roman" w:hAnsi="Consolas" w:cs="Times New Roman"/>
+          <w:color w:val="3B3B3B"/>
+          <w:sz w:val="21"/>
+          <w:szCs w:val="21"/>
+        </w:rPr>
+        <w:t xml:space="preserve"> {</w:t>
+      </w:r>
+    </w:p>
+    <w:p>
+      <w:pPr>
+        <w:shd w:val="clear" w:color="auto" w:fill="FFFFFF"/>
+        <w:spacing w:after="0" w:line="285" w:lineRule="atLeast"/>
+        <w:rPr>
+          <w:rFonts w:ascii="Consolas" w:eastAsia="Times New Roman" w:hAnsi="Consolas" w:cs="Times New Roman"/>
+          <w:color w:val="3B3B3B"/>
+          <w:sz w:val="21"/>
+          <w:szCs w:val="21"/>
+        </w:rPr>
+      </w:pPr>
+      <w:r>
+        <w:rPr>
+          <w:rFonts w:ascii="Consolas" w:eastAsia="Times New Roman" w:hAnsi="Consolas" w:cs="Times New Roman"/>
+          <w:color w:val="3B3B3B"/>
+          <w:sz w:val="21"/>
+          <w:szCs w:val="21"/>
+        </w:rPr>
+        <w:t xml:space="preserve">  </w:t>
+      </w:r>
+      <w:proofErr w:type="gramStart"/>
+      <w:r>
+        <w:rPr>
+          <w:rFonts w:ascii="Consolas" w:eastAsia="Times New Roman" w:hAnsi="Consolas" w:cs="Times New Roman"/>
+          <w:color w:val="795E26"/>
+          <w:sz w:val="21"/>
+          <w:szCs w:val="21"/>
+        </w:rPr>
+        <w:t>configure</w:t>
+      </w:r>
+      <w:r>
+        <w:rPr>
+          <w:rFonts w:ascii="Consolas" w:eastAsia="Times New Roman" w:hAnsi="Consolas" w:cs="Times New Roman"/>
+          <w:color w:val="3B3B3B"/>
+          <w:sz w:val="21"/>
+          <w:szCs w:val="21"/>
+        </w:rPr>
+        <w:t>(</w:t>
+      </w:r>
+      <w:proofErr w:type="gramEnd"/>
+      <w:r>
+        <w:rPr>
+          <w:rFonts w:ascii="Consolas" w:eastAsia="Times New Roman" w:hAnsi="Consolas" w:cs="Times New Roman"/>
+          <w:color w:val="001080"/>
+          <w:sz w:val="21"/>
+          <w:szCs w:val="21"/>
+        </w:rPr>
+        <w:t>consumer</w:t>
+      </w:r>
+      <w:r>
+        <w:rPr>
+          <w:rFonts w:ascii="Consolas" w:eastAsia="Times New Roman" w:hAnsi="Consolas" w:cs="Times New Roman"/>
+          <w:color w:val="000000"/>
+          <w:sz w:val="21"/>
+          <w:szCs w:val="21"/>
+        </w:rPr>
+        <w:t>:</w:t>
+      </w:r>
+      <w:r>
+        <w:rPr>
+          <w:rFonts w:ascii="Consolas" w:eastAsia="Times New Roman" w:hAnsi="Consolas" w:cs="Times New Roman"/>
+          <w:color w:val="3B3B3B"/>
+          <w:sz w:val="21"/>
+          <w:szCs w:val="21"/>
+        </w:rPr>
+        <w:t xml:space="preserve"> </w:t>
+      </w:r>
+      <w:r>
+        <w:rPr>
+          <w:rFonts w:ascii="Consolas" w:eastAsia="Times New Roman" w:hAnsi="Consolas" w:cs="Times New Roman"/>
+          <w:color w:val="267F99"/>
+          <w:sz w:val="21"/>
+          <w:szCs w:val="21"/>
+        </w:rPr>
+        <w:t>MiddlewareConsumer</w:t>
+      </w:r>
+      <w:r>
+        <w:rPr>
+          <w:rFonts w:ascii="Consolas" w:eastAsia="Times New Roman" w:hAnsi="Consolas" w:cs="Times New Roman"/>
+          <w:color w:val="3B3B3B"/>
+          <w:sz w:val="21"/>
+          <w:szCs w:val="21"/>
+        </w:rPr>
+        <w:t>) {</w:t>
+      </w:r>
+    </w:p>
+    <w:p>
+      <w:pPr>
+        <w:shd w:val="clear" w:color="auto" w:fill="FFFFFF"/>
+        <w:spacing w:after="0" w:line="285" w:lineRule="atLeast"/>
+        <w:rPr>
+          <w:rFonts w:ascii="Consolas" w:eastAsia="Times New Roman" w:hAnsi="Consolas" w:cs="Times New Roman"/>
+          <w:color w:val="3B3B3B"/>
+          <w:sz w:val="21"/>
+          <w:szCs w:val="21"/>
+        </w:rPr>
+      </w:pPr>
+      <w:r>
+        <w:rPr>
+          <w:rFonts w:ascii="Consolas" w:eastAsia="Times New Roman" w:hAnsi="Consolas" w:cs="Times New Roman"/>
+          <w:color w:val="3B3B3B"/>
+          <w:sz w:val="21"/>
+          <w:szCs w:val="21"/>
+        </w:rPr>
+        <w:t xml:space="preserve">    </w:t>
+      </w:r>
+      <w:proofErr w:type="gramStart"/>
+      <w:r>
+        <w:rPr>
+          <w:rFonts w:ascii="Consolas" w:eastAsia="Times New Roman" w:hAnsi="Consolas" w:cs="Times New Roman"/>
+          <w:color w:val="001080"/>
+          <w:sz w:val="21"/>
+          <w:szCs w:val="21"/>
+        </w:rPr>
+        <w:t>consumer</w:t>
+      </w:r>
+      <w:r>
+        <w:rPr>
+          <w:rFonts w:ascii="Consolas" w:eastAsia="Times New Roman" w:hAnsi="Consolas" w:cs="Times New Roman"/>
+          <w:color w:val="3B3B3B"/>
+          <w:sz w:val="21"/>
+          <w:szCs w:val="21"/>
+        </w:rPr>
+        <w:t>.</w:t>
+      </w:r>
+      <w:r>
+        <w:rPr>
+          <w:rFonts w:ascii="Consolas" w:eastAsia="Times New Roman" w:hAnsi="Consolas" w:cs="Times New Roman"/>
+          <w:color w:val="795E26"/>
+          <w:sz w:val="21"/>
+          <w:szCs w:val="21"/>
+        </w:rPr>
+        <w:t>apply</w:t>
+      </w:r>
+      <w:r>
+        <w:rPr>
+          <w:rFonts w:ascii="Consolas" w:eastAsia="Times New Roman" w:hAnsi="Consolas" w:cs="Times New Roman"/>
+          <w:color w:val="3B3B3B"/>
+          <w:sz w:val="21"/>
+          <w:szCs w:val="21"/>
+        </w:rPr>
+        <w:t>(</w:t>
+      </w:r>
+      <w:proofErr w:type="gramEnd"/>
+      <w:r>
+        <w:rPr>
+          <w:rFonts w:ascii="Consolas" w:eastAsia="Times New Roman" w:hAnsi="Consolas" w:cs="Times New Roman"/>
+          <w:color w:val="267F99"/>
+          <w:sz w:val="21"/>
+          <w:szCs w:val="21"/>
+        </w:rPr>
+        <w:t>CatsMiddleware</w:t>
+      </w:r>
+      <w:r>
+        <w:rPr>
+          <w:rFonts w:ascii="Consolas" w:eastAsia="Times New Roman" w:hAnsi="Consolas" w:cs="Times New Roman"/>
+          <w:color w:val="3B3B3B"/>
+          <w:sz w:val="21"/>
+          <w:szCs w:val="21"/>
+        </w:rPr>
+        <w:t>).</w:t>
+      </w:r>
+      <w:r>
+        <w:rPr>
+          <w:rFonts w:ascii="Consolas" w:eastAsia="Times New Roman" w:hAnsi="Consolas" w:cs="Times New Roman"/>
+          <w:color w:val="795E26"/>
+          <w:sz w:val="21"/>
+          <w:szCs w:val="21"/>
+        </w:rPr>
+        <w:t>forRoutes</w:t>
+      </w:r>
+      <w:r>
+        <w:rPr>
+          <w:rFonts w:ascii="Consolas" w:eastAsia="Times New Roman" w:hAnsi="Consolas" w:cs="Times New Roman"/>
+          <w:color w:val="3B3B3B"/>
+          <w:sz w:val="21"/>
+          <w:szCs w:val="21"/>
+        </w:rPr>
+        <w:t>(</w:t>
+      </w:r>
+      <w:r>
+        <w:rPr>
+          <w:rFonts w:ascii="Consolas" w:eastAsia="Times New Roman" w:hAnsi="Consolas" w:cs="Times New Roman"/>
+          <w:color w:val="A31515"/>
+          <w:sz w:val="21"/>
+          <w:szCs w:val="21"/>
+        </w:rPr>
+        <w:t>'cats'</w:t>
+      </w:r>
+      <w:r>
+        <w:rPr>
+          <w:rFonts w:ascii="Consolas" w:eastAsia="Times New Roman" w:hAnsi="Consolas" w:cs="Times New Roman"/>
+          <w:color w:val="3B3B3B"/>
+          <w:sz w:val="21"/>
+          <w:szCs w:val="21"/>
+        </w:rPr>
+        <w:t>)</w:t>
+      </w:r>
+    </w:p>
+    <w:p>
+      <w:pPr>
+        <w:shd w:val="clear" w:color="auto" w:fill="FFFFFF"/>
+        <w:spacing w:after="0" w:line="285" w:lineRule="atLeast"/>
+        <w:rPr>
+          <w:rFonts w:ascii="Consolas" w:eastAsia="Times New Roman" w:hAnsi="Consolas" w:cs="Times New Roman"/>
+          <w:color w:val="3B3B3B"/>
+          <w:sz w:val="21"/>
+          <w:szCs w:val="21"/>
+        </w:rPr>
+      </w:pPr>
+      <w:r>
+        <w:rPr>
+          <w:rFonts w:ascii="Consolas" w:eastAsia="Times New Roman" w:hAnsi="Consolas" w:cs="Times New Roman"/>
+          <w:color w:val="3B3B3B"/>
+          <w:sz w:val="21"/>
+          <w:szCs w:val="21"/>
+        </w:rPr>
+        <w:t>  }</w:t>
+      </w:r>
+    </w:p>
+    <w:p>
+      <w:pPr>
+        <w:shd w:val="clear" w:color="auto" w:fill="FFFFFF"/>
+        <w:spacing w:after="0" w:line="285" w:lineRule="atLeast"/>
+        <w:rPr>
+          <w:rFonts w:ascii="Consolas" w:eastAsia="Times New Roman" w:hAnsi="Consolas" w:cs="Times New Roman"/>
+          <w:color w:val="3B3B3B"/>
+          <w:sz w:val="21"/>
+          <w:szCs w:val="21"/>
+        </w:rPr>
+      </w:pPr>
+      <w:r>
+        <w:rPr>
+          <w:rFonts w:ascii="Consolas" w:eastAsia="Times New Roman" w:hAnsi="Consolas" w:cs="Times New Roman"/>
+          <w:color w:val="3B3B3B"/>
+          <w:sz w:val="21"/>
+          <w:szCs w:val="21"/>
+        </w:rPr>
+        <w:t>}</w:t>
+      </w:r>
+    </w:p>
+    <w:p>
+      <w:pPr>
+        <w:ind w:left="720" w:firstLine="720"/>
+        <w:rPr>
+          <w:rFonts w:ascii="Sakkal Majalla" w:hAnsi="Sakkal Majalla" w:cs="Sakkal Majalla"/>
+          <w:sz w:val="28"/>
+          <w:szCs w:val="28"/>
+        </w:rPr>
+      </w:pPr>
+      <w:r>
+        <w:rPr>
+          <w:rFonts w:ascii="Sakkal Majalla" w:hAnsi="Sakkal Majalla" w:cs="Sakkal Majalla"/>
+          <w:sz w:val="28"/>
+          <w:szCs w:val="28"/>
+        </w:rPr>
+        <w:t>------------------------------------------------------------------------------------</w:t>
+      </w:r>
+    </w:p>
+    <w:p>
+      <w:pPr>
+        <w:shd w:val="clear" w:color="auto" w:fill="FFFFFF"/>
+        <w:spacing w:after="0" w:line="285" w:lineRule="atLeast"/>
+        <w:rPr>
+          <w:rFonts w:ascii="Sakkal Majalla" w:eastAsia="Times New Roman" w:hAnsi="Sakkal Majalla" w:cs="Sakkal Majalla"/>
+          <w:color w:val="3B3B3B"/>
+          <w:sz w:val="28"/>
+          <w:szCs w:val="28"/>
+        </w:rPr>
+      </w:pPr>
+    </w:p>
+    <w:p>
+      <w:pPr>
+        <w:shd w:val="clear" w:color="auto" w:fill="FFFFFF"/>
+        <w:spacing w:after="0" w:line="285" w:lineRule="atLeast"/>
+        <w:rPr>
+          <w:rFonts w:ascii="Sakkal Majalla" w:eastAsia="Times New Roman" w:hAnsi="Sakkal Majalla" w:cs="Sakkal Majalla"/>
+          <w:color w:val="3B3B3B"/>
+          <w:sz w:val="28"/>
+          <w:szCs w:val="28"/>
+        </w:rPr>
+      </w:pPr>
+    </w:p>
+    <w:p>
+      <w:pPr>
+        <w:shd w:val="clear" w:color="auto" w:fill="FFFFFF"/>
+        <w:spacing w:after="0" w:line="285" w:lineRule="atLeast"/>
+        <w:rPr>
+          <w:rFonts w:ascii="Sakkal Majalla" w:eastAsia="Times New Roman" w:hAnsi="Sakkal Majalla" w:cs="Sakkal Majalla"/>
+          <w:color w:val="3B3B3B"/>
+          <w:sz w:val="28"/>
+          <w:szCs w:val="28"/>
+        </w:rPr>
+      </w:pPr>
+    </w:p>
+    <w:p>
+      <w:pPr>
+        <w:shd w:val="clear" w:color="auto" w:fill="FFFFFF"/>
+        <w:spacing w:after="0" w:line="285" w:lineRule="atLeast"/>
+        <w:rPr>
+          <w:rFonts w:ascii="Sakkal Majalla" w:eastAsia="Times New Roman" w:hAnsi="Sakkal Majalla" w:cs="Sakkal Majalla"/>
+          <w:color w:val="3B3B3B"/>
+          <w:sz w:val="28"/>
+          <w:szCs w:val="28"/>
+        </w:rPr>
+      </w:pPr>
+    </w:p>
+    <w:p>
+      <w:pPr>
+        <w:shd w:val="clear" w:color="auto" w:fill="FFFFFF"/>
+        <w:spacing w:after="0" w:line="285" w:lineRule="atLeast"/>
+        <w:rPr>
+          <w:rFonts w:ascii="Sakkal Majalla" w:eastAsia="Times New Roman" w:hAnsi="Sakkal Majalla" w:cs="Sakkal Majalla"/>
+          <w:color w:val="3B3B3B"/>
+          <w:sz w:val="28"/>
+          <w:szCs w:val="28"/>
+        </w:rPr>
+      </w:pPr>
+    </w:p>
+    <w:p>
+      <w:pPr>
+        <w:shd w:val="clear" w:color="auto" w:fill="FFFFFF"/>
+        <w:spacing w:after="0" w:line="285" w:lineRule="atLeast"/>
+        <w:rPr>
+          <w:rFonts w:ascii="Sakkal Majalla" w:eastAsia="Times New Roman" w:hAnsi="Sakkal Majalla" w:cs="Sakkal Majalla"/>
+          <w:color w:val="3B3B3B"/>
+          <w:sz w:val="28"/>
+          <w:szCs w:val="28"/>
+        </w:rPr>
+      </w:pPr>
+    </w:p>
+    <w:p>
+      <w:pPr>
+        <w:shd w:val="clear" w:color="auto" w:fill="FFFFFF"/>
+        <w:spacing w:after="0" w:line="285" w:lineRule="atLeast"/>
+        <w:rPr>
+          <w:rFonts w:ascii="Sakkal Majalla" w:eastAsia="Times New Roman" w:hAnsi="Sakkal Majalla" w:cs="Sakkal Majalla"/>
+          <w:color w:val="3B3B3B"/>
+          <w:sz w:val="28"/>
+          <w:szCs w:val="28"/>
+        </w:rPr>
+      </w:pPr>
+    </w:p>
+    <w:p>
+      <w:pPr>
+        <w:shd w:val="clear" w:color="auto" w:fill="FFFFFF"/>
+        <w:spacing w:after="0" w:line="285" w:lineRule="atLeast"/>
+        <w:rPr>
+          <w:rFonts w:ascii="Sakkal Majalla" w:eastAsia="Times New Roman" w:hAnsi="Sakkal Majalla" w:cs="Sakkal Majalla"/>
+          <w:color w:val="3B3B3B"/>
+          <w:sz w:val="28"/>
+          <w:szCs w:val="28"/>
+        </w:rPr>
+      </w:pPr>
+      <w:r>
+        <w:rPr>
+          <w:rFonts w:ascii="Sakkal Majalla" w:eastAsia="Times New Roman" w:hAnsi="Sakkal Majalla" w:cs="Sakkal Majalla"/>
+          <w:color w:val="3B3B3B"/>
+          <w:sz w:val="28"/>
+          <w:szCs w:val="28"/>
+        </w:rPr>
+        <w:lastRenderedPageBreak/>
+        <w:t>And to apply to specific route and method:</w:t>
+      </w:r>
+    </w:p>
+    <w:p>
+      <w:pPr>
+        <w:shd w:val="clear" w:color="auto" w:fill="FFFFFF"/>
+        <w:spacing w:after="0" w:line="285" w:lineRule="atLeast"/>
+        <w:rPr>
+          <w:rFonts w:ascii="Consolas" w:eastAsia="Times New Roman" w:hAnsi="Consolas" w:cs="Times New Roman"/>
+          <w:color w:val="3B3B3B"/>
+          <w:sz w:val="21"/>
+          <w:szCs w:val="21"/>
+        </w:rPr>
+      </w:pPr>
+      <w:proofErr w:type="gramStart"/>
+      <w:r>
+        <w:rPr>
+          <w:rFonts w:ascii="Consolas" w:eastAsia="Times New Roman" w:hAnsi="Consolas" w:cs="Times New Roman"/>
+          <w:color w:val="AF00DB"/>
+          <w:sz w:val="21"/>
+          <w:szCs w:val="21"/>
+        </w:rPr>
+        <w:t>import</w:t>
+      </w:r>
+      <w:proofErr w:type="gramEnd"/>
+      <w:r>
+        <w:rPr>
+          <w:rFonts w:ascii="Consolas" w:eastAsia="Times New Roman" w:hAnsi="Consolas" w:cs="Times New Roman"/>
+          <w:color w:val="3B3B3B"/>
+          <w:sz w:val="21"/>
+          <w:szCs w:val="21"/>
+        </w:rPr>
+        <w:t xml:space="preserve"> { </w:t>
+      </w:r>
+      <w:r>
+        <w:rPr>
+          <w:rFonts w:ascii="Consolas" w:eastAsia="Times New Roman" w:hAnsi="Consolas" w:cs="Times New Roman"/>
+          <w:color w:val="001080"/>
+          <w:sz w:val="21"/>
+          <w:szCs w:val="21"/>
+        </w:rPr>
+        <w:t>MiddlewareConsumer</w:t>
+      </w:r>
+      <w:r>
+        <w:rPr>
+          <w:rFonts w:ascii="Consolas" w:eastAsia="Times New Roman" w:hAnsi="Consolas" w:cs="Times New Roman"/>
+          <w:color w:val="3B3B3B"/>
+          <w:sz w:val="21"/>
+          <w:szCs w:val="21"/>
+        </w:rPr>
+        <w:t xml:space="preserve">, </w:t>
+      </w:r>
+      <w:r>
+        <w:rPr>
+          <w:rFonts w:ascii="Consolas" w:eastAsia="Times New Roman" w:hAnsi="Consolas" w:cs="Times New Roman"/>
+          <w:color w:val="001080"/>
+          <w:sz w:val="21"/>
+          <w:szCs w:val="21"/>
+        </w:rPr>
+        <w:t>Module</w:t>
+      </w:r>
+      <w:r>
+        <w:rPr>
+          <w:rFonts w:ascii="Consolas" w:eastAsia="Times New Roman" w:hAnsi="Consolas" w:cs="Times New Roman"/>
+          <w:color w:val="3B3B3B"/>
+          <w:sz w:val="21"/>
+          <w:szCs w:val="21"/>
+        </w:rPr>
+        <w:t xml:space="preserve">, </w:t>
+      </w:r>
+      <w:r>
+        <w:rPr>
+          <w:rFonts w:ascii="Consolas" w:eastAsia="Times New Roman" w:hAnsi="Consolas" w:cs="Times New Roman"/>
+          <w:color w:val="001080"/>
+          <w:sz w:val="21"/>
+          <w:szCs w:val="21"/>
+        </w:rPr>
+        <w:t>NestModule</w:t>
+      </w:r>
+      <w:r>
+        <w:rPr>
+          <w:rFonts w:ascii="Consolas" w:eastAsia="Times New Roman" w:hAnsi="Consolas" w:cs="Times New Roman"/>
+          <w:color w:val="3B3B3B"/>
+          <w:sz w:val="21"/>
+          <w:szCs w:val="21"/>
+        </w:rPr>
+        <w:t xml:space="preserve">, </w:t>
+      </w:r>
+      <w:r>
+        <w:rPr>
+          <w:rFonts w:ascii="Consolas" w:eastAsia="Times New Roman" w:hAnsi="Consolas" w:cs="Times New Roman"/>
+          <w:color w:val="001080"/>
+          <w:sz w:val="21"/>
+          <w:szCs w:val="21"/>
+        </w:rPr>
+        <w:t>RequestMethod</w:t>
+      </w:r>
+      <w:r>
+        <w:rPr>
+          <w:rFonts w:ascii="Consolas" w:eastAsia="Times New Roman" w:hAnsi="Consolas" w:cs="Times New Roman"/>
+          <w:color w:val="3B3B3B"/>
+          <w:sz w:val="21"/>
+          <w:szCs w:val="21"/>
+        </w:rPr>
+        <w:t xml:space="preserve"> } </w:t>
+      </w:r>
+      <w:r>
+        <w:rPr>
+          <w:rFonts w:ascii="Consolas" w:eastAsia="Times New Roman" w:hAnsi="Consolas" w:cs="Times New Roman"/>
+          <w:color w:val="AF00DB"/>
+          <w:sz w:val="21"/>
+          <w:szCs w:val="21"/>
+        </w:rPr>
+        <w:t>from</w:t>
+      </w:r>
+      <w:r>
+        <w:rPr>
+          <w:rFonts w:ascii="Consolas" w:eastAsia="Times New Roman" w:hAnsi="Consolas" w:cs="Times New Roman"/>
+          <w:color w:val="3B3B3B"/>
+          <w:sz w:val="21"/>
+          <w:szCs w:val="21"/>
+        </w:rPr>
+        <w:t xml:space="preserve"> </w:t>
+      </w:r>
+      <w:r>
+        <w:rPr>
+          <w:rFonts w:ascii="Consolas" w:eastAsia="Times New Roman" w:hAnsi="Consolas" w:cs="Times New Roman"/>
+          <w:color w:val="A31515"/>
+          <w:sz w:val="21"/>
+          <w:szCs w:val="21"/>
+        </w:rPr>
+        <w:t>'@nestjs/common'</w:t>
+      </w:r>
+      <w:r>
+        <w:rPr>
+          <w:rFonts w:ascii="Consolas" w:eastAsia="Times New Roman" w:hAnsi="Consolas" w:cs="Times New Roman"/>
+          <w:color w:val="3B3B3B"/>
+          <w:sz w:val="21"/>
+          <w:szCs w:val="21"/>
+        </w:rPr>
+        <w:t>;</w:t>
+      </w:r>
+    </w:p>
+    <w:p>
+      <w:pPr>
+        <w:shd w:val="clear" w:color="auto" w:fill="FFFFFF"/>
+        <w:spacing w:after="0" w:line="285" w:lineRule="atLeast"/>
+        <w:rPr>
+          <w:rFonts w:ascii="Consolas" w:eastAsia="Times New Roman" w:hAnsi="Consolas" w:cs="Times New Roman"/>
+          <w:color w:val="3B3B3B"/>
+          <w:sz w:val="21"/>
+          <w:szCs w:val="21"/>
+        </w:rPr>
+      </w:pPr>
+      <w:proofErr w:type="gramStart"/>
+      <w:r>
+        <w:rPr>
+          <w:rFonts w:ascii="Consolas" w:eastAsia="Times New Roman" w:hAnsi="Consolas" w:cs="Times New Roman"/>
+          <w:color w:val="AF00DB"/>
+          <w:sz w:val="21"/>
+          <w:szCs w:val="21"/>
+        </w:rPr>
+        <w:t>import</w:t>
+      </w:r>
+      <w:proofErr w:type="gramEnd"/>
+      <w:r>
+        <w:rPr>
+          <w:rFonts w:ascii="Consolas" w:eastAsia="Times New Roman" w:hAnsi="Consolas" w:cs="Times New Roman"/>
+          <w:color w:val="3B3B3B"/>
+          <w:sz w:val="21"/>
+          <w:szCs w:val="21"/>
+        </w:rPr>
+        <w:t xml:space="preserve"> { </w:t>
+      </w:r>
+      <w:r>
+        <w:rPr>
+          <w:rFonts w:ascii="Consolas" w:eastAsia="Times New Roman" w:hAnsi="Consolas" w:cs="Times New Roman"/>
+          <w:color w:val="001080"/>
+          <w:sz w:val="21"/>
+          <w:szCs w:val="21"/>
+        </w:rPr>
+        <w:t>EventEmitterModule</w:t>
+      </w:r>
+      <w:r>
+        <w:rPr>
+          <w:rFonts w:ascii="Consolas" w:eastAsia="Times New Roman" w:hAnsi="Consolas" w:cs="Times New Roman"/>
+          <w:color w:val="3B3B3B"/>
+          <w:sz w:val="21"/>
+          <w:szCs w:val="21"/>
+        </w:rPr>
+        <w:t xml:space="preserve"> } </w:t>
+      </w:r>
+      <w:r>
+        <w:rPr>
+          <w:rFonts w:ascii="Consolas" w:eastAsia="Times New Roman" w:hAnsi="Consolas" w:cs="Times New Roman"/>
+          <w:color w:val="AF00DB"/>
+          <w:sz w:val="21"/>
+          <w:szCs w:val="21"/>
+        </w:rPr>
+        <w:t>from</w:t>
+      </w:r>
+      <w:r>
+        <w:rPr>
+          <w:rFonts w:ascii="Consolas" w:eastAsia="Times New Roman" w:hAnsi="Consolas" w:cs="Times New Roman"/>
+          <w:color w:val="3B3B3B"/>
+          <w:sz w:val="21"/>
+          <w:szCs w:val="21"/>
+        </w:rPr>
+        <w:t xml:space="preserve"> </w:t>
+      </w:r>
+      <w:r>
+        <w:rPr>
+          <w:rFonts w:ascii="Consolas" w:eastAsia="Times New Roman" w:hAnsi="Consolas" w:cs="Times New Roman"/>
+          <w:color w:val="A31515"/>
+          <w:sz w:val="21"/>
+          <w:szCs w:val="21"/>
+        </w:rPr>
+        <w:t>'@nestjs/event-emitter'</w:t>
+      </w:r>
+      <w:r>
+        <w:rPr>
+          <w:rFonts w:ascii="Consolas" w:eastAsia="Times New Roman" w:hAnsi="Consolas" w:cs="Times New Roman"/>
+          <w:color w:val="3B3B3B"/>
+          <w:sz w:val="21"/>
+          <w:szCs w:val="21"/>
+        </w:rPr>
+        <w:t>;</w:t>
+      </w:r>
+    </w:p>
+    <w:p>
+      <w:pPr>
+        <w:shd w:val="clear" w:color="auto" w:fill="FFFFFF"/>
+        <w:spacing w:after="0" w:line="285" w:lineRule="atLeast"/>
+        <w:rPr>
+          <w:rFonts w:ascii="Consolas" w:eastAsia="Times New Roman" w:hAnsi="Consolas" w:cs="Times New Roman"/>
+          <w:color w:val="3B3B3B"/>
+          <w:sz w:val="21"/>
+          <w:szCs w:val="21"/>
+        </w:rPr>
+      </w:pPr>
+      <w:proofErr w:type="gramStart"/>
+      <w:r>
+        <w:rPr>
+          <w:rFonts w:ascii="Consolas" w:eastAsia="Times New Roman" w:hAnsi="Consolas" w:cs="Times New Roman"/>
+          <w:color w:val="AF00DB"/>
+          <w:sz w:val="21"/>
+          <w:szCs w:val="21"/>
+        </w:rPr>
+        <w:t>import</w:t>
+      </w:r>
+      <w:proofErr w:type="gramEnd"/>
+      <w:r>
+        <w:rPr>
+          <w:rFonts w:ascii="Consolas" w:eastAsia="Times New Roman" w:hAnsi="Consolas" w:cs="Times New Roman"/>
+          <w:color w:val="3B3B3B"/>
+          <w:sz w:val="21"/>
+          <w:szCs w:val="21"/>
+        </w:rPr>
+        <w:t xml:space="preserve"> { </w:t>
+      </w:r>
+      <w:r>
+        <w:rPr>
+          <w:rFonts w:ascii="Consolas" w:eastAsia="Times New Roman" w:hAnsi="Consolas" w:cs="Times New Roman"/>
+          <w:color w:val="001080"/>
+          <w:sz w:val="21"/>
+          <w:szCs w:val="21"/>
+        </w:rPr>
+        <w:t>AppController</w:t>
+      </w:r>
+      <w:r>
+        <w:rPr>
+          <w:rFonts w:ascii="Consolas" w:eastAsia="Times New Roman" w:hAnsi="Consolas" w:cs="Times New Roman"/>
+          <w:color w:val="3B3B3B"/>
+          <w:sz w:val="21"/>
+          <w:szCs w:val="21"/>
+        </w:rPr>
+        <w:t xml:space="preserve"> } </w:t>
+      </w:r>
+      <w:r>
+        <w:rPr>
+          <w:rFonts w:ascii="Consolas" w:eastAsia="Times New Roman" w:hAnsi="Consolas" w:cs="Times New Roman"/>
+          <w:color w:val="AF00DB"/>
+          <w:sz w:val="21"/>
+          <w:szCs w:val="21"/>
+        </w:rPr>
+        <w:t>from</w:t>
+      </w:r>
+      <w:r>
+        <w:rPr>
+          <w:rFonts w:ascii="Consolas" w:eastAsia="Times New Roman" w:hAnsi="Consolas" w:cs="Times New Roman"/>
+          <w:color w:val="3B3B3B"/>
+          <w:sz w:val="21"/>
+          <w:szCs w:val="21"/>
+        </w:rPr>
+        <w:t xml:space="preserve"> </w:t>
+      </w:r>
+      <w:r>
+        <w:rPr>
+          <w:rFonts w:ascii="Consolas" w:eastAsia="Times New Roman" w:hAnsi="Consolas" w:cs="Times New Roman"/>
+          <w:color w:val="A31515"/>
+          <w:sz w:val="21"/>
+          <w:szCs w:val="21"/>
+        </w:rPr>
+        <w:t>'./app.controller'</w:t>
+      </w:r>
+      <w:r>
+        <w:rPr>
+          <w:rFonts w:ascii="Consolas" w:eastAsia="Times New Roman" w:hAnsi="Consolas" w:cs="Times New Roman"/>
+          <w:color w:val="3B3B3B"/>
+          <w:sz w:val="21"/>
+          <w:szCs w:val="21"/>
+        </w:rPr>
+        <w:t>;</w:t>
+      </w:r>
+    </w:p>
+    <w:p>
+      <w:pPr>
+        <w:shd w:val="clear" w:color="auto" w:fill="FFFFFF"/>
+        <w:spacing w:after="0" w:line="285" w:lineRule="atLeast"/>
+        <w:rPr>
+          <w:rFonts w:ascii="Consolas" w:eastAsia="Times New Roman" w:hAnsi="Consolas" w:cs="Times New Roman"/>
+          <w:color w:val="3B3B3B"/>
+          <w:sz w:val="21"/>
+          <w:szCs w:val="21"/>
+        </w:rPr>
+      </w:pPr>
+      <w:proofErr w:type="gramStart"/>
+      <w:r>
+        <w:rPr>
+          <w:rFonts w:ascii="Consolas" w:eastAsia="Times New Roman" w:hAnsi="Consolas" w:cs="Times New Roman"/>
+          <w:color w:val="AF00DB"/>
+          <w:sz w:val="21"/>
+          <w:szCs w:val="21"/>
+        </w:rPr>
+        <w:t>import</w:t>
+      </w:r>
+      <w:proofErr w:type="gramEnd"/>
+      <w:r>
+        <w:rPr>
+          <w:rFonts w:ascii="Consolas" w:eastAsia="Times New Roman" w:hAnsi="Consolas" w:cs="Times New Roman"/>
+          <w:color w:val="3B3B3B"/>
+          <w:sz w:val="21"/>
+          <w:szCs w:val="21"/>
+        </w:rPr>
+        <w:t xml:space="preserve"> { </w:t>
+      </w:r>
+      <w:r>
+        <w:rPr>
+          <w:rFonts w:ascii="Consolas" w:eastAsia="Times New Roman" w:hAnsi="Consolas" w:cs="Times New Roman"/>
+          <w:color w:val="001080"/>
+          <w:sz w:val="21"/>
+          <w:szCs w:val="21"/>
+        </w:rPr>
+        <w:t>AppService</w:t>
+      </w:r>
+      <w:r>
+        <w:rPr>
+          <w:rFonts w:ascii="Consolas" w:eastAsia="Times New Roman" w:hAnsi="Consolas" w:cs="Times New Roman"/>
+          <w:color w:val="3B3B3B"/>
+          <w:sz w:val="21"/>
+          <w:szCs w:val="21"/>
+        </w:rPr>
+        <w:t xml:space="preserve"> } </w:t>
+      </w:r>
+      <w:r>
+        <w:rPr>
+          <w:rFonts w:ascii="Consolas" w:eastAsia="Times New Roman" w:hAnsi="Consolas" w:cs="Times New Roman"/>
+          <w:color w:val="AF00DB"/>
+          <w:sz w:val="21"/>
+          <w:szCs w:val="21"/>
+        </w:rPr>
+        <w:t>from</w:t>
+      </w:r>
+      <w:r>
+        <w:rPr>
+          <w:rFonts w:ascii="Consolas" w:eastAsia="Times New Roman" w:hAnsi="Consolas" w:cs="Times New Roman"/>
+          <w:color w:val="3B3B3B"/>
+          <w:sz w:val="21"/>
+          <w:szCs w:val="21"/>
+        </w:rPr>
+        <w:t xml:space="preserve"> </w:t>
+      </w:r>
+      <w:r>
+        <w:rPr>
+          <w:rFonts w:ascii="Consolas" w:eastAsia="Times New Roman" w:hAnsi="Consolas" w:cs="Times New Roman"/>
+          <w:color w:val="A31515"/>
+          <w:sz w:val="21"/>
+          <w:szCs w:val="21"/>
+        </w:rPr>
+        <w:t>'./app.service'</w:t>
+      </w:r>
+      <w:r>
+        <w:rPr>
+          <w:rFonts w:ascii="Consolas" w:eastAsia="Times New Roman" w:hAnsi="Consolas" w:cs="Times New Roman"/>
+          <w:color w:val="3B3B3B"/>
+          <w:sz w:val="21"/>
+          <w:szCs w:val="21"/>
+        </w:rPr>
+        <w:t>;</w:t>
+      </w:r>
+    </w:p>
+    <w:p>
+      <w:pPr>
+        <w:shd w:val="clear" w:color="auto" w:fill="FFFFFF"/>
+        <w:spacing w:after="0" w:line="285" w:lineRule="atLeast"/>
+        <w:rPr>
+          <w:rFonts w:ascii="Consolas" w:eastAsia="Times New Roman" w:hAnsi="Consolas" w:cs="Times New Roman"/>
+          <w:color w:val="3B3B3B"/>
+          <w:sz w:val="21"/>
+          <w:szCs w:val="21"/>
+        </w:rPr>
+      </w:pPr>
+      <w:proofErr w:type="gramStart"/>
+      <w:r>
+        <w:rPr>
+          <w:rFonts w:ascii="Consolas" w:eastAsia="Times New Roman" w:hAnsi="Consolas" w:cs="Times New Roman"/>
+          <w:color w:val="AF00DB"/>
+          <w:sz w:val="21"/>
+          <w:szCs w:val="21"/>
+        </w:rPr>
+        <w:t>import</w:t>
+      </w:r>
+      <w:proofErr w:type="gramEnd"/>
+      <w:r>
+        <w:rPr>
+          <w:rFonts w:ascii="Consolas" w:eastAsia="Times New Roman" w:hAnsi="Consolas" w:cs="Times New Roman"/>
+          <w:color w:val="3B3B3B"/>
+          <w:sz w:val="21"/>
+          <w:szCs w:val="21"/>
+        </w:rPr>
+        <w:t xml:space="preserve"> { </w:t>
+      </w:r>
+      <w:r>
+        <w:rPr>
+          <w:rFonts w:ascii="Consolas" w:eastAsia="Times New Roman" w:hAnsi="Consolas" w:cs="Times New Roman"/>
+          <w:color w:val="001080"/>
+          <w:sz w:val="21"/>
+          <w:szCs w:val="21"/>
+        </w:rPr>
+        <w:t>UsersModule</w:t>
+      </w:r>
+      <w:r>
+        <w:rPr>
+          <w:rFonts w:ascii="Consolas" w:eastAsia="Times New Roman" w:hAnsi="Consolas" w:cs="Times New Roman"/>
+          <w:color w:val="3B3B3B"/>
+          <w:sz w:val="21"/>
+          <w:szCs w:val="21"/>
+        </w:rPr>
+        <w:t xml:space="preserve"> } </w:t>
+      </w:r>
+      <w:r>
+        <w:rPr>
+          <w:rFonts w:ascii="Consolas" w:eastAsia="Times New Roman" w:hAnsi="Consolas" w:cs="Times New Roman"/>
+          <w:color w:val="AF00DB"/>
+          <w:sz w:val="21"/>
+          <w:szCs w:val="21"/>
+        </w:rPr>
+        <w:t>from</w:t>
+      </w:r>
+      <w:r>
+        <w:rPr>
+          <w:rFonts w:ascii="Consolas" w:eastAsia="Times New Roman" w:hAnsi="Consolas" w:cs="Times New Roman"/>
+          <w:color w:val="3B3B3B"/>
+          <w:sz w:val="21"/>
+          <w:szCs w:val="21"/>
+        </w:rPr>
+        <w:t xml:space="preserve"> </w:t>
+      </w:r>
+      <w:r>
+        <w:rPr>
+          <w:rFonts w:ascii="Consolas" w:eastAsia="Times New Roman" w:hAnsi="Consolas" w:cs="Times New Roman"/>
+          <w:color w:val="A31515"/>
+          <w:sz w:val="21"/>
+          <w:szCs w:val="21"/>
+        </w:rPr>
+        <w:t>'./users/users.module'</w:t>
+      </w:r>
+      <w:r>
+        <w:rPr>
+          <w:rFonts w:ascii="Consolas" w:eastAsia="Times New Roman" w:hAnsi="Consolas" w:cs="Times New Roman"/>
+          <w:color w:val="3B3B3B"/>
+          <w:sz w:val="21"/>
+          <w:szCs w:val="21"/>
+        </w:rPr>
+        <w:t>;</w:t>
+      </w:r>
+    </w:p>
+    <w:p>
+      <w:pPr>
+        <w:shd w:val="clear" w:color="auto" w:fill="FFFFFF"/>
+        <w:spacing w:after="0" w:line="285" w:lineRule="atLeast"/>
+        <w:rPr>
+          <w:rFonts w:ascii="Consolas" w:eastAsia="Times New Roman" w:hAnsi="Consolas" w:cs="Times New Roman"/>
+          <w:color w:val="3B3B3B"/>
+          <w:sz w:val="21"/>
+          <w:szCs w:val="21"/>
+        </w:rPr>
+      </w:pPr>
+      <w:proofErr w:type="gramStart"/>
+      <w:r>
+        <w:rPr>
+          <w:rFonts w:ascii="Consolas" w:eastAsia="Times New Roman" w:hAnsi="Consolas" w:cs="Times New Roman"/>
+          <w:color w:val="AF00DB"/>
+          <w:sz w:val="21"/>
+          <w:szCs w:val="21"/>
+        </w:rPr>
+        <w:t>import</w:t>
+      </w:r>
+      <w:proofErr w:type="gramEnd"/>
+      <w:r>
+        <w:rPr>
+          <w:rFonts w:ascii="Consolas" w:eastAsia="Times New Roman" w:hAnsi="Consolas" w:cs="Times New Roman"/>
+          <w:color w:val="3B3B3B"/>
+          <w:sz w:val="21"/>
+          <w:szCs w:val="21"/>
+        </w:rPr>
+        <w:t xml:space="preserve"> { </w:t>
+      </w:r>
+      <w:r>
+        <w:rPr>
+          <w:rFonts w:ascii="Consolas" w:eastAsia="Times New Roman" w:hAnsi="Consolas" w:cs="Times New Roman"/>
+          <w:color w:val="001080"/>
+          <w:sz w:val="21"/>
+          <w:szCs w:val="21"/>
+        </w:rPr>
+        <w:t>CatsModule</w:t>
+      </w:r>
+      <w:r>
+        <w:rPr>
+          <w:rFonts w:ascii="Consolas" w:eastAsia="Times New Roman" w:hAnsi="Consolas" w:cs="Times New Roman"/>
+          <w:color w:val="3B3B3B"/>
+          <w:sz w:val="21"/>
+          <w:szCs w:val="21"/>
+        </w:rPr>
+        <w:t xml:space="preserve"> } </w:t>
+      </w:r>
+      <w:r>
+        <w:rPr>
+          <w:rFonts w:ascii="Consolas" w:eastAsia="Times New Roman" w:hAnsi="Consolas" w:cs="Times New Roman"/>
+          <w:color w:val="AF00DB"/>
+          <w:sz w:val="21"/>
+          <w:szCs w:val="21"/>
+        </w:rPr>
+        <w:t>from</w:t>
+      </w:r>
+      <w:r>
+        <w:rPr>
+          <w:rFonts w:ascii="Consolas" w:eastAsia="Times New Roman" w:hAnsi="Consolas" w:cs="Times New Roman"/>
+          <w:color w:val="3B3B3B"/>
+          <w:sz w:val="21"/>
+          <w:szCs w:val="21"/>
+        </w:rPr>
+        <w:t xml:space="preserve"> </w:t>
+      </w:r>
+      <w:r>
+        <w:rPr>
+          <w:rFonts w:ascii="Consolas" w:eastAsia="Times New Roman" w:hAnsi="Consolas" w:cs="Times New Roman"/>
+          <w:color w:val="A31515"/>
+          <w:sz w:val="21"/>
+          <w:szCs w:val="21"/>
+        </w:rPr>
+        <w:t>'./cats/cats.module'</w:t>
+      </w:r>
+      <w:r>
+        <w:rPr>
+          <w:rFonts w:ascii="Consolas" w:eastAsia="Times New Roman" w:hAnsi="Consolas" w:cs="Times New Roman"/>
+          <w:color w:val="3B3B3B"/>
+          <w:sz w:val="21"/>
+          <w:szCs w:val="21"/>
+        </w:rPr>
+        <w:t>;</w:t>
+      </w:r>
+    </w:p>
+    <w:p>
+      <w:pPr>
+        <w:shd w:val="clear" w:color="auto" w:fill="FFFFFF"/>
+        <w:spacing w:after="0" w:line="285" w:lineRule="atLeast"/>
+        <w:rPr>
+          <w:rFonts w:ascii="Consolas" w:eastAsia="Times New Roman" w:hAnsi="Consolas" w:cs="Times New Roman"/>
+          <w:color w:val="3B3B3B"/>
+          <w:sz w:val="21"/>
+          <w:szCs w:val="21"/>
+        </w:rPr>
+      </w:pPr>
+      <w:proofErr w:type="gramStart"/>
+      <w:r>
+        <w:rPr>
+          <w:rFonts w:ascii="Consolas" w:eastAsia="Times New Roman" w:hAnsi="Consolas" w:cs="Times New Roman"/>
+          <w:color w:val="AF00DB"/>
+          <w:sz w:val="21"/>
+          <w:szCs w:val="21"/>
+        </w:rPr>
+        <w:t>import</w:t>
+      </w:r>
+      <w:proofErr w:type="gramEnd"/>
+      <w:r>
+        <w:rPr>
+          <w:rFonts w:ascii="Consolas" w:eastAsia="Times New Roman" w:hAnsi="Consolas" w:cs="Times New Roman"/>
+          <w:color w:val="3B3B3B"/>
+          <w:sz w:val="21"/>
+          <w:szCs w:val="21"/>
+        </w:rPr>
+        <w:t xml:space="preserve"> { </w:t>
+      </w:r>
+      <w:r>
+        <w:rPr>
+          <w:rFonts w:ascii="Consolas" w:eastAsia="Times New Roman" w:hAnsi="Consolas" w:cs="Times New Roman"/>
+          <w:color w:val="001080"/>
+          <w:sz w:val="21"/>
+          <w:szCs w:val="21"/>
+        </w:rPr>
+        <w:t>CatsMiddleware</w:t>
+      </w:r>
+      <w:r>
+        <w:rPr>
+          <w:rFonts w:ascii="Consolas" w:eastAsia="Times New Roman" w:hAnsi="Consolas" w:cs="Times New Roman"/>
+          <w:color w:val="3B3B3B"/>
+          <w:sz w:val="21"/>
+          <w:szCs w:val="21"/>
+        </w:rPr>
+        <w:t xml:space="preserve"> } </w:t>
+      </w:r>
+      <w:r>
+        <w:rPr>
+          <w:rFonts w:ascii="Consolas" w:eastAsia="Times New Roman" w:hAnsi="Consolas" w:cs="Times New Roman"/>
+          <w:color w:val="AF00DB"/>
+          <w:sz w:val="21"/>
+          <w:szCs w:val="21"/>
+        </w:rPr>
+        <w:t>from</w:t>
+      </w:r>
+      <w:r>
+        <w:rPr>
+          <w:rFonts w:ascii="Consolas" w:eastAsia="Times New Roman" w:hAnsi="Consolas" w:cs="Times New Roman"/>
+          <w:color w:val="3B3B3B"/>
+          <w:sz w:val="21"/>
+          <w:szCs w:val="21"/>
+        </w:rPr>
+        <w:t xml:space="preserve"> </w:t>
+      </w:r>
+      <w:r>
+        <w:rPr>
+          <w:rFonts w:ascii="Consolas" w:eastAsia="Times New Roman" w:hAnsi="Consolas" w:cs="Times New Roman"/>
+          <w:color w:val="A31515"/>
+          <w:sz w:val="21"/>
+          <w:szCs w:val="21"/>
+        </w:rPr>
+        <w:t>'./cats/cats.middleware'</w:t>
+      </w:r>
+      <w:r>
+        <w:rPr>
+          <w:rFonts w:ascii="Consolas" w:eastAsia="Times New Roman" w:hAnsi="Consolas" w:cs="Times New Roman"/>
+          <w:color w:val="3B3B3B"/>
+          <w:sz w:val="21"/>
+          <w:szCs w:val="21"/>
+        </w:rPr>
+        <w:t>;</w:t>
+      </w:r>
+    </w:p>
+    <w:p>
+      <w:pPr>
+        <w:shd w:val="clear" w:color="auto" w:fill="FFFFFF"/>
+        <w:spacing w:after="0" w:line="285" w:lineRule="atLeast"/>
+        <w:rPr>
+          <w:rFonts w:ascii="Consolas" w:eastAsia="Times New Roman" w:hAnsi="Consolas" w:cs="Times New Roman"/>
+          <w:color w:val="3B3B3B"/>
+          <w:sz w:val="21"/>
+          <w:szCs w:val="21"/>
+        </w:rPr>
+      </w:pPr>
+    </w:p>
+    <w:p>
+      <w:pPr>
+        <w:shd w:val="clear" w:color="auto" w:fill="FFFFFF"/>
+        <w:spacing w:after="0" w:line="285" w:lineRule="atLeast"/>
+        <w:rPr>
+          <w:rFonts w:ascii="Consolas" w:eastAsia="Times New Roman" w:hAnsi="Consolas" w:cs="Times New Roman"/>
+          <w:color w:val="3B3B3B"/>
+          <w:sz w:val="21"/>
+          <w:szCs w:val="21"/>
+        </w:rPr>
+      </w:pPr>
+      <w:proofErr w:type="gramStart"/>
+      <w:r>
+        <w:rPr>
+          <w:rFonts w:ascii="Consolas" w:eastAsia="Times New Roman" w:hAnsi="Consolas" w:cs="Times New Roman"/>
+          <w:color w:val="3B3B3B"/>
+          <w:sz w:val="21"/>
+          <w:szCs w:val="21"/>
+        </w:rPr>
+        <w:t>@</w:t>
+      </w:r>
+      <w:r>
+        <w:rPr>
+          <w:rFonts w:ascii="Consolas" w:eastAsia="Times New Roman" w:hAnsi="Consolas" w:cs="Times New Roman"/>
+          <w:color w:val="795E26"/>
+          <w:sz w:val="21"/>
+          <w:szCs w:val="21"/>
+        </w:rPr>
+        <w:t>Module</w:t>
+      </w:r>
+      <w:r>
+        <w:rPr>
+          <w:rFonts w:ascii="Consolas" w:eastAsia="Times New Roman" w:hAnsi="Consolas" w:cs="Times New Roman"/>
+          <w:color w:val="3B3B3B"/>
+          <w:sz w:val="21"/>
+          <w:szCs w:val="21"/>
+        </w:rPr>
+        <w:t>({</w:t>
+      </w:r>
+      <w:proofErr w:type="gramEnd"/>
+    </w:p>
+    <w:p>
+      <w:pPr>
+        <w:shd w:val="clear" w:color="auto" w:fill="FFFFFF"/>
+        <w:spacing w:after="0" w:line="285" w:lineRule="atLeast"/>
+        <w:rPr>
+          <w:rFonts w:ascii="Consolas" w:eastAsia="Times New Roman" w:hAnsi="Consolas" w:cs="Times New Roman"/>
+          <w:color w:val="3B3B3B"/>
+          <w:sz w:val="21"/>
+          <w:szCs w:val="21"/>
+        </w:rPr>
+      </w:pPr>
+      <w:r>
+        <w:rPr>
+          <w:rFonts w:ascii="Consolas" w:eastAsia="Times New Roman" w:hAnsi="Consolas" w:cs="Times New Roman"/>
+          <w:color w:val="3B3B3B"/>
+          <w:sz w:val="21"/>
+          <w:szCs w:val="21"/>
+        </w:rPr>
+        <w:t xml:space="preserve">  </w:t>
+      </w:r>
+      <w:proofErr w:type="gramStart"/>
+      <w:r>
+        <w:rPr>
+          <w:rFonts w:ascii="Consolas" w:eastAsia="Times New Roman" w:hAnsi="Consolas" w:cs="Times New Roman"/>
+          <w:color w:val="001080"/>
+          <w:sz w:val="21"/>
+          <w:szCs w:val="21"/>
+        </w:rPr>
+        <w:t>imports</w:t>
+      </w:r>
+      <w:proofErr w:type="gramEnd"/>
+      <w:r>
+        <w:rPr>
+          <w:rFonts w:ascii="Consolas" w:eastAsia="Times New Roman" w:hAnsi="Consolas" w:cs="Times New Roman"/>
+          <w:color w:val="001080"/>
+          <w:sz w:val="21"/>
+          <w:szCs w:val="21"/>
+        </w:rPr>
+        <w:t>:</w:t>
+      </w:r>
+      <w:r>
+        <w:rPr>
+          <w:rFonts w:ascii="Consolas" w:eastAsia="Times New Roman" w:hAnsi="Consolas" w:cs="Times New Roman"/>
+          <w:color w:val="3B3B3B"/>
+          <w:sz w:val="21"/>
+          <w:szCs w:val="21"/>
+        </w:rPr>
+        <w:t xml:space="preserve"> [</w:t>
+      </w:r>
+      <w:r>
+        <w:rPr>
+          <w:rFonts w:ascii="Consolas" w:eastAsia="Times New Roman" w:hAnsi="Consolas" w:cs="Times New Roman"/>
+          <w:color w:val="267F99"/>
+          <w:sz w:val="21"/>
+          <w:szCs w:val="21"/>
+        </w:rPr>
+        <w:t>UsersModule</w:t>
+      </w:r>
+      <w:r>
+        <w:rPr>
+          <w:rFonts w:ascii="Consolas" w:eastAsia="Times New Roman" w:hAnsi="Consolas" w:cs="Times New Roman"/>
+          <w:color w:val="3B3B3B"/>
+          <w:sz w:val="21"/>
+          <w:szCs w:val="21"/>
+        </w:rPr>
+        <w:t xml:space="preserve">, </w:t>
+      </w:r>
+      <w:r>
+        <w:rPr>
+          <w:rFonts w:ascii="Consolas" w:eastAsia="Times New Roman" w:hAnsi="Consolas" w:cs="Times New Roman"/>
+          <w:color w:val="267F99"/>
+          <w:sz w:val="21"/>
+          <w:szCs w:val="21"/>
+        </w:rPr>
+        <w:t>EventEmitterModule</w:t>
+      </w:r>
+      <w:r>
+        <w:rPr>
+          <w:rFonts w:ascii="Consolas" w:eastAsia="Times New Roman" w:hAnsi="Consolas" w:cs="Times New Roman"/>
+          <w:color w:val="3B3B3B"/>
+          <w:sz w:val="21"/>
+          <w:szCs w:val="21"/>
+        </w:rPr>
+        <w:t>.</w:t>
+      </w:r>
+      <w:r>
+        <w:rPr>
+          <w:rFonts w:ascii="Consolas" w:eastAsia="Times New Roman" w:hAnsi="Consolas" w:cs="Times New Roman"/>
+          <w:color w:val="795E26"/>
+          <w:sz w:val="21"/>
+          <w:szCs w:val="21"/>
+        </w:rPr>
+        <w:t>forRoot</w:t>
+      </w:r>
+      <w:r>
+        <w:rPr>
+          <w:rFonts w:ascii="Consolas" w:eastAsia="Times New Roman" w:hAnsi="Consolas" w:cs="Times New Roman"/>
+          <w:color w:val="3B3B3B"/>
+          <w:sz w:val="21"/>
+          <w:szCs w:val="21"/>
+        </w:rPr>
+        <w:t xml:space="preserve">(), </w:t>
+      </w:r>
+      <w:r>
+        <w:rPr>
+          <w:rFonts w:ascii="Consolas" w:eastAsia="Times New Roman" w:hAnsi="Consolas" w:cs="Times New Roman"/>
+          <w:color w:val="267F99"/>
+          <w:sz w:val="21"/>
+          <w:szCs w:val="21"/>
+        </w:rPr>
+        <w:t>CatsModule</w:t>
+      </w:r>
+      <w:r>
+        <w:rPr>
+          <w:rFonts w:ascii="Consolas" w:eastAsia="Times New Roman" w:hAnsi="Consolas" w:cs="Times New Roman"/>
+          <w:color w:val="3B3B3B"/>
+          <w:sz w:val="21"/>
+          <w:szCs w:val="21"/>
+        </w:rPr>
+        <w:t>],</w:t>
+      </w:r>
+    </w:p>
+    <w:p>
+      <w:pPr>
+        <w:shd w:val="clear" w:color="auto" w:fill="FFFFFF"/>
+        <w:spacing w:after="0" w:line="285" w:lineRule="atLeast"/>
+        <w:rPr>
+          <w:rFonts w:ascii="Consolas" w:eastAsia="Times New Roman" w:hAnsi="Consolas" w:cs="Times New Roman"/>
+          <w:color w:val="3B3B3B"/>
+          <w:sz w:val="21"/>
+          <w:szCs w:val="21"/>
+        </w:rPr>
+      </w:pPr>
+      <w:r>
+        <w:rPr>
+          <w:rFonts w:ascii="Consolas" w:eastAsia="Times New Roman" w:hAnsi="Consolas" w:cs="Times New Roman"/>
+          <w:color w:val="3B3B3B"/>
+          <w:sz w:val="21"/>
+          <w:szCs w:val="21"/>
+        </w:rPr>
+        <w:t xml:space="preserve">  </w:t>
+      </w:r>
+      <w:proofErr w:type="gramStart"/>
+      <w:r>
+        <w:rPr>
+          <w:rFonts w:ascii="Consolas" w:eastAsia="Times New Roman" w:hAnsi="Consolas" w:cs="Times New Roman"/>
+          <w:color w:val="001080"/>
+          <w:sz w:val="21"/>
+          <w:szCs w:val="21"/>
+        </w:rPr>
+        <w:t>controllers</w:t>
+      </w:r>
+      <w:proofErr w:type="gramEnd"/>
+      <w:r>
+        <w:rPr>
+          <w:rFonts w:ascii="Consolas" w:eastAsia="Times New Roman" w:hAnsi="Consolas" w:cs="Times New Roman"/>
+          <w:color w:val="001080"/>
+          <w:sz w:val="21"/>
+          <w:szCs w:val="21"/>
+        </w:rPr>
+        <w:t>:</w:t>
+      </w:r>
+      <w:r>
+        <w:rPr>
+          <w:rFonts w:ascii="Consolas" w:eastAsia="Times New Roman" w:hAnsi="Consolas" w:cs="Times New Roman"/>
+          <w:color w:val="3B3B3B"/>
+          <w:sz w:val="21"/>
+          <w:szCs w:val="21"/>
+        </w:rPr>
+        <w:t xml:space="preserve"> [</w:t>
+      </w:r>
+      <w:r>
+        <w:rPr>
+          <w:rFonts w:ascii="Consolas" w:eastAsia="Times New Roman" w:hAnsi="Consolas" w:cs="Times New Roman"/>
+          <w:color w:val="267F99"/>
+          <w:sz w:val="21"/>
+          <w:szCs w:val="21"/>
+        </w:rPr>
+        <w:t>AppController</w:t>
+      </w:r>
+      <w:r>
+        <w:rPr>
+          <w:rFonts w:ascii="Consolas" w:eastAsia="Times New Roman" w:hAnsi="Consolas" w:cs="Times New Roman"/>
+          <w:color w:val="3B3B3B"/>
+          <w:sz w:val="21"/>
+          <w:szCs w:val="21"/>
+        </w:rPr>
+        <w:t>],</w:t>
+      </w:r>
+    </w:p>
+    <w:p>
+      <w:pPr>
+        <w:shd w:val="clear" w:color="auto" w:fill="FFFFFF"/>
+        <w:spacing w:after="0" w:line="285" w:lineRule="atLeast"/>
+        <w:rPr>
+          <w:rFonts w:ascii="Consolas" w:eastAsia="Times New Roman" w:hAnsi="Consolas" w:cs="Times New Roman"/>
+          <w:color w:val="3B3B3B"/>
+          <w:sz w:val="21"/>
+          <w:szCs w:val="21"/>
+        </w:rPr>
+      </w:pPr>
+      <w:r>
+        <w:rPr>
+          <w:rFonts w:ascii="Consolas" w:eastAsia="Times New Roman" w:hAnsi="Consolas" w:cs="Times New Roman"/>
+          <w:color w:val="3B3B3B"/>
+          <w:sz w:val="21"/>
+          <w:szCs w:val="21"/>
+        </w:rPr>
+        <w:t xml:space="preserve">  </w:t>
+      </w:r>
+      <w:proofErr w:type="gramStart"/>
+      <w:r>
+        <w:rPr>
+          <w:rFonts w:ascii="Consolas" w:eastAsia="Times New Roman" w:hAnsi="Consolas" w:cs="Times New Roman"/>
+          <w:color w:val="001080"/>
+          <w:sz w:val="21"/>
+          <w:szCs w:val="21"/>
+        </w:rPr>
+        <w:t>providers</w:t>
+      </w:r>
+      <w:proofErr w:type="gramEnd"/>
+      <w:r>
+        <w:rPr>
+          <w:rFonts w:ascii="Consolas" w:eastAsia="Times New Roman" w:hAnsi="Consolas" w:cs="Times New Roman"/>
+          <w:color w:val="001080"/>
+          <w:sz w:val="21"/>
+          <w:szCs w:val="21"/>
+        </w:rPr>
+        <w:t>:</w:t>
+      </w:r>
+      <w:r>
+        <w:rPr>
+          <w:rFonts w:ascii="Consolas" w:eastAsia="Times New Roman" w:hAnsi="Consolas" w:cs="Times New Roman"/>
+          <w:color w:val="3B3B3B"/>
+          <w:sz w:val="21"/>
+          <w:szCs w:val="21"/>
+        </w:rPr>
+        <w:t xml:space="preserve"> [</w:t>
+      </w:r>
+      <w:r>
+        <w:rPr>
+          <w:rFonts w:ascii="Consolas" w:eastAsia="Times New Roman" w:hAnsi="Consolas" w:cs="Times New Roman"/>
+          <w:color w:val="267F99"/>
+          <w:sz w:val="21"/>
+          <w:szCs w:val="21"/>
+        </w:rPr>
+        <w:t>AppService</w:t>
+      </w:r>
+      <w:r>
+        <w:rPr>
+          <w:rFonts w:ascii="Consolas" w:eastAsia="Times New Roman" w:hAnsi="Consolas" w:cs="Times New Roman"/>
+          <w:color w:val="3B3B3B"/>
+          <w:sz w:val="21"/>
+          <w:szCs w:val="21"/>
+        </w:rPr>
+        <w:t>],</w:t>
+      </w:r>
+    </w:p>
+    <w:p>
+      <w:pPr>
+        <w:shd w:val="clear" w:color="auto" w:fill="FFFFFF"/>
+        <w:spacing w:after="0" w:line="285" w:lineRule="atLeast"/>
+        <w:rPr>
+          <w:rFonts w:ascii="Consolas" w:eastAsia="Times New Roman" w:hAnsi="Consolas" w:cs="Times New Roman"/>
+          <w:color w:val="3B3B3B"/>
+          <w:sz w:val="21"/>
+          <w:szCs w:val="21"/>
+        </w:rPr>
+      </w:pPr>
+      <w:r>
+        <w:rPr>
+          <w:rFonts w:ascii="Consolas" w:eastAsia="Times New Roman" w:hAnsi="Consolas" w:cs="Times New Roman"/>
+          <w:color w:val="3B3B3B"/>
+          <w:sz w:val="21"/>
+          <w:szCs w:val="21"/>
+        </w:rPr>
+        <w:t>})</w:t>
+      </w:r>
+    </w:p>
+    <w:p>
+      <w:pPr>
+        <w:shd w:val="clear" w:color="auto" w:fill="FFFFFF"/>
+        <w:spacing w:after="0" w:line="285" w:lineRule="atLeast"/>
+        <w:rPr>
+          <w:rFonts w:ascii="Consolas" w:eastAsia="Times New Roman" w:hAnsi="Consolas" w:cs="Times New Roman"/>
+          <w:color w:val="3B3B3B"/>
+          <w:sz w:val="21"/>
+          <w:szCs w:val="21"/>
+        </w:rPr>
+      </w:pPr>
+      <w:proofErr w:type="gramStart"/>
+      <w:r>
+        <w:rPr>
+          <w:rFonts w:ascii="Consolas" w:eastAsia="Times New Roman" w:hAnsi="Consolas" w:cs="Times New Roman"/>
+          <w:color w:val="AF00DB"/>
+          <w:sz w:val="21"/>
+          <w:szCs w:val="21"/>
+        </w:rPr>
+        <w:t>export</w:t>
+      </w:r>
+      <w:proofErr w:type="gramEnd"/>
+      <w:r>
+        <w:rPr>
+          <w:rFonts w:ascii="Consolas" w:eastAsia="Times New Roman" w:hAnsi="Consolas" w:cs="Times New Roman"/>
+          <w:color w:val="3B3B3B"/>
+          <w:sz w:val="21"/>
+          <w:szCs w:val="21"/>
+        </w:rPr>
+        <w:t xml:space="preserve"> </w:t>
+      </w:r>
+      <w:r>
+        <w:rPr>
+          <w:rFonts w:ascii="Consolas" w:eastAsia="Times New Roman" w:hAnsi="Consolas" w:cs="Times New Roman"/>
+          <w:color w:val="0000FF"/>
+          <w:sz w:val="21"/>
+          <w:szCs w:val="21"/>
+        </w:rPr>
+        <w:t>class</w:t>
+      </w:r>
+      <w:r>
+        <w:rPr>
+          <w:rFonts w:ascii="Consolas" w:eastAsia="Times New Roman" w:hAnsi="Consolas" w:cs="Times New Roman"/>
+          <w:color w:val="3B3B3B"/>
+          <w:sz w:val="21"/>
+          <w:szCs w:val="21"/>
+        </w:rPr>
+        <w:t xml:space="preserve"> </w:t>
+      </w:r>
+      <w:r>
+        <w:rPr>
+          <w:rFonts w:ascii="Consolas" w:eastAsia="Times New Roman" w:hAnsi="Consolas" w:cs="Times New Roman"/>
+          <w:color w:val="267F99"/>
+          <w:sz w:val="21"/>
+          <w:szCs w:val="21"/>
+        </w:rPr>
+        <w:t>AppModule</w:t>
+      </w:r>
+      <w:r>
+        <w:rPr>
+          <w:rFonts w:ascii="Consolas" w:eastAsia="Times New Roman" w:hAnsi="Consolas" w:cs="Times New Roman"/>
+          <w:color w:val="3B3B3B"/>
+          <w:sz w:val="21"/>
+          <w:szCs w:val="21"/>
+        </w:rPr>
+        <w:t xml:space="preserve"> </w:t>
+      </w:r>
+      <w:r>
+        <w:rPr>
+          <w:rFonts w:ascii="Consolas" w:eastAsia="Times New Roman" w:hAnsi="Consolas" w:cs="Times New Roman"/>
+          <w:color w:val="0000FF"/>
+          <w:sz w:val="21"/>
+          <w:szCs w:val="21"/>
+        </w:rPr>
+        <w:t>implements</w:t>
+      </w:r>
+      <w:r>
+        <w:rPr>
+          <w:rFonts w:ascii="Consolas" w:eastAsia="Times New Roman" w:hAnsi="Consolas" w:cs="Times New Roman"/>
+          <w:color w:val="3B3B3B"/>
+          <w:sz w:val="21"/>
+          <w:szCs w:val="21"/>
+        </w:rPr>
+        <w:t xml:space="preserve"> </w:t>
+      </w:r>
+      <w:r>
+        <w:rPr>
+          <w:rFonts w:ascii="Consolas" w:eastAsia="Times New Roman" w:hAnsi="Consolas" w:cs="Times New Roman"/>
+          <w:color w:val="267F99"/>
+          <w:sz w:val="21"/>
+          <w:szCs w:val="21"/>
+        </w:rPr>
+        <w:t>NestModule</w:t>
+      </w:r>
+      <w:r>
+        <w:rPr>
+          <w:rFonts w:ascii="Consolas" w:eastAsia="Times New Roman" w:hAnsi="Consolas" w:cs="Times New Roman"/>
+          <w:color w:val="3B3B3B"/>
+          <w:sz w:val="21"/>
+          <w:szCs w:val="21"/>
+        </w:rPr>
+        <w:t xml:space="preserve"> {</w:t>
+      </w:r>
+    </w:p>
+    <w:p>
+      <w:pPr>
+        <w:shd w:val="clear" w:color="auto" w:fill="FFFFFF"/>
+        <w:spacing w:after="0" w:line="285" w:lineRule="atLeast"/>
+        <w:rPr>
+          <w:rFonts w:ascii="Consolas" w:eastAsia="Times New Roman" w:hAnsi="Consolas" w:cs="Times New Roman"/>
+          <w:color w:val="3B3B3B"/>
+          <w:sz w:val="21"/>
+          <w:szCs w:val="21"/>
+        </w:rPr>
+      </w:pPr>
+      <w:r>
+        <w:rPr>
+          <w:rFonts w:ascii="Consolas" w:eastAsia="Times New Roman" w:hAnsi="Consolas" w:cs="Times New Roman"/>
+          <w:color w:val="3B3B3B"/>
+          <w:sz w:val="21"/>
+          <w:szCs w:val="21"/>
+        </w:rPr>
+        <w:t xml:space="preserve">  </w:t>
+      </w:r>
+      <w:proofErr w:type="gramStart"/>
+      <w:r>
+        <w:rPr>
+          <w:rFonts w:ascii="Consolas" w:eastAsia="Times New Roman" w:hAnsi="Consolas" w:cs="Times New Roman"/>
+          <w:color w:val="795E26"/>
+          <w:sz w:val="21"/>
+          <w:szCs w:val="21"/>
+        </w:rPr>
+        <w:t>configure</w:t>
+      </w:r>
+      <w:r>
+        <w:rPr>
+          <w:rFonts w:ascii="Consolas" w:eastAsia="Times New Roman" w:hAnsi="Consolas" w:cs="Times New Roman"/>
+          <w:color w:val="3B3B3B"/>
+          <w:sz w:val="21"/>
+          <w:szCs w:val="21"/>
+        </w:rPr>
+        <w:t>(</w:t>
+      </w:r>
+      <w:proofErr w:type="gramEnd"/>
+      <w:r>
+        <w:rPr>
+          <w:rFonts w:ascii="Consolas" w:eastAsia="Times New Roman" w:hAnsi="Consolas" w:cs="Times New Roman"/>
+          <w:color w:val="001080"/>
+          <w:sz w:val="21"/>
+          <w:szCs w:val="21"/>
+        </w:rPr>
+        <w:t>consumer</w:t>
+      </w:r>
+      <w:r>
+        <w:rPr>
+          <w:rFonts w:ascii="Consolas" w:eastAsia="Times New Roman" w:hAnsi="Consolas" w:cs="Times New Roman"/>
+          <w:color w:val="000000"/>
+          <w:sz w:val="21"/>
+          <w:szCs w:val="21"/>
+        </w:rPr>
+        <w:t>:</w:t>
+      </w:r>
+      <w:r>
+        <w:rPr>
+          <w:rFonts w:ascii="Consolas" w:eastAsia="Times New Roman" w:hAnsi="Consolas" w:cs="Times New Roman"/>
+          <w:color w:val="3B3B3B"/>
+          <w:sz w:val="21"/>
+          <w:szCs w:val="21"/>
+        </w:rPr>
+        <w:t xml:space="preserve"> </w:t>
+      </w:r>
+      <w:r>
+        <w:rPr>
+          <w:rFonts w:ascii="Consolas" w:eastAsia="Times New Roman" w:hAnsi="Consolas" w:cs="Times New Roman"/>
+          <w:color w:val="267F99"/>
+          <w:sz w:val="21"/>
+          <w:szCs w:val="21"/>
+        </w:rPr>
+        <w:t>MiddlewareConsumer</w:t>
+      </w:r>
+      <w:r>
+        <w:rPr>
+          <w:rFonts w:ascii="Consolas" w:eastAsia="Times New Roman" w:hAnsi="Consolas" w:cs="Times New Roman"/>
+          <w:color w:val="3B3B3B"/>
+          <w:sz w:val="21"/>
+          <w:szCs w:val="21"/>
+        </w:rPr>
+        <w:t>) {</w:t>
+      </w:r>
+    </w:p>
+    <w:p>
+      <w:pPr>
+        <w:shd w:val="clear" w:color="auto" w:fill="FFFFFF"/>
+        <w:spacing w:after="0" w:line="285" w:lineRule="atLeast"/>
+        <w:rPr>
+          <w:rFonts w:ascii="Consolas" w:eastAsia="Times New Roman" w:hAnsi="Consolas" w:cs="Times New Roman"/>
+          <w:color w:val="3B3B3B"/>
+          <w:sz w:val="21"/>
+          <w:szCs w:val="21"/>
+        </w:rPr>
+      </w:pPr>
+      <w:r>
+        <w:rPr>
+          <w:rFonts w:ascii="Consolas" w:eastAsia="Times New Roman" w:hAnsi="Consolas" w:cs="Times New Roman"/>
+          <w:color w:val="3B3B3B"/>
+          <w:sz w:val="21"/>
+          <w:szCs w:val="21"/>
+        </w:rPr>
+        <w:t xml:space="preserve">    </w:t>
+      </w:r>
+      <w:proofErr w:type="gramStart"/>
+      <w:r>
+        <w:rPr>
+          <w:rFonts w:ascii="Consolas" w:eastAsia="Times New Roman" w:hAnsi="Consolas" w:cs="Times New Roman"/>
+          <w:color w:val="001080"/>
+          <w:sz w:val="21"/>
+          <w:szCs w:val="21"/>
+        </w:rPr>
+        <w:t>consumer</w:t>
+      </w:r>
+      <w:r>
+        <w:rPr>
+          <w:rFonts w:ascii="Consolas" w:eastAsia="Times New Roman" w:hAnsi="Consolas" w:cs="Times New Roman"/>
+          <w:color w:val="3B3B3B"/>
+          <w:sz w:val="21"/>
+          <w:szCs w:val="21"/>
+        </w:rPr>
+        <w:t>.</w:t>
+      </w:r>
+      <w:r>
+        <w:rPr>
+          <w:rFonts w:ascii="Consolas" w:eastAsia="Times New Roman" w:hAnsi="Consolas" w:cs="Times New Roman"/>
+          <w:color w:val="795E26"/>
+          <w:sz w:val="21"/>
+          <w:szCs w:val="21"/>
+        </w:rPr>
+        <w:t>apply</w:t>
+      </w:r>
+      <w:r>
+        <w:rPr>
+          <w:rFonts w:ascii="Consolas" w:eastAsia="Times New Roman" w:hAnsi="Consolas" w:cs="Times New Roman"/>
+          <w:color w:val="3B3B3B"/>
+          <w:sz w:val="21"/>
+          <w:szCs w:val="21"/>
+        </w:rPr>
+        <w:t>(</w:t>
+      </w:r>
+      <w:proofErr w:type="gramEnd"/>
+      <w:r>
+        <w:rPr>
+          <w:rFonts w:ascii="Consolas" w:eastAsia="Times New Roman" w:hAnsi="Consolas" w:cs="Times New Roman"/>
+          <w:color w:val="267F99"/>
+          <w:sz w:val="21"/>
+          <w:szCs w:val="21"/>
+        </w:rPr>
+        <w:t>CatsMiddleware</w:t>
+      </w:r>
+      <w:r>
+        <w:rPr>
+          <w:rFonts w:ascii="Consolas" w:eastAsia="Times New Roman" w:hAnsi="Consolas" w:cs="Times New Roman"/>
+          <w:color w:val="3B3B3B"/>
+          <w:sz w:val="21"/>
+          <w:szCs w:val="21"/>
+        </w:rPr>
+        <w:t>).</w:t>
+      </w:r>
+      <w:r>
+        <w:rPr>
+          <w:rFonts w:ascii="Consolas" w:eastAsia="Times New Roman" w:hAnsi="Consolas" w:cs="Times New Roman"/>
+          <w:color w:val="795E26"/>
+          <w:sz w:val="21"/>
+          <w:szCs w:val="21"/>
+        </w:rPr>
+        <w:t>forRoutes</w:t>
+      </w:r>
+      <w:r>
+        <w:rPr>
+          <w:rFonts w:ascii="Consolas" w:eastAsia="Times New Roman" w:hAnsi="Consolas" w:cs="Times New Roman"/>
+          <w:color w:val="3B3B3B"/>
+          <w:sz w:val="21"/>
+          <w:szCs w:val="21"/>
+        </w:rPr>
+        <w:t xml:space="preserve">({ </w:t>
+      </w:r>
+      <w:r>
+        <w:rPr>
+          <w:rFonts w:ascii="Consolas" w:eastAsia="Times New Roman" w:hAnsi="Consolas" w:cs="Times New Roman"/>
+          <w:color w:val="001080"/>
+          <w:sz w:val="21"/>
+          <w:szCs w:val="21"/>
+        </w:rPr>
+        <w:t>path:</w:t>
+      </w:r>
+      <w:r>
+        <w:rPr>
+          <w:rFonts w:ascii="Consolas" w:eastAsia="Times New Roman" w:hAnsi="Consolas" w:cs="Times New Roman"/>
+          <w:color w:val="3B3B3B"/>
+          <w:sz w:val="21"/>
+          <w:szCs w:val="21"/>
+        </w:rPr>
+        <w:t xml:space="preserve"> </w:t>
+      </w:r>
+      <w:r>
+        <w:rPr>
+          <w:rFonts w:ascii="Consolas" w:eastAsia="Times New Roman" w:hAnsi="Consolas" w:cs="Times New Roman"/>
+          <w:color w:val="A31515"/>
+          <w:sz w:val="21"/>
+          <w:szCs w:val="21"/>
+        </w:rPr>
+        <w:t>'cats'</w:t>
+      </w:r>
+      <w:r>
+        <w:rPr>
+          <w:rFonts w:ascii="Consolas" w:eastAsia="Times New Roman" w:hAnsi="Consolas" w:cs="Times New Roman"/>
+          <w:color w:val="3B3B3B"/>
+          <w:sz w:val="21"/>
+          <w:szCs w:val="21"/>
+        </w:rPr>
+        <w:t xml:space="preserve">, </w:t>
+      </w:r>
+      <w:r>
+        <w:rPr>
+          <w:rFonts w:ascii="Consolas" w:eastAsia="Times New Roman" w:hAnsi="Consolas" w:cs="Times New Roman"/>
+          <w:color w:val="001080"/>
+          <w:sz w:val="21"/>
+          <w:szCs w:val="21"/>
+        </w:rPr>
+        <w:t>method:</w:t>
+      </w:r>
+      <w:r>
+        <w:rPr>
+          <w:rFonts w:ascii="Consolas" w:eastAsia="Times New Roman" w:hAnsi="Consolas" w:cs="Times New Roman"/>
+          <w:color w:val="3B3B3B"/>
+          <w:sz w:val="21"/>
+          <w:szCs w:val="21"/>
+        </w:rPr>
+        <w:t xml:space="preserve"> </w:t>
+      </w:r>
+      <w:r>
+        <w:rPr>
+          <w:rFonts w:ascii="Consolas" w:eastAsia="Times New Roman" w:hAnsi="Consolas" w:cs="Times New Roman"/>
+          <w:color w:val="267F99"/>
+          <w:sz w:val="21"/>
+          <w:szCs w:val="21"/>
+        </w:rPr>
+        <w:t>RequestMethod</w:t>
+      </w:r>
+      <w:r>
+        <w:rPr>
+          <w:rFonts w:ascii="Consolas" w:eastAsia="Times New Roman" w:hAnsi="Consolas" w:cs="Times New Roman"/>
+          <w:color w:val="3B3B3B"/>
+          <w:sz w:val="21"/>
+          <w:szCs w:val="21"/>
+        </w:rPr>
+        <w:t>.</w:t>
+      </w:r>
+      <w:r>
+        <w:rPr>
+          <w:rFonts w:ascii="Consolas" w:eastAsia="Times New Roman" w:hAnsi="Consolas" w:cs="Times New Roman"/>
+          <w:color w:val="0070C1"/>
+          <w:sz w:val="21"/>
+          <w:szCs w:val="21"/>
+        </w:rPr>
+        <w:t>GET</w:t>
+      </w:r>
+      <w:r>
+        <w:rPr>
+          <w:rFonts w:ascii="Consolas" w:eastAsia="Times New Roman" w:hAnsi="Consolas" w:cs="Times New Roman"/>
+          <w:color w:val="3B3B3B"/>
+          <w:sz w:val="21"/>
+          <w:szCs w:val="21"/>
+        </w:rPr>
+        <w:t xml:space="preserve"> })</w:t>
+      </w:r>
+    </w:p>
+    <w:p>
+      <w:pPr>
+        <w:shd w:val="clear" w:color="auto" w:fill="FFFFFF"/>
+        <w:spacing w:after="0" w:line="285" w:lineRule="atLeast"/>
+        <w:rPr>
+          <w:rFonts w:ascii="Consolas" w:eastAsia="Times New Roman" w:hAnsi="Consolas" w:cs="Times New Roman"/>
+          <w:color w:val="3B3B3B"/>
+          <w:sz w:val="21"/>
+          <w:szCs w:val="21"/>
+        </w:rPr>
+      </w:pPr>
+      <w:r>
+        <w:rPr>
+          <w:rFonts w:ascii="Consolas" w:eastAsia="Times New Roman" w:hAnsi="Consolas" w:cs="Times New Roman"/>
+          <w:color w:val="3B3B3B"/>
+          <w:sz w:val="21"/>
+          <w:szCs w:val="21"/>
+        </w:rPr>
+        <w:t>  }</w:t>
+      </w:r>
+    </w:p>
+    <w:p>
+      <w:pPr>
+        <w:shd w:val="clear" w:color="auto" w:fill="FFFFFF"/>
+        <w:spacing w:after="0" w:line="285" w:lineRule="atLeast"/>
+        <w:rPr>
+          <w:rFonts w:ascii="Consolas" w:eastAsia="Times New Roman" w:hAnsi="Consolas" w:cs="Times New Roman"/>
+          <w:color w:val="3B3B3B"/>
+          <w:sz w:val="21"/>
+          <w:szCs w:val="21"/>
+        </w:rPr>
+      </w:pPr>
+      <w:r>
+        <w:rPr>
+          <w:rFonts w:ascii="Consolas" w:eastAsia="Times New Roman" w:hAnsi="Consolas" w:cs="Times New Roman"/>
+          <w:color w:val="3B3B3B"/>
+          <w:sz w:val="21"/>
+          <w:szCs w:val="21"/>
+        </w:rPr>
+        <w:t>}</w:t>
+      </w:r>
+    </w:p>
+    <w:p>
+      <w:pPr>
+        <w:ind w:left="720" w:firstLine="720"/>
+        <w:rPr>
+          <w:rFonts w:ascii="Sakkal Majalla" w:hAnsi="Sakkal Majalla" w:cs="Sakkal Majalla"/>
+          <w:sz w:val="28"/>
+          <w:szCs w:val="28"/>
+        </w:rPr>
+      </w:pPr>
+      <w:r>
+        <w:rPr>
+          <w:rFonts w:ascii="Sakkal Majalla" w:hAnsi="Sakkal Majalla" w:cs="Sakkal Majalla"/>
+          <w:sz w:val="28"/>
+          <w:szCs w:val="28"/>
+        </w:rPr>
+        <w:t>------------------------------------------------------------------------------------</w:t>
+      </w:r>
+    </w:p>
+    <w:p>
+      <w:pPr>
+        <w:rPr>
+          <w:rStyle w:val="Strong"/>
+          <w:rFonts w:ascii="Sakkal Majalla" w:hAnsi="Sakkal Majalla" w:cs="Sakkal Majalla"/>
+          <w:caps/>
+          <w:color w:val="0894E2"/>
+          <w:sz w:val="28"/>
+          <w:szCs w:val="28"/>
+        </w:rPr>
+      </w:pPr>
+      <w:r>
+        <w:rPr>
+          <w:rStyle w:val="Strong"/>
+          <w:rFonts w:ascii="Sakkal Majalla" w:hAnsi="Sakkal Majalla" w:cs="Sakkal Majalla"/>
+          <w:caps/>
+          <w:color w:val="0894E2"/>
+          <w:sz w:val="28"/>
+          <w:szCs w:val="28"/>
+        </w:rPr>
+        <w:t>Hint</w:t>
+      </w:r>
+    </w:p>
+    <w:p>
+      <w:pPr>
+        <w:rPr>
+          <w:rFonts w:ascii="Sakkal Majalla" w:hAnsi="Sakkal Majalla" w:cs="Sakkal Majalla"/>
+          <w:color w:val="404040"/>
+          <w:sz w:val="28"/>
+          <w:szCs w:val="28"/>
+        </w:rPr>
+      </w:pPr>
+      <w:r>
+        <w:rPr>
+          <w:rFonts w:ascii="Sakkal Majalla" w:hAnsi="Sakkal Majalla" w:cs="Sakkal Majalla"/>
+          <w:color w:val="404040"/>
+          <w:sz w:val="28"/>
+          <w:szCs w:val="28"/>
+        </w:rPr>
+        <w:t>The </w:t>
+      </w:r>
+      <w:proofErr w:type="gramStart"/>
+      <w:r>
+        <w:rPr>
+          <w:rStyle w:val="HTMLCode"/>
+          <w:rFonts w:ascii="Sakkal Majalla" w:eastAsiaTheme="minorHAnsi" w:hAnsi="Sakkal Majalla" w:cs="Sakkal Majalla"/>
+          <w:color w:val="2876D2"/>
+          <w:sz w:val="28"/>
+          <w:szCs w:val="28"/>
+        </w:rPr>
+        <w:t>configure(</w:t>
+      </w:r>
+      <w:proofErr w:type="gramEnd"/>
+      <w:r>
+        <w:rPr>
+          <w:rStyle w:val="HTMLCode"/>
+          <w:rFonts w:ascii="Sakkal Majalla" w:eastAsiaTheme="minorHAnsi" w:hAnsi="Sakkal Majalla" w:cs="Sakkal Majalla"/>
+          <w:color w:val="2876D2"/>
+          <w:sz w:val="28"/>
+          <w:szCs w:val="28"/>
+        </w:rPr>
+        <w:t>)</w:t>
+      </w:r>
+      <w:r>
+        <w:rPr>
+          <w:rFonts w:ascii="Sakkal Majalla" w:hAnsi="Sakkal Majalla" w:cs="Sakkal Majalla"/>
+          <w:color w:val="404040"/>
+          <w:sz w:val="28"/>
+          <w:szCs w:val="28"/>
+        </w:rPr>
+        <w:t> method can be made asynchronous using </w:t>
+      </w:r>
+      <w:r>
+        <w:rPr>
+          <w:rStyle w:val="HTMLCode"/>
+          <w:rFonts w:ascii="Sakkal Majalla" w:eastAsiaTheme="minorHAnsi" w:hAnsi="Sakkal Majalla" w:cs="Sakkal Majalla"/>
+          <w:color w:val="2876D2"/>
+          <w:sz w:val="28"/>
+          <w:szCs w:val="28"/>
+        </w:rPr>
+        <w:t>async/await</w:t>
+      </w:r>
+      <w:r>
+        <w:rPr>
+          <w:rFonts w:ascii="Sakkal Majalla" w:hAnsi="Sakkal Majalla" w:cs="Sakkal Majalla"/>
+          <w:color w:val="404040"/>
+          <w:sz w:val="28"/>
+          <w:szCs w:val="28"/>
+        </w:rPr>
+        <w:t> (e.g., you can </w:t>
+      </w:r>
+      <w:r>
+        <w:rPr>
+          <w:rStyle w:val="HTMLCode"/>
+          <w:rFonts w:ascii="Sakkal Majalla" w:eastAsiaTheme="minorHAnsi" w:hAnsi="Sakkal Majalla" w:cs="Sakkal Majalla"/>
+          <w:color w:val="2876D2"/>
+          <w:sz w:val="28"/>
+          <w:szCs w:val="28"/>
+        </w:rPr>
+        <w:t>await</w:t>
+      </w:r>
+      <w:r>
+        <w:rPr>
+          <w:rFonts w:ascii="Sakkal Majalla" w:hAnsi="Sakkal Majalla" w:cs="Sakkal Majalla"/>
+          <w:color w:val="404040"/>
+          <w:sz w:val="28"/>
+          <w:szCs w:val="28"/>
+        </w:rPr>
+        <w:t> completion of an asynchronous operation inside the </w:t>
+      </w:r>
+      <w:r>
+        <w:rPr>
+          <w:rStyle w:val="HTMLCode"/>
+          <w:rFonts w:ascii="Sakkal Majalla" w:eastAsiaTheme="minorHAnsi" w:hAnsi="Sakkal Majalla" w:cs="Sakkal Majalla"/>
+          <w:color w:val="2876D2"/>
+          <w:sz w:val="28"/>
+          <w:szCs w:val="28"/>
+        </w:rPr>
+        <w:t>configure()</w:t>
+      </w:r>
+      <w:r>
+        <w:rPr>
+          <w:rFonts w:ascii="Sakkal Majalla" w:hAnsi="Sakkal Majalla" w:cs="Sakkal Majalla"/>
+          <w:color w:val="404040"/>
+          <w:sz w:val="28"/>
+          <w:szCs w:val="28"/>
+        </w:rPr>
+        <w:t> method body).</w:t>
+      </w:r>
+    </w:p>
+    <w:p>
+      <w:pPr>
+        <w:ind w:left="720" w:firstLine="720"/>
+        <w:rPr>
+          <w:rFonts w:ascii="Sakkal Majalla" w:hAnsi="Sakkal Majalla" w:cs="Sakkal Majalla"/>
+          <w:sz w:val="28"/>
+          <w:szCs w:val="28"/>
+        </w:rPr>
+      </w:pPr>
+      <w:r>
+        <w:rPr>
+          <w:rFonts w:ascii="Sakkal Majalla" w:hAnsi="Sakkal Majalla" w:cs="Sakkal Majalla"/>
+          <w:sz w:val="28"/>
+          <w:szCs w:val="28"/>
+        </w:rPr>
+        <w:t>********************************************************</w:t>
+      </w:r>
+    </w:p>
+    <w:p>
+      <w:pPr>
+        <w:rPr>
+          <w:rFonts w:ascii="Sakkal Majalla" w:hAnsi="Sakkal Majalla" w:cs="Sakkal Majalla"/>
+          <w:sz w:val="28"/>
+          <w:szCs w:val="28"/>
+        </w:rPr>
+      </w:pPr>
+      <w:proofErr w:type="gramStart"/>
+      <w:r>
+        <w:rPr>
+          <w:rFonts w:ascii="Sakkal Majalla" w:hAnsi="Sakkal Majalla" w:cs="Sakkal Majalla"/>
+          <w:color w:val="C00000"/>
+          <w:sz w:val="28"/>
+          <w:szCs w:val="28"/>
+        </w:rPr>
+        <w:t>abcd</w:t>
+      </w:r>
+      <w:proofErr w:type="gramEnd"/>
+      <w:r>
+        <w:rPr>
+          <w:rFonts w:ascii="Sakkal Majalla" w:hAnsi="Sakkal Majalla" w:cs="Sakkal Majalla"/>
+          <w:sz w:val="28"/>
+          <w:szCs w:val="28"/>
+        </w:rPr>
+        <w:t>/ with no additional characters will not match the route. For this, you need to wrap the wildcard in braces to make it optional</w:t>
+      </w:r>
+    </w:p>
+    <w:p>
+      <w:pPr>
+        <w:rPr>
+          <w:rFonts w:ascii="Sakkal Majalla" w:hAnsi="Sakkal Majalla" w:cs="Sakkal Majalla"/>
+          <w:sz w:val="28"/>
+          <w:szCs w:val="28"/>
+        </w:rPr>
+      </w:pPr>
+      <w:r>
+        <w:rPr>
+          <w:noProof/>
+        </w:rPr>
+        <w:drawing>
+          <wp:inline distT="0" distB="0" distL="0" distR="0" wp14:anchorId="41F82BB8" wp14:editId="2AE4F88F">
+            <wp:extent cx="5943600" cy="1340485"/>
+            <wp:effectExtent l="0" t="0" r="0" b="0"/>
+            <wp:docPr id="18" name="Picture 18"/>
+            <wp:cNvGraphicFramePr>
+              <a:graphicFrameLocks xmlns:a="http://schemas.openxmlformats.org/drawingml/2006/main" noChangeAspect="1"/>
+            </wp:cNvGraphicFramePr>
+            <a:graphic xmlns:a="http://schemas.openxmlformats.org/drawingml/2006/main">
+              <a:graphicData uri="http://schemas.openxmlformats.org/drawingml/2006/picture">
+                <pic:pic xmlns:pic="http://schemas.openxmlformats.org/drawingml/2006/picture">
+                  <pic:nvPicPr>
+                    <pic:cNvPr id="1" name=""/>
+                    <pic:cNvPicPr/>
+                  </pic:nvPicPr>
+                  <pic:blipFill>
+                    <a:blip r:embed="rId21"/>
+                    <a:stretch>
+                      <a:fillRect/>
+                    </a:stretch>
+                  </pic:blipFill>
+                  <pic:spPr>
+                    <a:xfrm>
+                      <a:off x="0" y="0"/>
+                      <a:ext cx="5943600" cy="1340485"/>
                     </a:xfrm>
                     <a:prstGeom prst="rect">
                       <a:avLst/>
@@ -1144,7 +5701,7 @@
   <w:style w:type="paragraph" w:default="1" w:styleId="Normal">
     <w:name w:val="Normal"/>
     <w:qFormat/>
-    <w:rsid w:val="007B3A6C"/>
+    <w:rsid w:val="001F4B97"/>
   </w:style>
   <w:style w:type="character" w:default="1" w:styleId="DefaultParagraphFont">
     <w:name w:val="Default Paragraph Font"/>
@@ -1171,6 +5728,30 @@
     <w:uiPriority w:val="99"/>
     <w:semiHidden/>
     <w:unhideWhenUsed/>
+  </w:style>
+  <w:style w:type="character" w:styleId="Strong">
+    <w:name w:val="Strong"/>
+    <w:basedOn w:val="DefaultParagraphFont"/>
+    <w:uiPriority w:val="22"/>
+    <w:qFormat/>
+    <w:rsid w:val="00A60B51"/>
+    <w:rPr>
+      <w:b/>
+      <w:bCs/>
+    </w:rPr>
+  </w:style>
+  <w:style w:type="character" w:styleId="HTMLCode">
+    <w:name w:val="HTML Code"/>
+    <w:basedOn w:val="DefaultParagraphFont"/>
+    <w:uiPriority w:val="99"/>
+    <w:semiHidden/>
+    <w:unhideWhenUsed/>
+    <w:rsid w:val="00A60B51"/>
+    <w:rPr>
+      <w:rFonts w:ascii="Courier New" w:eastAsia="Times New Roman" w:hAnsi="Courier New" w:cs="Courier New"/>
+      <w:sz w:val="20"/>
+      <w:szCs w:val="20"/>
+    </w:rPr>
   </w:style>
 </w:styles>
 </file>
